--- a/src/Layers/W1/BaseApp/Sales/Reports/SalespersonSalesStatistics.docx
+++ b/src/Layers/W1/BaseApp/Sales/Reports/SalespersonSalesStatistics.docx
@@ -217,12 +217,12 @@
                 <w:szCs w:val="16"/>
               </w:rPr>
               <w:alias w:val="#Nav: /Labels/CodeLabel"/>
-              <w:tag w:val="#Nav: FS_YSD_SalespersonSalesStats/50001"/>
+              <w:tag w:val="#Nav: Salesperson_Sales_Statistics/114"/>
               <w:id w:val="21214764"/>
               <w:placeholder>
                 <w:docPart w:val="73C64457110F4A2886AD907E3894A421"/>
               </w:placeholder>
-              <w:dataBinding w:prefixMappings="xmlns:ns0='urn:microsoft-dynamics-nav/reports/FS_YSD_SalespersonSalesStats/50001/'" w:xpath="/ns0:NavWordReportXmlPart[1]/ns0:Labels[1]/ns0:CodeLabel[1]" w:storeItemID="{DC0F6E54-6782-449C-8410-7CCCE98A932D}"/>
+              <w:dataBinding w:prefixMappings="xmlns:ns0='urn:microsoft-dynamics-nav/reports/Salesperson_Sales_Statistics/114/'" w:xpath="/ns0:NavWordReportXmlPart[1]/ns0:Labels[1]/ns0:CodeLabel[1]" w:storeItemID="{DC0F6E54-6782-449C-8410-7CCCE98A932D}"/>
               <w:text/>
             </w:sdtPr>
             <w:sdtContent>
@@ -261,12 +261,12 @@
               <w:szCs w:val="16"/>
             </w:rPr>
             <w:alias w:val="#Nav: /Labels/SalesLCYLabel"/>
-            <w:tag w:val="#Nav: FS_YSD_SalespersonSalesStats/50001"/>
+            <w:tag w:val="#Nav: Salesperson_Sales_Statistics/114"/>
             <w:id w:val="475037235"/>
             <w:placeholder>
               <w:docPart w:val="73C64457110F4A2886AD907E3894A421"/>
             </w:placeholder>
-            <w:dataBinding w:prefixMappings="xmlns:ns0='urn:microsoft-dynamics-nav/reports/FS_YSD_SalespersonSalesStats/50001/'" w:xpath="/ns0:NavWordReportXmlPart[1]/ns0:Labels[1]/ns0:SalesLCYLabel[1]" w:storeItemID="{DC0F6E54-6782-449C-8410-7CCCE98A932D}"/>
+            <w:dataBinding w:prefixMappings="xmlns:ns0='urn:microsoft-dynamics-nav/reports/Salesperson_Sales_Statistics/114/'" w:xpath="/ns0:NavWordReportXmlPart[1]/ns0:Labels[1]/ns0:SalesLCYLabel[1]" w:storeItemID="{DC0F6E54-6782-449C-8410-7CCCE98A932D}"/>
             <w:text/>
           </w:sdtPr>
           <w:sdtContent>
@@ -312,12 +312,12 @@
               <w:szCs w:val="16"/>
             </w:rPr>
             <w:alias w:val="#Nav: /Labels/ProfitLCYLabel"/>
-            <w:tag w:val="#Nav: FS_YSD_SalespersonSalesStats/50001"/>
+            <w:tag w:val="#Nav: Salesperson_Sales_Statistics/114"/>
             <w:id w:val="-1424720770"/>
             <w:placeholder>
               <w:docPart w:val="73C64457110F4A2886AD907E3894A421"/>
             </w:placeholder>
-            <w:dataBinding w:prefixMappings="xmlns:ns0='urn:microsoft-dynamics-nav/reports/FS_YSD_SalespersonSalesStats/50001/'" w:xpath="/ns0:NavWordReportXmlPart[1]/ns0:Labels[1]/ns0:ProfitLCYLabel[1]" w:storeItemID="{DC0F6E54-6782-449C-8410-7CCCE98A932D}"/>
+            <w:dataBinding w:prefixMappings="xmlns:ns0='urn:microsoft-dynamics-nav/reports/Salesperson_Sales_Statistics/114/'" w:xpath="/ns0:NavWordReportXmlPart[1]/ns0:Labels[1]/ns0:ProfitLCYLabel[1]" w:storeItemID="{DC0F6E54-6782-449C-8410-7CCCE98A932D}"/>
             <w:text/>
           </w:sdtPr>
           <w:sdtContent>
@@ -365,12 +365,12 @@
               <w:szCs w:val="16"/>
             </w:rPr>
             <w:alias w:val="#Nav: /Labels/AdjProfitLCYLabel"/>
-            <w:tag w:val="#Nav: FS_YSD_SalespersonSalesStats/50001"/>
+            <w:tag w:val="#Nav: Salesperson_Sales_Statistics/114"/>
             <w:id w:val="-1963325540"/>
             <w:placeholder>
               <w:docPart w:val="73C64457110F4A2886AD907E3894A421"/>
             </w:placeholder>
-            <w:dataBinding w:prefixMappings="xmlns:ns0='urn:microsoft-dynamics-nav/reports/FS_YSD_SalespersonSalesStats/50001/'" w:xpath="/ns0:NavWordReportXmlPart[1]/ns0:Labels[1]/ns0:AdjProfitLCYLabel[1]" w:storeItemID="{DC0F6E54-6782-449C-8410-7CCCE98A932D}"/>
+            <w:dataBinding w:prefixMappings="xmlns:ns0='urn:microsoft-dynamics-nav/reports/Salesperson_Sales_Statistics/114/'" w:xpath="/ns0:NavWordReportXmlPart[1]/ns0:Labels[1]/ns0:AdjProfitLCYLabel[1]" w:storeItemID="{DC0F6E54-6782-449C-8410-7CCCE98A932D}"/>
             <w:text/>
           </w:sdtPr>
           <w:sdtContent>
@@ -418,12 +418,12 @@
               <w:szCs w:val="16"/>
             </w:rPr>
             <w:alias w:val="#Nav: /Labels/ProfitPctLabel"/>
-            <w:tag w:val="#Nav: FS_YSD_SalespersonSalesStats/50001"/>
+            <w:tag w:val="#Nav: Salesperson_Sales_Statistics/114"/>
             <w:id w:val="-1776164212"/>
             <w:placeholder>
               <w:docPart w:val="73C64457110F4A2886AD907E3894A421"/>
             </w:placeholder>
-            <w:dataBinding w:prefixMappings="xmlns:ns0='urn:microsoft-dynamics-nav/reports/FS_YSD_SalespersonSalesStats/50001/'" w:xpath="/ns0:NavWordReportXmlPart[1]/ns0:Labels[1]/ns0:ProfitPctLabel[1]" w:storeItemID="{DC0F6E54-6782-449C-8410-7CCCE98A932D}"/>
+            <w:dataBinding w:prefixMappings="xmlns:ns0='urn:microsoft-dynamics-nav/reports/Salesperson_Sales_Statistics/114/'" w:xpath="/ns0:NavWordReportXmlPart[1]/ns0:Labels[1]/ns0:ProfitPctLabel[1]" w:storeItemID="{DC0F6E54-6782-449C-8410-7CCCE98A932D}"/>
             <w:text/>
           </w:sdtPr>
           <w:sdtContent>
@@ -471,12 +471,12 @@
               <w:szCs w:val="16"/>
             </w:rPr>
             <w:alias w:val="#Nav: /Labels/AdjProfitPctLabel"/>
-            <w:tag w:val="#Nav: FS_YSD_SalespersonSalesStats/50001"/>
+            <w:tag w:val="#Nav: Salesperson_Sales_Statistics/114"/>
             <w:id w:val="-563105769"/>
             <w:placeholder>
               <w:docPart w:val="73C64457110F4A2886AD907E3894A421"/>
             </w:placeholder>
-            <w:dataBinding w:prefixMappings="xmlns:ns0='urn:microsoft-dynamics-nav/reports/FS_YSD_SalespersonSalesStats/50001/'" w:xpath="/ns0:NavWordReportXmlPart[1]/ns0:Labels[1]/ns0:AdjProfitPctLabel[1]" w:storeItemID="{DC0F6E54-6782-449C-8410-7CCCE98A932D}"/>
+            <w:dataBinding w:prefixMappings="xmlns:ns0='urn:microsoft-dynamics-nav/reports/Salesperson_Sales_Statistics/114/'" w:xpath="/ns0:NavWordReportXmlPart[1]/ns0:Labels[1]/ns0:AdjProfitPctLabel[1]" w:storeItemID="{DC0F6E54-6782-449C-8410-7CCCE98A932D}"/>
             <w:text/>
           </w:sdtPr>
           <w:sdtContent>
@@ -524,12 +524,12 @@
               <w:szCs w:val="16"/>
             </w:rPr>
             <w:alias w:val="#Nav: /Labels/InvDiscAmountLabel"/>
-            <w:tag w:val="#Nav: FS_YSD_SalespersonSalesStats/50001"/>
+            <w:tag w:val="#Nav: Salesperson_Sales_Statistics/114"/>
             <w:id w:val="-485242965"/>
             <w:placeholder>
               <w:docPart w:val="73C64457110F4A2886AD907E3894A421"/>
             </w:placeholder>
-            <w:dataBinding w:prefixMappings="xmlns:ns0='urn:microsoft-dynamics-nav/reports/FS_YSD_SalespersonSalesStats/50001/'" w:xpath="/ns0:NavWordReportXmlPart[1]/ns0:Labels[1]/ns0:InvDiscAmountLabel[1]" w:storeItemID="{DC0F6E54-6782-449C-8410-7CCCE98A932D}"/>
+            <w:dataBinding w:prefixMappings="xmlns:ns0='urn:microsoft-dynamics-nav/reports/Salesperson_Sales_Statistics/114/'" w:xpath="/ns0:NavWordReportXmlPart[1]/ns0:Labels[1]/ns0:InvDiscAmountLabel[1]" w:storeItemID="{DC0F6E54-6782-449C-8410-7CCCE98A932D}"/>
             <w:text/>
           </w:sdtPr>
           <w:sdtContent>
@@ -577,12 +577,12 @@
               <w:szCs w:val="16"/>
             </w:rPr>
             <w:alias w:val="#Nav: /Labels/PmtDiscGivenLabel"/>
-            <w:tag w:val="#Nav: FS_YSD_SalespersonSalesStats/50001"/>
+            <w:tag w:val="#Nav: Salesperson_Sales_Statistics/114"/>
             <w:id w:val="1438253992"/>
             <w:placeholder>
               <w:docPart w:val="73C64457110F4A2886AD907E3894A421"/>
             </w:placeholder>
-            <w:dataBinding w:prefixMappings="xmlns:ns0='urn:microsoft-dynamics-nav/reports/FS_YSD_SalespersonSalesStats/50001/'" w:xpath="/ns0:NavWordReportXmlPart[1]/ns0:Labels[1]/ns0:PmtDiscGivenLabel[1]" w:storeItemID="{DC0F6E54-6782-449C-8410-7CCCE98A932D}"/>
+            <w:dataBinding w:prefixMappings="xmlns:ns0='urn:microsoft-dynamics-nav/reports/Salesperson_Sales_Statistics/114/'" w:xpath="/ns0:NavWordReportXmlPart[1]/ns0:Labels[1]/ns0:PmtDiscGivenLabel[1]" w:storeItemID="{DC0F6E54-6782-449C-8410-7CCCE98A932D}"/>
             <w:text/>
           </w:sdtPr>
           <w:sdtContent>
@@ -630,12 +630,12 @@
               <w:szCs w:val="16"/>
             </w:rPr>
             <w:alias w:val="#Nav: /Labels/PmtToleranceLabel"/>
-            <w:tag w:val="#Nav: FS_YSD_SalespersonSalesStats/50001"/>
+            <w:tag w:val="#Nav: Salesperson_Sales_Statistics/114"/>
             <w:id w:val="-1778171101"/>
             <w:placeholder>
               <w:docPart w:val="DefaultPlaceholder_-1854013440"/>
             </w:placeholder>
-            <w:dataBinding w:prefixMappings="xmlns:ns0='urn:microsoft-dynamics-nav/reports/FS_YSD_SalespersonSalesStats/50001/'" w:xpath="/ns0:NavWordReportXmlPart[1]/ns0:Labels[1]/ns0:PmtToleranceLabel[1]" w:storeItemID="{DC0F6E54-6782-449C-8410-7CCCE98A932D}"/>
+            <w:dataBinding w:prefixMappings="xmlns:ns0='urn:microsoft-dynamics-nav/reports/Salesperson_Sales_Statistics/114/'" w:xpath="/ns0:NavWordReportXmlPart[1]/ns0:Labels[1]/ns0:PmtToleranceLabel[1]" w:storeItemID="{DC0F6E54-6782-449C-8410-7CCCE98A932D}"/>
             <w:text/>
           </w:sdtPr>
           <w:sdtContent>
@@ -863,9 +863,9 @@
             <w:szCs w:val="16"/>
           </w:rPr>
           <w:alias w:val="#Nav: /Salesperson_Purchaser"/>
-          <w:tag w:val="#Nav: FS_YSD_SalespersonSalesStats/50001"/>
+          <w:tag w:val="#Nav: Salesperson_Sales_Statistics/114"/>
           <w:id w:val="333958298"/>
-          <w15:dataBinding w:prefixMappings="xmlns:ns0='urn:microsoft-dynamics-nav/reports/FS_YSD_SalespersonSalesStats/50001/' " w:xpath="/ns0:NavWordReportXmlPart[1]/ns0:Salesperson_Purchaser" w:storeItemID="{DC0F6E54-6782-449C-8410-7CCCE98A932D}"/>
+          <w15:dataBinding w:prefixMappings="xmlns:ns0='urn:microsoft-dynamics-nav/reports/Salesperson_Sales_Statistics/114/'" w:xpath="/ns0:NavWordReportXmlPart[1]/ns0:Salesperson_Purchaser" w:storeItemID="{DC0F6E54-6782-449C-8410-7CCCE98A932D}"/>
           <w15:repeatingSection/>
         </w:sdtPr>
         <w:sdtContent>
@@ -904,12 +904,12 @@
                         <w:szCs w:val="16"/>
                       </w:rPr>
                       <w:alias w:val="#Nav: /Salesperson_Purchaser/Salesperson_Purchaser_Code"/>
-                      <w:tag w:val="#Nav: FS_YSD_SalespersonSalesStats/50001"/>
+                      <w:tag w:val="#Nav: Salesperson_Sales_Statistics/114"/>
                       <w:id w:val="1250155300"/>
                       <w:placeholder>
                         <w:docPart w:val="73C64457110F4A2886AD907E3894A421"/>
                       </w:placeholder>
-                      <w:dataBinding w:prefixMappings="xmlns:ns0='urn:microsoft-dynamics-nav/reports/FS_YSD_SalespersonSalesStats/50001/'" w:xpath="/ns0:NavWordReportXmlPart[1]/ns0:Salesperson_Purchaser[1]/ns0:Salesperson_Purchaser_Code[1]" w:storeItemID="{DC0F6E54-6782-449C-8410-7CCCE98A932D}"/>
+                      <w:dataBinding w:prefixMappings="xmlns:ns0='urn:microsoft-dynamics-nav/reports/Salesperson_Sales_Statistics/114/'" w:xpath="/ns0:NavWordReportXmlPart[1]/ns0:Salesperson_Purchaser[1]/ns0:Salesperson_Purchaser_Code[1]" w:storeItemID="{DC0F6E54-6782-449C-8410-7CCCE98A932D}"/>
                       <w:text/>
                     </w:sdtPr>
                     <w:sdtContent>
@@ -950,12 +950,12 @@
                         <w:szCs w:val="16"/>
                       </w:rPr>
                       <w:alias w:val="#Nav: /Salesperson_Purchaser/Cust__Ledger_Entry___Sales__LCY__"/>
-                      <w:tag w:val="#Nav: FS_YSD_SalespersonSalesStats/50001"/>
+                      <w:tag w:val="#Nav: Salesperson_Sales_Statistics/114"/>
                       <w:id w:val="-1334143397"/>
                       <w:placeholder>
                         <w:docPart w:val="73C64457110F4A2886AD907E3894A421"/>
                       </w:placeholder>
-                      <w:dataBinding w:prefixMappings="xmlns:ns0='urn:microsoft-dynamics-nav/reports/FS_YSD_SalespersonSalesStats/50001/'" w:xpath="/ns0:NavWordReportXmlPart[1]/ns0:Salesperson_Purchaser[1]/ns0:Cust__Ledger_Entry___Sales__LCY__[1]" w:storeItemID="{DC0F6E54-6782-449C-8410-7CCCE98A932D}"/>
+                      <w:dataBinding w:prefixMappings="xmlns:ns0='urn:microsoft-dynamics-nav/reports/Salesperson_Sales_Statistics/114/'" w:xpath="/ns0:NavWordReportXmlPart[1]/ns0:Salesperson_Purchaser[1]/ns0:Cust__Ledger_Entry___Sales__LCY__[1]" w:storeItemID="{DC0F6E54-6782-449C-8410-7CCCE98A932D}"/>
                       <w:text/>
                     </w:sdtPr>
                     <w:sdtContent>
@@ -998,12 +998,12 @@
                       <w:szCs w:val="16"/>
                     </w:rPr>
                     <w:alias w:val="#Nav: /Salesperson_Purchaser/Cust__Ledger_Entry___Profit__LCY__"/>
-                    <w:tag w:val="#Nav: FS_YSD_SalespersonSalesStats/50001"/>
+                    <w:tag w:val="#Nav: Salesperson_Sales_Statistics/114"/>
                     <w:id w:val="-455104928"/>
                     <w:placeholder>
                       <w:docPart w:val="DefaultPlaceholder_-1854013440"/>
                     </w:placeholder>
-                    <w:dataBinding w:prefixMappings="xmlns:ns0='urn:microsoft-dynamics-nav/reports/FS_YSD_SalespersonSalesStats/50001/'" w:xpath="/ns0:NavWordReportXmlPart[1]/ns0:Salesperson_Purchaser[1]/ns0:Cust__Ledger_Entry___Profit__LCY__[1]" w:storeItemID="{DC0F6E54-6782-449C-8410-7CCCE98A932D}"/>
+                    <w:dataBinding w:prefixMappings="xmlns:ns0='urn:microsoft-dynamics-nav/reports/Salesperson_Sales_Statistics/114/'" w:xpath="/ns0:NavWordReportXmlPart[1]/ns0:Salesperson_Purchaser[1]/ns0:Cust__Ledger_Entry___Profit__LCY__[1]" w:storeItemID="{DC0F6E54-6782-449C-8410-7CCCE98A932D}"/>
                     <w:text/>
                   </w:sdtPr>
                   <w:sdtContent>
@@ -1052,12 +1052,12 @@
                       <w:szCs w:val="16"/>
                     </w:rPr>
                     <w:alias w:val="#Nav: /Salesperson_Purchaser/AdjProfit"/>
-                    <w:tag w:val="#Nav: FS_YSD_SalespersonSalesStats/50001"/>
+                    <w:tag w:val="#Nav: Salesperson_Sales_Statistics/114"/>
                     <w:id w:val="1127044901"/>
                     <w:placeholder>
                       <w:docPart w:val="DefaultPlaceholder_-1854013440"/>
                     </w:placeholder>
-                    <w:dataBinding w:prefixMappings="xmlns:ns0='urn:microsoft-dynamics-nav/reports/FS_YSD_SalespersonSalesStats/50001/'" w:xpath="/ns0:NavWordReportXmlPart[1]/ns0:Salesperson_Purchaser[1]/ns0:AdjProfit[1]" w:storeItemID="{DC0F6E54-6782-449C-8410-7CCCE98A932D}"/>
+                    <w:dataBinding w:prefixMappings="xmlns:ns0='urn:microsoft-dynamics-nav/reports/Salesperson_Sales_Statistics/114/'" w:xpath="/ns0:NavWordReportXmlPart[1]/ns0:Salesperson_Purchaser[1]/ns0:AdjProfit[1]" w:storeItemID="{DC0F6E54-6782-449C-8410-7CCCE98A932D}"/>
                     <w:text/>
                   </w:sdtPr>
                   <w:sdtContent>
@@ -1098,12 +1098,12 @@
                       <w:szCs w:val="16"/>
                     </w:rPr>
                     <w:alias w:val="#Nav: /Salesperson_Purchaser/ProfitPercent"/>
-                    <w:tag w:val="#Nav: FS_YSD_SalespersonSalesStats/50001"/>
+                    <w:tag w:val="#Nav: Salesperson_Sales_Statistics/114"/>
                     <w:id w:val="850997884"/>
                     <w:placeholder>
                       <w:docPart w:val="DefaultPlaceholder_-1854013440"/>
                     </w:placeholder>
-                    <w:dataBinding w:prefixMappings="xmlns:ns0='urn:microsoft-dynamics-nav/reports/FS_YSD_SalespersonSalesStats/50001/'" w:xpath="/ns0:NavWordReportXmlPart[1]/ns0:Salesperson_Purchaser[1]/ns0:ProfitPercent[1]" w:storeItemID="{DC0F6E54-6782-449C-8410-7CCCE98A932D}"/>
+                    <w:dataBinding w:prefixMappings="xmlns:ns0='urn:microsoft-dynamics-nav/reports/Salesperson_Sales_Statistics/114/'" w:xpath="/ns0:NavWordReportXmlPart[1]/ns0:Salesperson_Purchaser[1]/ns0:ProfitPercent[1]" w:storeItemID="{DC0F6E54-6782-449C-8410-7CCCE98A932D}"/>
                     <w:text/>
                   </w:sdtPr>
                   <w:sdtContent>
@@ -1144,12 +1144,12 @@
                       <w:szCs w:val="16"/>
                     </w:rPr>
                     <w:alias w:val="#Nav: /Salesperson_Purchaser/AdjProfitPercent"/>
-                    <w:tag w:val="#Nav: FS_YSD_SalespersonSalesStats/50001"/>
+                    <w:tag w:val="#Nav: Salesperson_Sales_Statistics/114"/>
                     <w:id w:val="39719717"/>
                     <w:placeholder>
                       <w:docPart w:val="DefaultPlaceholder_-1854013440"/>
                     </w:placeholder>
-                    <w:dataBinding w:prefixMappings="xmlns:ns0='urn:microsoft-dynamics-nav/reports/FS_YSD_SalespersonSalesStats/50001/'" w:xpath="/ns0:NavWordReportXmlPart[1]/ns0:Salesperson_Purchaser[1]/ns0:AdjProfitPercent[1]" w:storeItemID="{DC0F6E54-6782-449C-8410-7CCCE98A932D}"/>
+                    <w:dataBinding w:prefixMappings="xmlns:ns0='urn:microsoft-dynamics-nav/reports/Salesperson_Sales_Statistics/114/'" w:xpath="/ns0:NavWordReportXmlPart[1]/ns0:Salesperson_Purchaser[1]/ns0:AdjProfitPercent[1]" w:storeItemID="{DC0F6E54-6782-449C-8410-7CCCE98A932D}"/>
                     <w:text/>
                   </w:sdtPr>
                   <w:sdtContent>
@@ -1190,12 +1190,12 @@
                       <w:szCs w:val="16"/>
                     </w:rPr>
                     <w:alias w:val="#Nav: /Salesperson_Purchaser/Cust__Ledger_Entry___Inv__Discount__LCY__"/>
-                    <w:tag w:val="#Nav: FS_YSD_SalespersonSalesStats/50001"/>
+                    <w:tag w:val="#Nav: Salesperson_Sales_Statistics/114"/>
                     <w:id w:val="-1719195237"/>
                     <w:placeholder>
                       <w:docPart w:val="DefaultPlaceholder_-1854013440"/>
                     </w:placeholder>
-                    <w:dataBinding w:prefixMappings="xmlns:ns0='urn:microsoft-dynamics-nav/reports/FS_YSD_SalespersonSalesStats/50001/'" w:xpath="/ns0:NavWordReportXmlPart[1]/ns0:Salesperson_Purchaser[1]/ns0:Cust__Ledger_Entry___Inv__Discount__LCY__[1]" w:storeItemID="{DC0F6E54-6782-449C-8410-7CCCE98A932D}"/>
+                    <w:dataBinding w:prefixMappings="xmlns:ns0='urn:microsoft-dynamics-nav/reports/Salesperson_Sales_Statistics/114/'" w:xpath="/ns0:NavWordReportXmlPart[1]/ns0:Salesperson_Purchaser[1]/ns0:Cust__Ledger_Entry___Inv__Discount__LCY__[1]" w:storeItemID="{DC0F6E54-6782-449C-8410-7CCCE98A932D}"/>
                     <w:text/>
                   </w:sdtPr>
                   <w:sdtContent>
@@ -1244,12 +1244,12 @@
                       <w:szCs w:val="16"/>
                     </w:rPr>
                     <w:alias w:val="#Nav: /Salesperson_Purchaser/Cust__Ledger_Entry___Pmt__Disc__Given__LCY__"/>
-                    <w:tag w:val="#Nav: FS_YSD_SalespersonSalesStats/50001"/>
+                    <w:tag w:val="#Nav: Salesperson_Sales_Statistics/114"/>
                     <w:id w:val="1162584708"/>
                     <w:placeholder>
                       <w:docPart w:val="DefaultPlaceholder_-1854013440"/>
                     </w:placeholder>
-                    <w:dataBinding w:prefixMappings="xmlns:ns0='urn:microsoft-dynamics-nav/reports/FS_YSD_SalespersonSalesStats/50001/'" w:xpath="/ns0:NavWordReportXmlPart[1]/ns0:Salesperson_Purchaser[1]/ns0:Cust__Ledger_Entry___Pmt__Disc__Given__LCY__[1]" w:storeItemID="{DC0F6E54-6782-449C-8410-7CCCE98A932D}"/>
+                    <w:dataBinding w:prefixMappings="xmlns:ns0='urn:microsoft-dynamics-nav/reports/Salesperson_Sales_Statistics/114/'" w:xpath="/ns0:NavWordReportXmlPart[1]/ns0:Salesperson_Purchaser[1]/ns0:Cust__Ledger_Entry___Pmt__Disc__Given__LCY__[1]" w:storeItemID="{DC0F6E54-6782-449C-8410-7CCCE98A932D}"/>
                     <w:text/>
                   </w:sdtPr>
                   <w:sdtContent>
@@ -1324,12 +1324,12 @@
                       <w:szCs w:val="16"/>
                     </w:rPr>
                     <w:alias w:val="#Nav: /Salesperson_Purchaser/Cust__Ledger_Entry___Pmt__Tolerance__LCY__"/>
-                    <w:tag w:val="#Nav: FS_YSD_SalespersonSalesStats/50001"/>
+                    <w:tag w:val="#Nav: Salesperson_Sales_Statistics/114"/>
                     <w:id w:val="222485524"/>
                     <w:placeholder>
                       <w:docPart w:val="DefaultPlaceholder_-1854013440"/>
                     </w:placeholder>
-                    <w:dataBinding w:prefixMappings="xmlns:ns0='urn:microsoft-dynamics-nav/reports/FS_YSD_SalespersonSalesStats/50001/'" w:xpath="/ns0:NavWordReportXmlPart[1]/ns0:Salesperson_Purchaser[1]/ns0:Cust__Ledger_Entry___Pmt__Tolerance__LCY__[1]" w:storeItemID="{DC0F6E54-6782-449C-8410-7CCCE98A932D}"/>
+                    <w:dataBinding w:prefixMappings="xmlns:ns0='urn:microsoft-dynamics-nav/reports/Salesperson_Sales_Statistics/114/'" w:xpath="/ns0:NavWordReportXmlPart[1]/ns0:Salesperson_Purchaser[1]/ns0:Cust__Ledger_Entry___Pmt__Tolerance__LCY__[1]" w:storeItemID="{DC0F6E54-6782-449C-8410-7CCCE98A932D}"/>
                     <w:text/>
                   </w:sdtPr>
                   <w:sdtContent>
@@ -1621,12 +1621,12 @@
               <w:szCs w:val="16"/>
             </w:rPr>
             <w:alias w:val="#Nav: /Totals/Totals_Sales"/>
-            <w:tag w:val="#Nav: FS_YSD_SalespersonSalesStats/50001"/>
+            <w:tag w:val="#Nav: Salesperson_Sales_Statistics/114"/>
             <w:id w:val="-1199230174"/>
             <w:placeholder>
               <w:docPart w:val="DefaultPlaceholder_-1854013440"/>
             </w:placeholder>
-            <w:dataBinding w:prefixMappings="xmlns:ns0='urn:microsoft-dynamics-nav/reports/FS_YSD_SalespersonSalesStats/50001/'" w:xpath="/ns0:NavWordReportXmlPart[1]/ns0:Totals[1]/ns0:Totals_Sales[1]" w:storeItemID="{DC0F6E54-6782-449C-8410-7CCCE98A932D}"/>
+            <w:dataBinding w:prefixMappings="xmlns:ns0='urn:microsoft-dynamics-nav/reports/Salesperson_Sales_Statistics/114/'" w:xpath="/ns0:NavWordReportXmlPart[1]/ns0:Totals[1]/ns0:Totals_Sales[1]" w:storeItemID="{DC0F6E54-6782-449C-8410-7CCCE98A932D}"/>
             <w:text/>
           </w:sdtPr>
           <w:sdtContent>
@@ -1678,12 +1678,12 @@
               <w:szCs w:val="16"/>
             </w:rPr>
             <w:alias w:val="#Nav: /Totals/Totals_Profit"/>
-            <w:tag w:val="#Nav: FS_YSD_SalespersonSalesStats/50001"/>
+            <w:tag w:val="#Nav: Salesperson_Sales_Statistics/114"/>
             <w:id w:val="548036653"/>
             <w:placeholder>
               <w:docPart w:val="DefaultPlaceholder_-1854013440"/>
             </w:placeholder>
-            <w:dataBinding w:prefixMappings="xmlns:ns0='urn:microsoft-dynamics-nav/reports/FS_YSD_SalespersonSalesStats/50001/'" w:xpath="/ns0:NavWordReportXmlPart[1]/ns0:Totals[1]/ns0:Totals_Profit[1]" w:storeItemID="{DC0F6E54-6782-449C-8410-7CCCE98A932D}"/>
+            <w:dataBinding w:prefixMappings="xmlns:ns0='urn:microsoft-dynamics-nav/reports/Salesperson_Sales_Statistics/114/'" w:xpath="/ns0:NavWordReportXmlPart[1]/ns0:Totals[1]/ns0:Totals_Profit[1]" w:storeItemID="{DC0F6E54-6782-449C-8410-7CCCE98A932D}"/>
             <w:text/>
           </w:sdtPr>
           <w:sdtContent>
@@ -1735,12 +1735,12 @@
               <w:szCs w:val="16"/>
             </w:rPr>
             <w:alias w:val="#Nav: /Totals/Totals_AdjProfit"/>
-            <w:tag w:val="#Nav: FS_YSD_SalespersonSalesStats/50001"/>
+            <w:tag w:val="#Nav: Salesperson_Sales_Statistics/114"/>
             <w:id w:val="-1844691840"/>
             <w:placeholder>
               <w:docPart w:val="DefaultPlaceholder_-1854013440"/>
             </w:placeholder>
-            <w:dataBinding w:prefixMappings="xmlns:ns0='urn:microsoft-dynamics-nav/reports/FS_YSD_SalespersonSalesStats/50001/'" w:xpath="/ns0:NavWordReportXmlPart[1]/ns0:Totals[1]/ns0:Totals_AdjProfit[1]" w:storeItemID="{DC0F6E54-6782-449C-8410-7CCCE98A932D}"/>
+            <w:dataBinding w:prefixMappings="xmlns:ns0='urn:microsoft-dynamics-nav/reports/Salesperson_Sales_Statistics/114/'" w:xpath="/ns0:NavWordReportXmlPart[1]/ns0:Totals[1]/ns0:Totals_AdjProfit[1]" w:storeItemID="{DC0F6E54-6782-449C-8410-7CCCE98A932D}"/>
             <w:text/>
           </w:sdtPr>
           <w:sdtContent>
@@ -1790,12 +1790,12 @@
               <w:szCs w:val="16"/>
             </w:rPr>
             <w:alias w:val="#Nav: /Totals/Totals_ProfitPct"/>
-            <w:tag w:val="#Nav: FS_YSD_SalespersonSalesStats/50001"/>
+            <w:tag w:val="#Nav: Salesperson_Sales_Statistics/114"/>
             <w:id w:val="1953742884"/>
             <w:placeholder>
               <w:docPart w:val="DefaultPlaceholder_-1854013440"/>
             </w:placeholder>
-            <w:dataBinding w:prefixMappings="xmlns:ns0='urn:microsoft-dynamics-nav/reports/FS_YSD_SalespersonSalesStats/50001/'" w:xpath="/ns0:NavWordReportXmlPart[1]/ns0:Totals[1]/ns0:Totals_ProfitPct[1]" w:storeItemID="{DC0F6E54-6782-449C-8410-7CCCE98A932D}"/>
+            <w:dataBinding w:prefixMappings="xmlns:ns0='urn:microsoft-dynamics-nav/reports/Salesperson_Sales_Statistics/114/'" w:xpath="/ns0:NavWordReportXmlPart[1]/ns0:Totals[1]/ns0:Totals_ProfitPct[1]" w:storeItemID="{DC0F6E54-6782-449C-8410-7CCCE98A932D}"/>
             <w:text/>
           </w:sdtPr>
           <w:sdtContent>
@@ -1847,12 +1847,12 @@
               <w:szCs w:val="16"/>
             </w:rPr>
             <w:alias w:val="#Nav: /Totals/Totals_AdjProfitPct"/>
-            <w:tag w:val="#Nav: FS_YSD_SalespersonSalesStats/50001"/>
+            <w:tag w:val="#Nav: Salesperson_Sales_Statistics/114"/>
             <w:id w:val="1062144380"/>
             <w:placeholder>
               <w:docPart w:val="DefaultPlaceholder_-1854013440"/>
             </w:placeholder>
-            <w:dataBinding w:prefixMappings="xmlns:ns0='urn:microsoft-dynamics-nav/reports/FS_YSD_SalespersonSalesStats/50001/'" w:xpath="/ns0:NavWordReportXmlPart[1]/ns0:Totals[1]/ns0:Totals_AdjProfitPct[1]" w:storeItemID="{DC0F6E54-6782-449C-8410-7CCCE98A932D}"/>
+            <w:dataBinding w:prefixMappings="xmlns:ns0='urn:microsoft-dynamics-nav/reports/Salesperson_Sales_Statistics/114/'" w:xpath="/ns0:NavWordReportXmlPart[1]/ns0:Totals[1]/ns0:Totals_AdjProfitPct[1]" w:storeItemID="{DC0F6E54-6782-449C-8410-7CCCE98A932D}"/>
             <w:text/>
           </w:sdtPr>
           <w:sdtContent>
@@ -1904,12 +1904,12 @@
               <w:szCs w:val="16"/>
             </w:rPr>
             <w:alias w:val="#Nav: /Totals/Totals_InvDiscAmount"/>
-            <w:tag w:val="#Nav: FS_YSD_SalespersonSalesStats/50001"/>
+            <w:tag w:val="#Nav: Salesperson_Sales_Statistics/114"/>
             <w:id w:val="-1567096734"/>
             <w:placeholder>
               <w:docPart w:val="DefaultPlaceholder_-1854013440"/>
             </w:placeholder>
-            <w:dataBinding w:prefixMappings="xmlns:ns0='urn:microsoft-dynamics-nav/reports/FS_YSD_SalespersonSalesStats/50001/'" w:xpath="/ns0:NavWordReportXmlPart[1]/ns0:Totals[1]/ns0:Totals_InvDiscAmount[1]" w:storeItemID="{DC0F6E54-6782-449C-8410-7CCCE98A932D}"/>
+            <w:dataBinding w:prefixMappings="xmlns:ns0='urn:microsoft-dynamics-nav/reports/Salesperson_Sales_Statistics/114/'" w:xpath="/ns0:NavWordReportXmlPart[1]/ns0:Totals[1]/ns0:Totals_InvDiscAmount[1]" w:storeItemID="{DC0F6E54-6782-449C-8410-7CCCE98A932D}"/>
             <w:text/>
           </w:sdtPr>
           <w:sdtContent>
@@ -1961,12 +1961,12 @@
               <w:szCs w:val="16"/>
             </w:rPr>
             <w:alias w:val="#Nav: /Totals/Totals_PmtDiscGiven"/>
-            <w:tag w:val="#Nav: FS_YSD_SalespersonSalesStats/50001"/>
+            <w:tag w:val="#Nav: Salesperson_Sales_Statistics/114"/>
             <w:id w:val="-632180991"/>
             <w:placeholder>
               <w:docPart w:val="DefaultPlaceholder_-1854013440"/>
             </w:placeholder>
-            <w:dataBinding w:prefixMappings="xmlns:ns0='urn:microsoft-dynamics-nav/reports/FS_YSD_SalespersonSalesStats/50001/'" w:xpath="/ns0:NavWordReportXmlPart[1]/ns0:Totals[1]/ns0:Totals_PmtDiscGiven[1]" w:storeItemID="{DC0F6E54-6782-449C-8410-7CCCE98A932D}"/>
+            <w:dataBinding w:prefixMappings="xmlns:ns0='urn:microsoft-dynamics-nav/reports/Salesperson_Sales_Statistics/114/'" w:xpath="/ns0:NavWordReportXmlPart[1]/ns0:Totals[1]/ns0:Totals_PmtDiscGiven[1]" w:storeItemID="{DC0F6E54-6782-449C-8410-7CCCE98A932D}"/>
             <w:text/>
           </w:sdtPr>
           <w:sdtContent>
@@ -2018,12 +2018,12 @@
               <w:szCs w:val="16"/>
             </w:rPr>
             <w:alias w:val="#Nav: /Totals/Totals_PmtTolerance"/>
-            <w:tag w:val="#Nav: FS_YSD_SalespersonSalesStats/50001"/>
+            <w:tag w:val="#Nav: Salesperson_Sales_Statistics/114"/>
             <w:id w:val="-177284743"/>
             <w:placeholder>
               <w:docPart w:val="DefaultPlaceholder_-1854013440"/>
             </w:placeholder>
-            <w:dataBinding w:prefixMappings="xmlns:ns0='urn:microsoft-dynamics-nav/reports/FS_YSD_SalespersonSalesStats/50001/'" w:xpath="/ns0:NavWordReportXmlPart[1]/ns0:Totals[1]/ns0:Totals_PmtTolerance[1]" w:storeItemID="{DC0F6E54-6782-449C-8410-7CCCE98A932D}"/>
+            <w:dataBinding w:prefixMappings="xmlns:ns0='urn:microsoft-dynamics-nav/reports/Salesperson_Sales_Statistics/114/'" w:xpath="/ns0:NavWordReportXmlPart[1]/ns0:Totals[1]/ns0:Totals_PmtTolerance[1]" w:storeItemID="{DC0F6E54-6782-449C-8410-7CCCE98A932D}"/>
             <w:text/>
           </w:sdtPr>
           <w:sdtContent>
@@ -2346,12 +2346,12 @@
               <w:szCs w:val="28"/>
             </w:rPr>
             <w:alias w:val="#Nav: /Labels/ReportLabel"/>
-            <w:tag w:val="#Nav: FS_YSD_SalespersonSalesStats/50001"/>
+            <w:tag w:val="#Nav: Salesperson_Sales_Statistics/114"/>
             <w:id w:val="411361098"/>
             <w:placeholder>
               <w:docPart w:val="DefaultPlaceholder_-1854013440"/>
             </w:placeholder>
-            <w:dataBinding w:prefixMappings="xmlns:ns0='urn:microsoft-dynamics-nav/reports/FS_YSD_SalespersonSalesStats/50001/'" w:xpath="/ns0:NavWordReportXmlPart[1]/ns0:Labels[1]/ns0:ReportLabel[1]" w:storeItemID="{DC0F6E54-6782-449C-8410-7CCCE98A932D}"/>
+            <w:dataBinding w:prefixMappings="xmlns:ns0='urn:microsoft-dynamics-nav/reports/Salesperson_Sales_Statistics/114/'" w:xpath="/ns0:NavWordReportXmlPart[1]/ns0:Labels[1]/ns0:ReportLabel[1]" w:storeItemID="{DC0F6E54-6782-449C-8410-7CCCE98A932D}"/>
             <w:text/>
           </w:sdtPr>
           <w:sdtContent>
@@ -2575,12 +2575,12 @@
                 <w:szCs w:val="16"/>
               </w:rPr>
               <w:alias w:val="#Nav: /BCReportInformation/ReportRequest/UserName"/>
-              <w:tag w:val="#Nav: FS_YSD_SalespersonSalesStats/50001"/>
+              <w:tag w:val="#Nav: Salesperson_Sales_Statistics/114"/>
               <w:id w:val="-249272221"/>
               <w:placeholder>
                 <w:docPart w:val="B19F0071ABDA4DFEB8A9AF7F562A0B3F"/>
               </w:placeholder>
-              <w:dataBinding w:prefixMappings="xmlns:ns0='urn:microsoft-dynamics-nav/reports/FS_YSD_SalespersonSalesStats/50001/'" w:xpath="/ns0:NavWordReportXmlPart[1]/ns0:BCReportInformation[1]/ns0:ReportRequest[1]/ns0:UserName[1]" w:storeItemID="{DC0F6E54-6782-449C-8410-7CCCE98A932D}"/>
+              <w:dataBinding w:prefixMappings="xmlns:ns0='urn:microsoft-dynamics-nav/reports/Salesperson_Sales_Statistics/114/'" w:xpath="/ns0:NavWordReportXmlPart[1]/ns0:BCReportInformation[1]/ns0:ReportRequest[1]/ns0:UserName[1]" w:storeItemID="{DC0F6E54-6782-449C-8410-7CCCE98A932D}"/>
               <w:text/>
             </w:sdtPr>
             <w:sdtContent>
@@ -2623,12 +2623,12 @@
               <w:szCs w:val="16"/>
             </w:rPr>
             <w:alias w:val="#Nav: /Salesperson_Purchaser/STRSUBSTNO_Text000_PeriodText_"/>
-            <w:tag w:val="#Nav: FS_YSD_SalespersonSalesStats/50001"/>
+            <w:tag w:val="#Nav: Salesperson_Sales_Statistics/114"/>
             <w:id w:val="-1740623112"/>
             <w:placeholder>
               <w:docPart w:val="05D3D3299E7D4E29A882FE8A3E48DA36"/>
             </w:placeholder>
-            <w:dataBinding w:prefixMappings="xmlns:ns0='urn:microsoft-dynamics-nav/reports/FS_YSD_SalespersonSalesStats/50001/'" w:xpath="/ns0:NavWordReportXmlPart[1]/ns0:Salesperson_Purchaser[1]/ns0:STRSUBSTNO_Text000_PeriodText_[1]" w:storeItemID="{DC0F6E54-6782-449C-8410-7CCCE98A932D}"/>
+            <w:dataBinding w:prefixMappings="xmlns:ns0='urn:microsoft-dynamics-nav/reports/Salesperson_Sales_Statistics/114/'" w:xpath="/ns0:NavWordReportXmlPart[1]/ns0:Salesperson_Purchaser[1]/ns0:STRSUBSTNO_Text000_PeriodText_[1]" w:storeItemID="{DC0F6E54-6782-449C-8410-7CCCE98A932D}"/>
             <w:text/>
           </w:sdtPr>
           <w:sdtContent>
@@ -2677,12 +2677,12 @@
             <w:szCs w:val="16"/>
           </w:rPr>
           <w:alias w:val="#Nav: /BCReportInformation/ReportRequest/CompanyName"/>
-          <w:tag w:val="#Nav: FS_YSD_SalespersonSalesStats/50001"/>
+          <w:tag w:val="#Nav: Salesperson_Sales_Statistics/114"/>
           <w:id w:val="-1641258246"/>
           <w:placeholder>
             <w:docPart w:val="BAE73A8484B34E81AF8BD25239601695"/>
           </w:placeholder>
-          <w:dataBinding w:prefixMappings="xmlns:ns0='urn:microsoft-dynamics-nav/reports/FS_YSD_SalespersonSalesStats/50001/'" w:xpath="/ns0:NavWordReportXmlPart[1]/ns0:BCReportInformation[1]/ns0:ReportRequest[1]/ns0:CompanyName[1]" w:storeItemID="{DC0F6E54-6782-449C-8410-7CCCE98A932D}"/>
+          <w:dataBinding w:prefixMappings="xmlns:ns0='urn:microsoft-dynamics-nav/reports/Salesperson_Sales_Statistics/114/'" w:xpath="/ns0:NavWordReportXmlPart[1]/ns0:BCReportInformation[1]/ns0:ReportRequest[1]/ns0:CompanyName[1]" w:storeItemID="{DC0F6E54-6782-449C-8410-7CCCE98A932D}"/>
           <w:text/>
         </w:sdtPr>
         <w:sdtContent>
@@ -2730,12 +2730,12 @@
               <w:szCs w:val="16"/>
             </w:rPr>
             <w:alias w:val="#Nav: /Labels/AmountsInLCYLabel"/>
-            <w:tag w:val="#Nav: FS_YSD_SalespersonSalesStats/50001"/>
+            <w:tag w:val="#Nav: Salesperson_Sales_Statistics/114"/>
             <w:id w:val="-693768139"/>
             <w:placeholder>
               <w:docPart w:val="DefaultPlaceholder_-1854013440"/>
             </w:placeholder>
-            <w:dataBinding w:prefixMappings="xmlns:ns0='urn:microsoft-dynamics-nav/reports/FS_YSD_SalespersonSalesStats/50001/'" w:xpath="/ns0:NavWordReportXmlPart[1]/ns0:Labels[1]/ns0:AmountsInLCYLabel[1]" w:storeItemID="{DC0F6E54-6782-449C-8410-7CCCE98A932D}"/>
+            <w:dataBinding w:prefixMappings="xmlns:ns0='urn:microsoft-dynamics-nav/reports/Salesperson_Sales_Statistics/114/'" w:xpath="/ns0:NavWordReportXmlPart[1]/ns0:Labels[1]/ns0:AmountsInLCYLabel[1]" w:storeItemID="{DC0F6E54-6782-449C-8410-7CCCE98A932D}"/>
             <w:text/>
           </w:sdtPr>
           <w:sdtContent>
@@ -2782,12 +2782,12 @@
             <w:szCs w:val="16"/>
           </w:rPr>
           <w:alias w:val="#Nav: /Salesperson_Purchaser/Salesperson_Purchaser__TABLECAPTION__________SalespersonFilter"/>
-          <w:tag w:val="#Nav: FS_YSD_SalespersonSalesStats/50001"/>
+          <w:tag w:val="#Nav: Salesperson_Sales_Statistics/114"/>
           <w:id w:val="-1840384346"/>
           <w:placeholder>
             <w:docPart w:val="DefaultPlaceholder_-1854013440"/>
           </w:placeholder>
-          <w:dataBinding w:prefixMappings="xmlns:ns0='urn:microsoft-dynamics-nav/reports/FS_YSD_SalespersonSalesStats/50001/'" w:xpath="/ns0:NavWordReportXmlPart[1]/ns0:Salesperson_Purchaser[1]/ns0:Salesperson_Purchaser__TABLECAPTION__________SalespersonFilter[1]" w:storeItemID="{DC0F6E54-6782-449C-8410-7CCCE98A932D}"/>
+          <w:dataBinding w:prefixMappings="xmlns:ns0='urn:microsoft-dynamics-nav/reports/Salesperson_Sales_Statistics/114/'" w:xpath="/ns0:NavWordReportXmlPart[1]/ns0:Salesperson_Purchaser[1]/ns0:Salesperson_Purchaser__TABLECAPTION__________SalespersonFilter[1]" w:storeItemID="{DC0F6E54-6782-449C-8410-7CCCE98A932D}"/>
           <w:text/>
         </w:sdtPr>
         <w:sdtContent>
@@ -2846,12 +2846,12 @@
             <w:szCs w:val="16"/>
           </w:rPr>
           <w:alias w:val="#Nav: /Salesperson_Purchaser/Cust__Ledger_Entry__TABLECAPTION__________CustLedgEntryFilter"/>
-          <w:tag w:val="#Nav: FS_YSD_SalespersonSalesStats/50001"/>
+          <w:tag w:val="#Nav: Salesperson_Sales_Statistics/114"/>
           <w:id w:val="1947655270"/>
           <w:placeholder>
             <w:docPart w:val="DefaultPlaceholder_-1854013440"/>
           </w:placeholder>
-          <w:dataBinding w:prefixMappings="xmlns:ns0='urn:microsoft-dynamics-nav/reports/FS_YSD_SalespersonSalesStats/50001/'" w:xpath="/ns0:NavWordReportXmlPart[1]/ns0:Salesperson_Purchaser[1]/ns0:Cust__Ledger_Entry__TABLECAPTION__________CustLedgEntryFilter[1]" w:storeItemID="{DC0F6E54-6782-449C-8410-7CCCE98A932D}"/>
+          <w:dataBinding w:prefixMappings="xmlns:ns0='urn:microsoft-dynamics-nav/reports/Salesperson_Sales_Statistics/114/'" w:xpath="/ns0:NavWordReportXmlPart[1]/ns0:Salesperson_Purchaser[1]/ns0:Cust__Ledger_Entry__TABLECAPTION__________CustLedgEntryFilter[1]" w:storeItemID="{DC0F6E54-6782-449C-8410-7CCCE98A932D}"/>
           <w:text/>
         </w:sdtPr>
         <w:sdtContent>
@@ -4602,8 +4602,8 @@
 <b:Sources xmlns:b="http://schemas.openxmlformats.org/officeDocument/2006/bibliography" xmlns="http://schemas.openxmlformats.org/officeDocument/2006/bibliography" SelectedStyle="\APASixthEditionOfficeOnline.xsl" StyleName="APA" Version="6"/>
 </file>
 
-<file path=customXml/item2.xml><?xml version="1.0" encoding="utf-8"?>
-<NavWordReportXmlPart xmlns="urn:microsoft-dynamics-nav/reports/FS_YSD_SalespersonSalesStats/50001/">
+<file path=customXml/item3.xml><?xml version="1.0" encoding="utf-8"?>
+<NavWordReportXmlPart xmlns="urn:microsoft-dynamics-nav/reports/Salesperson_Sales_Statistics/114/">
   <BCReportInformation>
     <ReportMetadata>
       <ExtensionId>Extension ID</ExtensionId>
@@ -4702,14 +4702,6 @@
 </ds:datastoreItem>
 </file>
 
-<file path=customXml/itemProps2.xml><?xml version="1.0" encoding="utf-8"?>
-<ds:datastoreItem xmlns:ds="http://schemas.openxmlformats.org/officeDocument/2006/customXml" ds:itemID="{DC0F6E54-6782-449C-8410-7CCCE98A932D}">
-  <ds:schemaRefs>
-    <ds:schemaRef ds:uri="urn:microsoft-dynamics-nav/reports/FS_YSD_SalespersonSalesStats/50001/"/>
-  </ds:schemaRefs>
-</ds:datastoreItem>
-</file>
-
 <file path=docMetadata/LabelInfo.xml><?xml version="1.0" encoding="utf-8"?>
 <clbl:labelList xmlns:clbl="http://schemas.microsoft.com/office/2020/mipLabelMetadata">
   <clbl:label id="{85ca8af4-763a-45c2-80ae-a5ca1b80bddc}" enabled="1" method="Standard" siteId="{06cdaf09-14f0-4cd1-8ac0-7bfed707a82c}" contentBits="0" removed="0"/>

--- a/src/Layers/W1/BaseApp/Sales/Reports/SalespersonSalesStatistics.docx
+++ b/src/Layers/W1/BaseApp/Sales/Reports/SalespersonSalesStatistics.docx
@@ -4602,96 +4602,532 @@
 <b:Sources xmlns:b="http://schemas.openxmlformats.org/officeDocument/2006/bibliography" xmlns="http://schemas.openxmlformats.org/officeDocument/2006/bibliography" SelectedStyle="\APASixthEditionOfficeOnline.xsl" StyleName="APA" Version="6"/>
 </file>
 
-<file path=customXml/item3.xml><?xml version="1.0" encoding="utf-8"?>
-<NavWordReportXmlPart xmlns="urn:microsoft-dynamics-nav/reports/Salesperson_Sales_Statistics/114/">
-  <BCReportInformation>
-    <ReportMetadata>
-      <ExtensionId>Extension ID</ExtensionId>
-      <ExtensionName>Extension Name</ExtensionName>
-      <ExtensionPublisher>Extension Publisher</ExtensionPublisher>
-      <ExtensionVersion>Extension Version</ExtensionVersion>
-      <ReportId>Report ID</ReportId>
-      <ReportName>Report Name</ReportName>
-      <AboutThisReportTitle>About This Report Title</AboutThisReportTitle>
-      <AboutThisReportText>About This Report Text</AboutThisReportText>
-      <ReportHelpLink>Report Help Link</ReportHelpLink>
-    </ReportMetadata>
-    <ReportRequest>
-      <TenantEntraId>Tenant Entra Id</TenantEntraId>
-      <EnvironmentName>Environment Name</EnvironmentName>
-      <EnvironmentType>Environment Type</EnvironmentType>
-      <CompanyName>Company Name</CompanyName>
-      <CompanyDisplayName>Company Display Name</CompanyDisplayName>
-      <CompanyId>Company ID</CompanyId>
-      <UserName>User Name</UserName>
-      <DateAndTime>Date and Time</DateAndTime>
-      <Language>Language</Language>
-      <FormatRegion>Format Region</FormatRegion>
-      <DateTimeValues>
-        <Year>Year</Year>
-        <MonthNumber>Month Number</MonthNumber>
-        <DayNumber>Day Number</DayNumber>
-        <Hour>Hour</Hour>
-        <Minute>Minute</Minute>
-      </DateTimeValues>
-    </ReportRequest>
-  </BCReportInformation>
-  <Labels>
-    <AboutTheReportLabel>AboutTheReportLabel</AboutTheReportLabel>
-    <AdjProfitLCYLabel>AdjProfitLCYLabel</AdjProfitLCYLabel>
-    <AdjProfitPctLabel>AdjProfitPctLabel</AdjProfitPctLabel>
-    <AmountsInLCYLabel>AmountsInLCYLabel</AmountsInLCYLabel>
-    <CodeLabel>CodeLabel</CodeLabel>
-    <CompanyLabel>CompanyLabel</CompanyLabel>
-    <DataRetrieved>DataRetrieved</DataRetrieved>
-    <DocumentationLabel>DocumentationLabel</DocumentationLabel>
-    <EnvironmentLabel>EnvironmentLabel</EnvironmentLabel>
-    <InvDiscAmountLabel>InvDiscAmountLabel</InvDiscAmountLabel>
-    <PageLabel>PageLabel</PageLabel>
-    <PeriodCaption>PeriodCaption</PeriodCaption>
-    <PmtDiscGivenLabel>PmtDiscGivenLabel</PmtDiscGivenLabel>
-    <PmtToleranceLabel>PmtToleranceLabel</PmtToleranceLabel>
-    <ProfitLCYLabel>ProfitLCYLabel</ProfitLCYLabel>
-    <ProfitPctLabel>ProfitPctLabel</ProfitPctLabel>
-    <ReportLabel>ReportLabel</ReportLabel>
-    <ReportNameLabel>ReportNameLabel</ReportNameLabel>
-    <RunOnLabel>RunOnLabel</RunOnLabel>
-    <SalesLCYLabel>SalesLCYLabel</SalesLCYLabel>
-    <Salesperson_Purchaser_CodeCaption>Salesperson_Purchaser_CodeCaption</Salesperson_Purchaser_CodeCaption>
-    <SalespersonSalesStatsAnalysis>SalespersonSalesStatsAnalysis</SalespersonSalesStatsAnalysis>
-    <SalespersonSalesStatsPrint>SalespersonSalesStatsPrint</SalespersonSalesStatsPrint>
-    <TotalLabel>TotalLabel</TotalLabel>
-    <UserLabel>UserLabel</UserLabel>
-  </Labels>
-  <Salesperson_Purchaser>
-    <AdjProfit>AdjProfit</AdjProfit>
-    <AdjProfitPercent>AdjProfitPercent</AdjProfitPercent>
-    <COMPANYNAME>COMPANYNAME</COMPANYNAME>
-    <CustLedgEntryFilter>CustLedgEntryFilter</CustLedgEntryFilter>
-    <Cust__Ledger_Entry__TABLECAPTION__________CustLedgEntryFilter>Cust__Ledger_Entry__TABLECAPTION__________CustLedgEntryFilter</Cust__Ledger_Entry__TABLECAPTION__________CustLedgEntryFilter>
-    <Cust__Ledger_Entry___Inv__Discount__LCY__>Cust__Ledger_Entry___Inv__Discount__LCY__</Cust__Ledger_Entry___Inv__Discount__LCY__>
-    <Cust__Ledger_Entry___Pmt__Disc__Given__LCY__>Cust__Ledger_Entry___Pmt__Disc__Given__LCY__</Cust__Ledger_Entry___Pmt__Disc__Given__LCY__>
-    <Cust__Ledger_Entry___Pmt__Tolerance__LCY__>Cust__Ledger_Entry___Pmt__Tolerance__LCY__</Cust__Ledger_Entry___Pmt__Tolerance__LCY__>
-    <Cust__Ledger_Entry___Profit__LCY__>Cust__Ledger_Entry___Profit__LCY__</Cust__Ledger_Entry___Profit__LCY__>
-    <Cust__Ledger_Entry___Sales__LCY__>Cust__Ledger_Entry___Sales__LCY__</Cust__Ledger_Entry___Sales__LCY__>
-    <ProfitPercent>ProfitPercent</ProfitPercent>
-    <SalespersonFilter>SalespersonFilter</SalespersonFilter>
-    <Salesperson_Purchaser_Code>Salesperson_Purchaser_Code</Salesperson_Purchaser_Code>
-    <Salesperson_Purchaser__TABLECAPTION__________SalespersonFilter>Salesperson_Purchaser__TABLECAPTION__________SalespersonFilter</Salesperson_Purchaser__TABLECAPTION__________SalespersonFilter>
-    <STRSUBSTNO_Text000_PeriodText_>STRSUBSTNO_Text000_PeriodText_</STRSUBSTNO_Text000_PeriodText_>
-  </Salesperson_Purchaser>
-  <Cust_Ledger_Entry/>
-  <Totals>
-    <Totals_AdjProfit>Totals_AdjProfit</Totals_AdjProfit>
-    <Totals_AdjProfitPct>Totals_AdjProfitPct</Totals_AdjProfitPct>
-    <Totals_InvDiscAmount>Totals_InvDiscAmount</Totals_InvDiscAmount>
-    <Totals_PmtDiscGiven>Totals_PmtDiscGiven</Totals_PmtDiscGiven>
-    <Totals_PmtTolerance>Totals_PmtTolerance</Totals_PmtTolerance>
-    <Totals_Profit>Totals_Profit</Totals_Profit>
-    <Totals_ProfitPct>Totals_ProfitPct</Totals_ProfitPct>
-    <Totals_Sales>Totals_Sales</Totals_Sales>
-  </Totals>
-</NavWordReportXmlPart>
+<file path=customXml/item3.xml>��< ? x m l   v e r s i o n = " 1 . 0 "   e n c o d i n g = " u t f - 1 6 " ? > + 
+ < N a v W o r d R e p o r t X m l P a r t   x m l n s = " u r n : m i c r o s o f t - d y n a m i c s - n a v / r e p o r t s / S a l e s p e r s o n _ S a l e s _ S t a t i s t i c s / 1 1 4 / " > + 
+     < B C R e p o r t I n f o r m a t i o n > + 
+         < R e p o r t M e t a d a t a > + 
+             < E x t e n s i o n I d > E x t e n s i o n   I D < / E x t e n s i o n I d > + 
+             < E x t e n s i o n N a m e > E x t e n s i o n   N a m e < / E x t e n s i o n N a m e > + 
+             < E x t e n s i o n P u b l i s h e r > E x t e n s i o n   P u b l i s h e r < / E x t e n s i o n P u b l i s h e r > + 
+             < E x t e n s i o n V e r s i o n > E x t e n s i o n   V e r s i o n < / E x t e n s i o n V e r s i o n > + 
+             < R e p o r t I d > R e p o r t   I D < / R e p o r t I d > + 
+             < R e p o r t N a m e > R e p o r t   N a m e < / R e p o r t N a m e > + 
+             < A b o u t T h i s R e p o r t T i t l e > A b o u t   T h i s   R e p o r t   T i t l e < / A b o u t T h i s R e p o r t T i t l e > + 
+             < A b o u t T h i s R e p o r t T e x t > A b o u t   T h i s   R e p o r t   T e x t < / A b o u t T h i s R e p o r t T e x t > + 
+             < R e p o r t H e l p L i n k > R e p o r t   H e l p   L i n k < / R e p o r t H e l p L i n k > + 
+         < / R e p o r t M e t a d a t a > + 
+         < R e p o r t R e q u e s t > + 
+             < T e n a n t E n t r a I d > T e n a n t   E n t r a   I d < / T e n a n t E n t r a I d > + 
+             < E n v i r o n m e n t N a m e > E n v i r o n m e n t   N a m e < / E n v i r o n m e n t N a m e > + 
+             < E n v i r o n m e n t T y p e > E n v i r o n m e n t   T y p e < / E n v i r o n m e n t T y p e > + 
+             < C o m p a n y N a m e > C o m p a n y   N a m e < / C o m p a n y N a m e > + 
+             < C o m p a n y D i s p l a y N a m e > C o m p a n y   D i s p l a y   N a m e < / C o m p a n y D i s p l a y N a m e > + 
+             < C o m p a n y I d > C o m p a n y   I D < / C o m p a n y I d > + 
+             < U s e r N a m e > U s e r   N a m e < / U s e r N a m e > + 
+             < D a t e A n d T i m e > D a t e   a n d   T i m e < / D a t e A n d T i m e > + 
+             < L a n g u a g e > L a n g u a g e < / L a n g u a g e > + 
+             < F o r m a t R e g i o n > F o r m a t   R e g i o n < / F o r m a t R e g i o n > + 
+             < D a t e T i m e V a l u e s > + 
+                 < Y e a r > Y e a r < / Y e a r > + 
+                 < M o n t h N u m b e r > M o n t h   N u m b e r < / M o n t h N u m b e r > + 
+                 < D a y N u m b e r > D a y   N u m b e r < / D a y N u m b e r > + 
+                 < H o u r > H o u r < / H o u r > + 
+                 < M i n u t e > M i n u t e < / M i n u t e > + 
+             < / D a t e T i m e V a l u e s > + 
+         < / R e p o r t R e q u e s t > + 
+         < C o m p a n y M e t a d a t a > + 
+             < C o m p a n y N a m e > C o m p a n y   N a m e < / C o m p a n y N a m e > + 
+             < C o m p a n y D i s p l a y N a m e > C o m p a n y   D i s p l a y   N a m e < / C o m p a n y D i s p l a y N a m e > + 
+             < C o m p a n y A d d r e s s L i n e s > + 
+                 < C o m p a n y A d d r e s s L i n e > C o m p a n y   A d d r e s s   L i n e   1 < / C o m p a n y A d d r e s s L i n e > + 
+                 < C o m p a n y A d d r e s s L i n e > C o m p a n y   A d d r e s s   L i n e   2 < / C o m p a n y A d d r e s s L i n e > + 
+                 < C o m p a n y A d d r e s s L i n e > C o m p a n y   A d d r e s s   L i n e   3 < / C o m p a n y A d d r e s s L i n e > + 
+                 < C o m p a n y A d d r e s s L i n e > C o m p a n y   A d d r e s s   L i n e   4 < / C o m p a n y A d d r e s s L i n e > + 
+                 < C o m p a n y A d d r e s s L i n e > C o m p a n y   A d d r e s s   L i n e   5 < / C o m p a n y A d d r e s s L i n e > + 
+                 < C o m p a n y A d d r e s s L i n e > C o m p a n y   A d d r e s s   L i n e   6 < / C o m p a n y A d d r e s s L i n e > + 
+                 < C o m p a n y A d d r e s s L i n e > C o m p a n y   A d d r e s s   L i n e   7 < / C o m p a n y A d d r e s s L i n e > + 
+                 < C o m p a n y A d d r e s s L i n e > C o m p a n y   A d d r e s s   L i n e   8 < / C o m p a n y A d d r e s s L i n e > + 
+             < / C o m p a n y A d d r e s s L i n e s > + 
+             < C o m p a n y P h o n e > C o m p a n y   P h o n e < / C o m p a n y P h o n e > + 
+             < C o m p a n y P h o n e C a p t i o n > C o m p a n y   P h o n e   C a p t i o n < / C o m p a n y P h o n e C a p t i o n > + 
+             < C o m p a n y F a x N o > C o m p a n y   F a x   N o . < / C o m p a n y F a x N o > + 
+             < C o m p a n y F a x N o C a p t i o n > C o m p a n y   F a x   N o .   C a p t i o n < / C o m p a n y F a x N o C a p t i o n > + 
+             < C o m p a n y E m a i l > C o m p a n y   E m a i l < / C o m p a n y E m a i l > + 
+             < C o m p a n y E m a i l C a p t i o n > C o m p a n y   E m a i l   C a p t i o n < / C o m p a n y E m a i l C a p t i o n > + 
+             < C o m p a n y H o m e P a g e > C o m p a n y   H o m e   P a g e < / C o m p a n y H o m e P a g e > + 
+             < C o m p a n y H o m e P a g e C a p t i o n > C o m p a n y   H o m e   P a g e   C a p t i o n < / C o m p a n y H o m e P a g e C a p t i o n > + 
+             < C o m p a n y L o g o > C o m p a n y   L o g o < / C o m p a n y L o g o > + 
+             < C o m p a n y V A T R e g i s t r a t i o n N o > C o m p a n y   V A T   R e g i s t r a t i o n   N o . < / C o m p a n y V A T R e g i s t r a t i o n N o > + 
+             < C o m p a n y V A T R e g i s t r a t i o n N o C a p t i o n > C o m p a n y   V A T   R e g i s t r a t i o n   N o .   C a p t i o n < / C o m p a n y V A T R e g i s t r a t i o n N o C a p t i o n > + 
+             < C o m p a n y R e g i s t r a t i o n N o > C o m p a n y   R e g i s t r a t i o n   N o . < / C o m p a n y R e g i s t r a t i o n N o > + 
+             < C o m p a n y R e g i s t r a t i o n N o C a p t i o n > C o m p a n y   R e g i s t r a t i o n   N o .   C a p t i o n < / C o m p a n y R e g i s t r a t i o n N o C a p t i o n > + 
+             < C o m p a n y B a n k N a m e > C o m p a n y   B a n k   N a m e < / C o m p a n y B a n k N a m e > + 
+             < C o m p a n y B a n k N a m e C a p t i o n > C o m p a n y   B a n k   N a m e   C a p t i o n < / C o m p a n y B a n k N a m e C a p t i o n > + 
+             < C o m p a n y B a n k A c c o u n t N o > C o m p a n y   B a n k   A c c o u n t   N o . < / C o m p a n y B a n k A c c o u n t N o > + 
+             < C o m p a n y B a n k A c c o u n t N o C a p t i o n > C o m p a n y   B a n k   A c c o u n t   N o .   C a p t i o n < / C o m p a n y B a n k A c c o u n t N o C a p t i o n > + 
+             < C o m p a n y B a n k B r a n c h N o > C o m p a n y   B a n k   B r a n c h   N o . < / C o m p a n y B a n k B r a n c h N o > + 
+             < C o m p a n y B a n k B r a n c h N o C a p t i o n > C o m p a n y   B a n k   B r a n c h   N o .   C a p t i o n < / C o m p a n y B a n k B r a n c h N o C a p t i o n > + 
+             < C o m p a n y I B A N > C o m p a n y   I B A N < / C o m p a n y I B A N > + 
+             < C o m p a n y I B A N C a p t i o n > C o m p a n y   I B A N   C a p t i o n < / C o m p a n y I B A N C a p t i o n > + 
+             < C o m p a n y B a n k S W I F T > C o m p a n y   B a n k   S W I F T < / C o m p a n y B a n k S W I F T > + 
+             < C o m p a n y B a n k S W I F T C a p t i o n > C o m p a n y   B a n k   S W I F T   C a p t i o n < / C o m p a n y B a n k S W I F T C a p t i o n > + 
+             < C o m p a n y G i r o N o > C o m p a n y   G i r o   N o . < / C o m p a n y G i r o N o > + 
+             < C o m p a n y G i r o N o C a p t i o n > C o m p a n y   G i r o   N o .   C a p t i o n < / C o m p a n y G i r o N o C a p t i o n > + 
+         < / C o m p a n y M e t a d a t a > + 
+     < / B C R e p o r t I n f o r m a t i o n > + 
+     < L a b e l s > + 
+         < A b o u t T h e R e p o r t L a b e l > A b o u t T h e R e p o r t L a b e l < / A b o u t T h e R e p o r t L a b e l > + 
+         < A d j P r o f i t L C Y L a b e l > A d j P r o f i t L C Y L a b e l < / A d j P r o f i t L C Y L a b e l > + 
+         < A d j P r o f i t P c t L a b e l > A d j P r o f i t P c t L a b e l < / A d j P r o f i t P c t L a b e l > + 
+         < A m o u n t s I n L C Y L a b e l > A m o u n t s I n L C Y L a b e l < / A m o u n t s I n L C Y L a b e l > + 
+         < C o d e L a b e l > C o d e L a b e l < / C o d e L a b e l > + 
+         < C o m p a n y L a b e l > C o m p a n y L a b e l < / C o m p a n y L a b e l > + 
+         < D a t a R e t r i e v e d > D a t a R e t r i e v e d < / D a t a R e t r i e v e d > + 
+         < D o c u m e n t a t i o n L a b e l > D o c u m e n t a t i o n L a b e l < / D o c u m e n t a t i o n L a b e l > + 
+         < E n v i r o n m e n t L a b e l > E n v i r o n m e n t L a b e l < / E n v i r o n m e n t L a b e l > + 
+         < I n v D i s c A m o u n t L a b e l > I n v D i s c A m o u n t L a b e l < / I n v D i s c A m o u n t L a b e l > + 
+         < P a g e L a b e l > P a g e L a b e l < / P a g e L a b e l > + 
+         < P e r i o d C a p t i o n > P e r i o d C a p t i o n < / P e r i o d C a p t i o n > + 
+         < P m t D i s c G i v e n L a b e l > P m t D i s c G i v e n L a b e l < / P m t D i s c G i v e n L a b e l > + 
+         < P m t T o l e r a n c e L a b e l > P m t T o l e r a n c e L a b e l < / P m t T o l e r a n c e L a b e l > + 
+         < P r o f i t L C Y L a b e l > P r o f i t L C Y L a b e l < / P r o f i t L C Y L a b e l > + 
+         < P r o f i t P c t L a b e l > P r o f i t P c t L a b e l < / P r o f i t P c t L a b e l > + 
+         < R e p o r t L a b e l > R e p o r t L a b e l < / R e p o r t L a b e l > + 
+         < R e p o r t N a m e L a b e l > R e p o r t N a m e L a b e l < / R e p o r t N a m e L a b e l > + 
+         < R u n O n L a b e l > R u n O n L a b e l < / R u n O n L a b e l > + 
+         < S a l e s L C Y L a b e l > S a l e s L C Y L a b e l < / S a l e s L C Y L a b e l > + 
+         < S a l e s p e r s o n _ P u r c h a s e r _ C o d e C a p t i o n > S a l e s p e r s o n _ P u r c h a s e r _ C o d e C a p t i o n < / S a l e s p e r s o n _ P u r c h a s e r _ C o d e C a p t i o n > + 
+         < S a l e s p e r s o n S a l e s S t a t s A n a l y s i s > S a l e s p e r s o n S a l e s S t a t s A n a l y s i s < / S a l e s p e r s o n S a l e s S t a t s A n a l y s i s > + 
+         < S a l e s p e r s o n S a l e s S t a t s P r i n t > S a l e s p e r s o n S a l e s S t a t s P r i n t < / S a l e s p e r s o n S a l e s S t a t s P r i n t > + 
+         < T o t a l L a b e l > T o t a l L a b e l < / T o t a l L a b e l > + 
+         < U s e r L a b e l > U s e r L a b e l < / U s e r L a b e l > + 
+     < / L a b e l s > + 
+     < S a l e s p e r s o n _ P u r c h a s e r > + 
+         < A d j P r o f i t > A d j P r o f i t < / A d j P r o f i t > + 
+         < A d j P r o f i t P e r c e n t > A d j P r o f i t P e r c e n t < / A d j P r o f i t P e r c e n t > + 
+         < C O M P A N Y N A M E > C O M P A N Y N A M E < / C O M P A N Y N A M E > + 
+         < C u s t L e d g E n t r y F i l t e r > C u s t L e d g E n t r y F i l t e r < / C u s t L e d g E n t r y F i l t e r > + 
+         < C u s t _ _ L e d g e r _ E n t r y _ _ T A B L E C A P T I O N _ _ _ _ _ _ _ _ _ _ C u s t L e d g E n t r y F i l t e r > C u s t _ _ L e d g e r _ E n t r y _ _ T A B L E C A P T I O N _ _ _ _ _ _ _ _ _ _ C u s t L e d g E n t r y F i l t e r < / C u s t _ _ L e d g e r _ E n t r y _ _ T A B L E C A P T I O N _ _ _ _ _ _ _ _ _ _ C u s t L e d g E n t r y F i l t e r > + 
+         < C u s t _ _ L e d g e r _ E n t r y _ _ _ I n v _ _ D i s c o u n t _ _ L C Y _ _ > C u s t _ _ L e d g e r _ E n t r y _ _ _ I n v _ _ D i s c o u n t _ _ L C Y _ _ < / C u s t _ _ L e d g e r _ E n t r y _ _ _ I n v _ _ D i s c o u n t _ _ L C Y _ _ > + 
+         < C u s t _ _ L e d g e r _ E n t r y _ _ _ P m t _ _ D i s c _ _ G i v e n _ _ L C Y _ _ > C u s t _ _ L e d g e r _ E n t r y _ _ _ P m t _ _ D i s c _ _ G i v e n _ _ L C Y _ _ < / C u s t _ _ L e d g e r _ E n t r y _ _ _ P m t _ _ D i s c _ _ G i v e n _ _ L C Y _ _ > + 
+         < C u s t _ _ L e d g e r _ E n t r y _ _ _ P m t _ _ T o l e r a n c e _ _ L C Y _ _ > C u s t _ _ L e d g e r _ E n t r y _ _ _ P m t _ _ T o l e r a n c e _ _ L C Y _ _ < / C u s t _ _ L e d g e r _ E n t r y _ _ _ P m t _ _ T o l e r a n c e _ _ L C Y _ _ > + 
+         < C u s t _ _ L e d g e r _ E n t r y _ _ _ P r o f i t _ _ L C Y _ _ > C u s t _ _ L e d g e r _ E n t r y _ _ _ P r o f i t _ _ L C Y _ _ < / C u s t _ _ L e d g e r _ E n t r y _ _ _ P r o f i t _ _ L C Y _ _ > + 
+         < C u s t _ _ L e d g e r _ E n t r y _ _ _ S a l e s _ _ L C Y _ _ > C u s t _ _ L e d g e r _ E n t r y _ _ _ S a l e s _ _ L C Y _ _ < / C u s t _ _ L e d g e r _ E n t r y _ _ _ S a l e s _ _ L C Y _ _ > + 
+         < P r o f i t P e r c e n t > P r o f i t P e r c e n t < / P r o f i t P e r c e n t > + 
+         < S a l e s p e r s o n F i l t e r > S a l e s p e r s o n F i l t e r < / S a l e s p e r s o n F i l t e r > + 
+         < S a l e s p e r s o n _ P u r c h a s e r _ C o d e > S a l e s p e r s o n _ P u r c h a s e r _ C o d e < / S a l e s p e r s o n _ P u r c h a s e r _ C o d e > + 
+         < S a l e s p e r s o n _ P u r c h a s e r _ _ T A B L E C A P T I O N _ _ _ _ _ _ _ _ _ _ S a l e s p e r s o n F i l t e r > S a l e s p e r s o n _ P u r c h a s e r _ _ T A B L E C A P T I O N _ _ _ _ _ _ _ _ _ _ S a l e s p e r s o n F i l t e r < / S a l e s p e r s o n _ P u r c h a s e r _ _ T A B L E C A P T I O N _ _ _ _ _ _ _ _ _ _ S a l e s p e r s o n F i l t e r > + 
+         < S T R S U B S T N O _ T e x t 0 0 0 _ P e r i o d T e x t _ > S T R S U B S T N O _ T e x t 0 0 0 _ P e r i o d T e x t _ < / S T R S U B S T N O _ T e x t 0 0 0 _ P e r i o d T e x t _ > + 
+     < / S a l e s p e r s o n _ P u r c h a s e r > + 
+     < C u s t _ L e d g e r _ E n t r y   / > + 
+     < T o t a l s > + 
+         < T o t a l s _ A d j P r o f i t > T o t a l s _ A d j P r o f i t < / T o t a l s _ A d j P r o f i t > + 
+         < T o t a l s _ A d j P r o f i t P c t > T o t a l s _ A d j P r o f i t P c t < / T o t a l s _ A d j P r o f i t P c t > + 
+         < T o t a l s _ I n v D i s c A m o u n t > T o t a l s _ I n v D i s c A m o u n t < / T o t a l s _ I n v D i s c A m o u n t > + 
+         < T o t a l s _ P m t D i s c G i v e n > T o t a l s _ P m t D i s c G i v e n < / T o t a l s _ P m t D i s c G i v e n > + 
+         < T o t a l s _ P m t T o l e r a n c e > T o t a l s _ P m t T o l e r a n c e < / T o t a l s _ P m t T o l e r a n c e > + 
+         < T o t a l s _ P r o f i t > T o t a l s _ P r o f i t < / T o t a l s _ P r o f i t > + 
+         < T o t a l s _ P r o f i t P c t > T o t a l s _ P r o f i t P c t < / T o t a l s _ P r o f i t P c t > + 
+         < T o t a l s _ S a l e s > T o t a l s _ S a l e s < / T o t a l s _ S a l e s > + 
+     < / T o t a l s > + 
+ < / N a v W o r d R e p o r t X m l P a r t > 
+</file>
+
+<file path=customXml/item4.xml>��< ? x m l   v e r s i o n = " 1 . 0 "   e n c o d i n g = " u t f - 1 6 " ? > + 
+ < N a v W o r d R e p o r t X m l P a r t   x m l n s = " u r n : m i c r o s o f t - d y n a m i c s - b u s i n e s s c e n t r a l / i n t e r n a l / e x t e n d e d / r e p o r t s / S a l e s p e r s o n _ S a l e s _ S t a t i s t i c s / 1 1 4 / " > + 
+     < B C R e p o r t I n f o r m a t i o n > + 
+         < R e p o r t M e t a d a t a > + 
+             < E x t e n s i o n I d > E x t e n s i o n   I D < / E x t e n s i o n I d > + 
+             < E x t e n s i o n N a m e > E x t e n s i o n   N a m e < / E x t e n s i o n N a m e > + 
+             < E x t e n s i o n P u b l i s h e r > E x t e n s i o n   P u b l i s h e r < / E x t e n s i o n P u b l i s h e r > + 
+             < E x t e n s i o n V e r s i o n > E x t e n s i o n   V e r s i o n < / E x t e n s i o n V e r s i o n > + 
+             < R e p o r t I d > R e p o r t   I D < / R e p o r t I d > + 
+             < R e p o r t N a m e > R e p o r t   N a m e < / R e p o r t N a m e > + 
+             < A b o u t T h i s R e p o r t T i t l e > A b o u t   T h i s   R e p o r t   T i t l e < / A b o u t T h i s R e p o r t T i t l e > + 
+             < A b o u t T h i s R e p o r t T e x t > A b o u t   T h i s   R e p o r t   T e x t < / A b o u t T h i s R e p o r t T e x t > + 
+             < R e p o r t H e l p L i n k > R e p o r t   H e l p   L i n k < / R e p o r t H e l p L i n k > + 
+         < / R e p o r t M e t a d a t a > + 
+         < R e p o r t R e q u e s t > + 
+             < T e n a n t E n t r a I d > T e n a n t   E n t r a   I d < / T e n a n t E n t r a I d > + 
+             < E n v i r o n m e n t N a m e > E n v i r o n m e n t   N a m e < / E n v i r o n m e n t N a m e > + 
+             < E n v i r o n m e n t T y p e > E n v i r o n m e n t   T y p e < / E n v i r o n m e n t T y p e > + 
+             < C o m p a n y N a m e > C o m p a n y   N a m e < / C o m p a n y N a m e > + 
+             < C o m p a n y D i s p l a y N a m e > C o m p a n y   D i s p l a y   N a m e < / C o m p a n y D i s p l a y N a m e > + 
+             < C o m p a n y I d > C o m p a n y   I D < / C o m p a n y I d > + 
+             < U s e r N a m e > U s e r   N a m e < / U s e r N a m e > + 
+             < D a t e A n d T i m e > D a t e   a n d   T i m e < / D a t e A n d T i m e > + 
+             < L a n g u a g e > L a n g u a g e < / L a n g u a g e > + 
+             < F o r m a t R e g i o n > F o r m a t   R e g i o n < / F o r m a t R e g i o n > + 
+             < D a t e T i m e V a l u e s > + 
+                 < Y e a r > Y e a r < / Y e a r > + 
+                 < M o n t h N u m b e r > M o n t h   N u m b e r < / M o n t h N u m b e r > + 
+                 < D a y N u m b e r > D a y   N u m b e r < / D a y N u m b e r > + 
+                 < H o u r > H o u r < / H o u r > + 
+                 < M i n u t e > M i n u t e < / M i n u t e > + 
+             < / D a t e T i m e V a l u e s > + 
+         < / R e p o r t R e q u e s t > + 
+         < C o m p a n y M e t a d a t a > + 
+             < C o m p a n y N a m e > C o m p a n y   N a m e < / C o m p a n y N a m e > + 
+             < C o m p a n y D i s p l a y N a m e > C o m p a n y   D i s p l a y   N a m e < / C o m p a n y D i s p l a y N a m e > + 
+             < C o m p a n y A d d r e s s L i n e s > + 
+                 < C o m p a n y A d d r e s s L i n e > C o m p a n y   A d d r e s s   L i n e   1 < / C o m p a n y A d d r e s s L i n e > + 
+                 < C o m p a n y A d d r e s s L i n e > C o m p a n y   A d d r e s s   L i n e   2 < / C o m p a n y A d d r e s s L i n e > + 
+                 < C o m p a n y A d d r e s s L i n e > C o m p a n y   A d d r e s s   L i n e   3 < / C o m p a n y A d d r e s s L i n e > + 
+                 < C o m p a n y A d d r e s s L i n e > C o m p a n y   A d d r e s s   L i n e   4 < / C o m p a n y A d d r e s s L i n e > + 
+                 < C o m p a n y A d d r e s s L i n e > C o m p a n y   A d d r e s s   L i n e   5 < / C o m p a n y A d d r e s s L i n e > + 
+                 < C o m p a n y A d d r e s s L i n e > C o m p a n y   A d d r e s s   L i n e   6 < / C o m p a n y A d d r e s s L i n e > + 
+                 < C o m p a n y A d d r e s s L i n e > C o m p a n y   A d d r e s s   L i n e   7 < / C o m p a n y A d d r e s s L i n e > + 
+                 < C o m p a n y A d d r e s s L i n e > C o m p a n y   A d d r e s s   L i n e   8 < / C o m p a n y A d d r e s s L i n e > + 
+             < / C o m p a n y A d d r e s s L i n e s > + 
+             < C o m p a n y P h o n e > C o m p a n y   P h o n e < / C o m p a n y P h o n e > + 
+             < C o m p a n y P h o n e C a p t i o n > C o m p a n y   P h o n e   C a p t i o n < / C o m p a n y P h o n e C a p t i o n > + 
+             < C o m p a n y F a x N o > C o m p a n y   F a x   N o . < / C o m p a n y F a x N o > + 
+             < C o m p a n y F a x N o C a p t i o n > C o m p a n y   F a x   N o .   C a p t i o n < / C o m p a n y F a x N o C a p t i o n > + 
+             < C o m p a n y E m a i l > C o m p a n y   E m a i l < / C o m p a n y E m a i l > + 
+             < C o m p a n y E m a i l C a p t i o n > C o m p a n y   E m a i l   C a p t i o n < / C o m p a n y E m a i l C a p t i o n > + 
+             < C o m p a n y H o m e P a g e > C o m p a n y   H o m e   P a g e < / C o m p a n y H o m e P a g e > + 
+             < C o m p a n y H o m e P a g e C a p t i o n > C o m p a n y   H o m e   P a g e   C a p t i o n < / C o m p a n y H o m e P a g e C a p t i o n > + 
+             < C o m p a n y L o g o > C o m p a n y   L o g o < / C o m p a n y L o g o > + 
+             < C o m p a n y V A T R e g i s t r a t i o n N o > C o m p a n y   V A T   R e g i s t r a t i o n   N o . < / C o m p a n y V A T R e g i s t r a t i o n N o > + 
+             < C o m p a n y V A T R e g i s t r a t i o n N o C a p t i o n > C o m p a n y   V A T   R e g i s t r a t i o n   N o .   C a p t i o n < / C o m p a n y V A T R e g i s t r a t i o n N o C a p t i o n > + 
+             < C o m p a n y R e g i s t r a t i o n N o > C o m p a n y   R e g i s t r a t i o n   N o . < / C o m p a n y R e g i s t r a t i o n N o > + 
+             < C o m p a n y R e g i s t r a t i o n N o C a p t i o n > C o m p a n y   R e g i s t r a t i o n   N o .   C a p t i o n < / C o m p a n y R e g i s t r a t i o n N o C a p t i o n > + 
+             < C o m p a n y B a n k N a m e > C o m p a n y   B a n k   N a m e < / C o m p a n y B a n k N a m e > + 
+             < C o m p a n y B a n k N a m e C a p t i o n > C o m p a n y   B a n k   N a m e   C a p t i o n < / C o m p a n y B a n k N a m e C a p t i o n > + 
+             < C o m p a n y B a n k A c c o u n t N o > C o m p a n y   B a n k   A c c o u n t   N o . < / C o m p a n y B a n k A c c o u n t N o > + 
+             < C o m p a n y B a n k A c c o u n t N o C a p t i o n > C o m p a n y   B a n k   A c c o u n t   N o .   C a p t i o n < / C o m p a n y B a n k A c c o u n t N o C a p t i o n > + 
+             < C o m p a n y B a n k B r a n c h N o > C o m p a n y   B a n k   B r a n c h   N o . < / C o m p a n y B a n k B r a n c h N o > + 
+             < C o m p a n y B a n k B r a n c h N o C a p t i o n > C o m p a n y   B a n k   B r a n c h   N o .   C a p t i o n < / C o m p a n y B a n k B r a n c h N o C a p t i o n > + 
+             < C o m p a n y I B A N > C o m p a n y   I B A N < / C o m p a n y I B A N > + 
+             < C o m p a n y I B A N C a p t i o n > C o m p a n y   I B A N   C a p t i o n < / C o m p a n y I B A N C a p t i o n > + 
+             < C o m p a n y B a n k S W I F T > C o m p a n y   B a n k   S W I F T < / C o m p a n y B a n k S W I F T > + 
+             < C o m p a n y B a n k S W I F T C a p t i o n > C o m p a n y   B a n k   S W I F T   C a p t i o n < / C o m p a n y B a n k S W I F T C a p t i o n > + 
+             < C o m p a n y G i r o N o > C o m p a n y   G i r o   N o . < / C o m p a n y G i r o N o > + 
+             < C o m p a n y G i r o N o C a p t i o n > C o m p a n y   G i r o   N o .   C a p t i o n < / C o m p a n y G i r o N o C a p t i o n > + 
+         < / C o m p a n y M e t a d a t a > + 
+     < / B C R e p o r t I n f o r m a t i o n > + 
+     < L a b e l s > + 
+         < A b o u t T h e R e p o r t L a b e l   E l e m e n t T y p e = " P a r a m e t e r "   E l e m e n t I d = " 1 6 7 7 9 2 0 0 1 "   D a t a T y p e = " S t r i n g " > A b o u t T h e R e p o r t L a b e l < / A b o u t T h e R e p o r t L a b e l > + 
+         < A d j P r o f i t L C Y L a b e l   E l e m e n t T y p e = " P a r a m e t e r "   E l e m e n t I d = " 6 9 3 6 9 2 5 5 6 "   D a t a T y p e = " S t r i n g " > A d j P r o f i t L C Y L a b e l < / A d j P r o f i t L C Y L a b e l > + 
+         < A d j P r o f i t P c t L a b e l   E l e m e n t T y p e = " P a r a m e t e r "   E l e m e n t I d = " 1 3 7 2 4 3 1 1 0 9 "   D a t a T y p e = " S t r i n g " > A d j P r o f i t P c t L a b e l < / A d j P r o f i t P c t L a b e l > + 
+         < A m o u n t s I n L C Y L a b e l   E l e m e n t T y p e = " P a r a m e t e r "   E l e m e n t I d = " 3 0 8 7 3 3 2 2 7 "   D a t a T y p e = " S t r i n g " > A m o u n t s I n L C Y L a b e l < / A m o u n t s I n L C Y L a b e l > + 
+         < C o d e L a b e l   E l e m e n t T y p e = " P a r a m e t e r "   E l e m e n t I d = " 1 3 8 4 6 0 1 4 8 6 "   D a t a T y p e = " S t r i n g " > C o d e L a b e l < / C o d e L a b e l > + 
+         < C o m p a n y L a b e l   E l e m e n t T y p e = " P a r a m e t e r "   E l e m e n t I d = " 3 4 6 7 6 0 3 4 8 "   D a t a T y p e = " S t r i n g " > C o m p a n y L a b e l < / C o m p a n y L a b e l > + 
+         < D a t a R e t r i e v e d   E l e m e n t T y p e = " P a r a m e t e r "   E l e m e n t I d = " 2 9 1 9 1 1 8 0 7 "   D a t a T y p e = " S t r i n g " > D a t a R e t r i e v e d < / D a t a R e t r i e v e d > + 
+         < D o c u m e n t a t i o n L a b e l   E l e m e n t T y p e = " P a r a m e t e r "   E l e m e n t I d = " 1 7 3 8 9 2 4 8 1 5 "   D a t a T y p e = " S t r i n g " > D o c u m e n t a t i o n L a b e l < / D o c u m e n t a t i o n L a b e l > + 
+         < E n v i r o n m e n t L a b e l   E l e m e n t T y p e = " P a r a m e t e r "   E l e m e n t I d = " 8 1 8 8 1 6 5 9 0 "   D a t a T y p e = " S t r i n g " > E n v i r o n m e n t L a b e l < / E n v i r o n m e n t L a b e l > + 
+         < I n v D i s c A m o u n t L a b e l   E l e m e n t T y p e = " P a r a m e t e r "   E l e m e n t I d = " 9 3 7 8 2 5 4 1 9 "   D a t a T y p e = " S t r i n g " > I n v D i s c A m o u n t L a b e l < / I n v D i s c A m o u n t L a b e l > + 
+         < P a g e L a b e l   E l e m e n t T y p e = " P a r a m e t e r "   E l e m e n t I d = " 1 8 8 0 8 2 7 5 0 4 "   D a t a T y p e = " S t r i n g " > P a g e L a b e l < / P a g e L a b e l > + 
+         < P e r i o d C a p t i o n   E l e m e n t T y p e = " P a r a m e t e r "   E l e m e n t I d = " 1 4 7 8 2 5 3 4 2 2 "   D a t a T y p e = " S t r i n g " > P e r i o d C a p t i o n < / P e r i o d C a p t i o n > + 
+         < P m t D i s c G i v e n L a b e l   E l e m e n t T y p e = " P a r a m e t e r "   E l e m e n t I d = " 1 4 6 7 4 7 5 8 6 8 "   D a t a T y p e = " S t r i n g " > P m t D i s c G i v e n L a b e l < / P m t D i s c G i v e n L a b e l > + 
+         < P m t T o l e r a n c e L a b e l   E l e m e n t T y p e = " P a r a m e t e r "   E l e m e n t I d = " 1 3 4 3 2 4 4 6 1 3 "   D a t a T y p e = " S t r i n g " > P m t T o l e r a n c e L a b e l < / P m t T o l e r a n c e L a b e l > + 
+         < P r o f i t L C Y L a b e l   E l e m e n t T y p e = " P a r a m e t e r "   E l e m e n t I d = " 1 0 0 4 4 3 6 2 6 1 "   D a t a T y p e = " S t r i n g " > P r o f i t L C Y L a b e l < / P r o f i t L C Y L a b e l > + 
+         < P r o f i t P c t L a b e l   E l e m e n t T y p e = " P a r a m e t e r "   E l e m e n t I d = " 1 8 1 8 8 2 4 5 4 "   D a t a T y p e = " S t r i n g " > P r o f i t P c t L a b e l < / P r o f i t P c t L a b e l > + 
+         < R e p o r t L a b e l   E l e m e n t T y p e = " P a r a m e t e r "   E l e m e n t I d = " 6 7 9 5 8 1 0 5 1 "   D a t a T y p e = " S t r i n g " > R e p o r t L a b e l < / R e p o r t L a b e l > + 
+         < R e p o r t N a m e L a b e l   E l e m e n t T y p e = " P a r a m e t e r "   E l e m e n t I d = " 1 0 2 2 2 9 2 9 8 2 "   D a t a T y p e = " S t r i n g " > R e p o r t N a m e L a b e l < / R e p o r t N a m e L a b e l > + 
+         < R u n O n L a b e l   E l e m e n t T y p e = " P a r a m e t e r "   E l e m e n t I d = " 1 1 1 9 0 3 7 5 9 5 "   D a t a T y p e = " S t r i n g " > R u n O n L a b e l < / R u n O n L a b e l > + 
+         < S a l e s L C Y L a b e l   E l e m e n t T y p e = " P a r a m e t e r "   E l e m e n t I d = " 4 4 6 4 9 9 1 3 9 "   D a t a T y p e = " S t r i n g " > S a l e s L C Y L a b e l < / S a l e s L C Y L a b e l > + 
+         < S a l e s p e r s o n _ P u r c h a s e r _ C o d e C a p t i o n   E l e m e n t T y p e = " P a r a m e t e r "   E l e m e n t I d = " 1 3 8 8 0 3 1 6 5 2 "   D a t a T y p e = " S t r i n g " > S a l e s p e r s o n _ P u r c h a s e r _ C o d e C a p t i o n < / S a l e s p e r s o n _ P u r c h a s e r _ C o d e C a p t i o n > + 
+         < S a l e s p e r s o n S a l e s S t a t s A n a l y s i s   E l e m e n t T y p e = " P a r a m e t e r "   E l e m e n t I d = " 1 0 1 3 0 9 8 0 9 3 "   D a t a T y p e = " S t r i n g " > S a l e s p e r s o n S a l e s S t a t s A n a l y s i s < / S a l e s p e r s o n S a l e s S t a t s A n a l y s i s > + 
+         < S a l e s p e r s o n S a l e s S t a t s P r i n t   E l e m e n t T y p e = " P a r a m e t e r "   E l e m e n t I d = " 1 4 7 0 3 3 1 6 8 "   D a t a T y p e = " S t r i n g " > S a l e s p e r s o n S a l e s S t a t s P r i n t < / S a l e s p e r s o n S a l e s S t a t s P r i n t > + 
+         < T o t a l L a b e l   E l e m e n t T y p e = " P a r a m e t e r "   E l e m e n t I d = " 2 1 0 2 1 4 6 0 4 9 "   D a t a T y p e = " S t r i n g " > T o t a l L a b e l < / T o t a l L a b e l > + 
+         < U s e r L a b e l   E l e m e n t T y p e = " P a r a m e t e r "   E l e m e n t I d = " 8 4 8 8 1 6 7 9 4 "   D a t a T y p e = " S t r i n g " > U s e r L a b e l < / U s e r L a b e l > + 
+     < / L a b e l s > + 
+     < T o o l t i p s > + 
+         < T o o l t i p   c o l u m n = " S a l e s p e r s o n _ P u r c h a s e r _ C o d e "   E l e m e n t I d = " 1 3 8 8 0 3 1 6 5 2 " > + 
+             < T o o l t i p T e x t   l a n g = " e n - U S " > S p e c i f i e s   a   c o d e   f o r   t h e   s a l e s p e r s o n   o r   p u r c h a s e r . < / T o o l t i p T e x t > + 
+         < / T o o l t i p > + 
+     < / T o o l t i p s > + 
+     < S a l e s p e r s o n _ P u r c h a s e r   E l e m e n t T y p e = " D a t a I t e m "   E l e m e n t I d = " 7 1 5 0 0 7 1 9 8 " > + 
+         < A d j P r o f i t   E l e m e n t T y p e = " C o l u m n "   E l e m e n t I d = " 6 6 6 3 9 3 8 5 2 "   D a t a T y p e = " D e c i m a l " > A d j P r o f i t < / A d j P r o f i t > + 
+         < A d j P r o f i t P e r c e n t   E l e m e n t T y p e = " C o l u m n "   E l e m e n t I d = " 2 1 8 8 9 1 2 7 9 "   D a t a T y p e = " D e c i m a l " > A d j P r o f i t P e r c e n t < / A d j P r o f i t P e r c e n t > + 
+         < C O M P A N Y N A M E   E l e m e n t T y p e = " C o l u m n "   E l e m e n t I d = " 1 7 5 3 0 1 5 1 5 5 "   D a t a T y p e = " S t r i n g "   O b s o l e t e S t a t e = " P e n d i n g " > C O M P A N Y N A M E < / C O M P A N Y N A M E > + 
+         < C u s t L e d g E n t r y F i l t e r   E l e m e n t T y p e = " C o l u m n "   E l e m e n t I d = " 1 1 7 3 5 3 2 6 6 6 "   D a t a T y p e = " T e x t "   O b s o l e t e S t a t e = " P e n d i n g " > C u s t L e d g E n t r y F i l t e r < / C u s t L e d g E n t r y F i l t e r > + 
+         < C u s t _ _ L e d g e r _ E n t r y _ _ T A B L E C A P T I O N _ _ _ _ _ _ _ _ _ _ C u s t L e d g E n t r y F i l t e r   E l e m e n t T y p e = " C o l u m n "   E l e m e n t I d = " 7 1 0 6 3 3 9 1 7 "   D a t a T y p e = " T e x t " > C u s t _ _ L e d g e r _ E n t r y _ _ T A B L E C A P T I O N _ _ _ _ _ _ _ _ _ _ C u s t L e d g E n t r y F i l t e r < / C u s t _ _ L e d g e r _ E n t r y _ _ T A B L E C A P T I O N _ _ _ _ _ _ _ _ _ _ C u s t L e d g E n t r y F i l t e r > + 
+         < C u s t _ _ L e d g e r _ E n t r y _ _ _ I n v _ _ D i s c o u n t _ _ L C Y _ _   E l e m e n t T y p e = " C o l u m n "   E l e m e n t I d = " 1 9 8 9 3 9 0 8 5 5 "   D a t a T y p e = " D e c i m a l " > C u s t _ _ L e d g e r _ E n t r y _ _ _ I n v _ _ D i s c o u n t _ _ L C Y _ _ < / C u s t _ _ L e d g e r _ E n t r y _ _ _ I n v _ _ D i s c o u n t _ _ L C Y _ _ > + 
+         < C u s t _ _ L e d g e r _ E n t r y _ _ _ P m t _ _ D i s c _ _ G i v e n _ _ L C Y _ _   E l e m e n t T y p e = " C o l u m n "   E l e m e n t I d = " 1 8 6 0 9 5 7 6 0 4 "   D a t a T y p e = " D e c i m a l " > C u s t _ _ L e d g e r _ E n t r y _ _ _ P m t _ _ D i s c _ _ G i v e n _ _ L C Y _ _ < / C u s t _ _ L e d g e r _ E n t r y _ _ _ P m t _ _ D i s c _ _ G i v e n _ _ L C Y _ _ > + 
+         < C u s t _ _ L e d g e r _ E n t r y _ _ _ P m t _ _ T o l e r a n c e _ _ L C Y _ _   E l e m e n t T y p e = " C o l u m n "   E l e m e n t I d = " 8 8 4 5 6 3 2 3 "   D a t a T y p e = " D e c i m a l " > C u s t _ _ L e d g e r _ E n t r y _ _ _ P m t _ _ T o l e r a n c e _ _ L C Y _ _ < / C u s t _ _ L e d g e r _ E n t r y _ _ _ P m t _ _ T o l e r a n c e _ _ L C Y _ _ > + 
+         < C u s t _ _ L e d g e r _ E n t r y _ _ _ P r o f i t _ _ L C Y _ _   E l e m e n t T y p e = " C o l u m n "   E l e m e n t I d = " 1 6 1 5 1 3 7 4 4 3 "   D a t a T y p e = " D e c i m a l " > C u s t _ _ L e d g e r _ E n t r y _ _ _ P r o f i t _ _ L C Y _ _ < / C u s t _ _ L e d g e r _ E n t r y _ _ _ P r o f i t _ _ L C Y _ _ > + 
+         < C u s t _ _ L e d g e r _ E n t r y _ _ _ S a l e s _ _ L C Y _ _   E l e m e n t T y p e = " C o l u m n "   E l e m e n t I d = " 3 4 8 7 9 4 9 4 9 "   D a t a T y p e = " D e c i m a l " > C u s t _ _ L e d g e r _ E n t r y _ _ _ S a l e s _ _ L C Y _ _ < / C u s t _ _ L e d g e r _ E n t r y _ _ _ S a l e s _ _ L C Y _ _ > + 
+         < P r o f i t P e r c e n t   E l e m e n t T y p e = " C o l u m n "   E l e m e n t I d = " 1 3 1 4 9 7 7 4 6 4 "   D a t a T y p e = " D e c i m a l " > P r o f i t P e r c e n t < / P r o f i t P e r c e n t > + 
+         < S a l e s p e r s o n F i l t e r   E l e m e n t T y p e = " C o l u m n "   E l e m e n t I d = " 1 2 4 2 2 8 3 2 5 6 "   D a t a T y p e = " T e x t "   O b s o l e t e S t a t e = " P e n d i n g " > S a l e s p e r s o n F i l t e r < / S a l e s p e r s o n F i l t e r > + 
+         < S a l e s p e r s o n _ P u r c h a s e r _ C o d e   E l e m e n t T y p e = " C o l u m n "   E l e m e n t I d = " 1 3 8 8 0 3 1 6 5 2 "   D a t a T y p e = " C o d e " > S a l e s p e r s o n _ P u r c h a s e r _ C o d e < / S a l e s p e r s o n _ P u r c h a s e r _ C o d e > + 
+         < S a l e s p e r s o n _ P u r c h a s e r _ _ T A B L E C A P T I O N _ _ _ _ _ _ _ _ _ _ S a l e s p e r s o n F i l t e r   E l e m e n t T y p e = " C o l u m n "   E l e m e n t I d = " 1 0 1 6 0 4 1 6 9 9 "   D a t a T y p e = " T e x t " > S a l e s p e r s o n _ P u r c h a s e r _ _ T A B L E C A P T I O N _ _ _ _ _ _ _ _ _ _ S a l e s p e r s o n F i l t e r < / S a l e s p e r s o n _ P u r c h a s e r _ _ T A B L E C A P T I O N _ _ _ _ _ _ _ _ _ _ S a l e s p e r s o n F i l t e r > + 
+         < S T R S U B S T N O _ T e x t 0 0 0 _ P e r i o d T e x t _   E l e m e n t T y p e = " C o l u m n "   E l e m e n t I d = " 7 2 2 9 9 1 7 0 4 "   D a t a T y p e = " S t r i n g " > S T R S U B S T N O _ T e x t 0 0 0 _ P e r i o d T e x t _ < / S T R S U B S T N O _ T e x t 0 0 0 _ P e r i o d T e x t _ > + 
+     < / S a l e s p e r s o n _ P u r c h a s e r > + 
+     < C u s t _ L e d g e r _ E n t r y   E l e m e n t T y p e = " D a t a I t e m "   E l e m e n t I d = " 1 6 3 9 1 4 6 4 4 5 "   / > + 
+     < T o t a l s   E l e m e n t T y p e = " D a t a I t e m "   E l e m e n t I d = " 1 8 2 3 9 5 0 0 4 4 " > + 
+         < T o t a l s _ A d j P r o f i t   E l e m e n t T y p e = " C o l u m n "   E l e m e n t I d = " 1 9 0 9 5 0 1 3 6 2 "   D a t a T y p e = " D e c i m a l " > T o t a l s _ A d j P r o f i t < / T o t a l s _ A d j P r o f i t > + 
+         < T o t a l s _ A d j P r o f i t P c t   E l e m e n t T y p e = " C o l u m n "   E l e m e n t I d = " 3 1 3 1 7 1 4 3 5 "   D a t a T y p e = " D e c i m a l " > T o t a l s _ A d j P r o f i t P c t < / T o t a l s _ A d j P r o f i t P c t > + 
+         < T o t a l s _ I n v D i s c A m o u n t   E l e m e n t T y p e = " C o l u m n "   E l e m e n t I d = " 7 2 5 8 5 0 7 "   D a t a T y p e = " D e c i m a l " > T o t a l s _ I n v D i s c A m o u n t < / T o t a l s _ I n v D i s c A m o u n t > + 
+         < T o t a l s _ P m t D i s c G i v e n   E l e m e n t T y p e = " C o l u m n "   E l e m e n t I d = " 8 3 6 1 4 3 8 6 8 "   D a t a T y p e = " D e c i m a l " > T o t a l s _ P m t D i s c G i v e n < / T o t a l s _ P m t D i s c G i v e n > + 
+         < T o t a l s _ P m t T o l e r a n c e   E l e m e n t T y p e = " C o l u m n "   E l e m e n t I d = " 1 9 0 2 7 0 1 8 9 9 "   D a t a T y p e = " D e c i m a l " > T o t a l s _ P m t T o l e r a n c e < / T o t a l s _ P m t T o l e r a n c e > + 
+         < T o t a l s _ P r o f i t   E l e m e n t T y p e = " C o l u m n "   E l e m e n t I d = " 6 4 6 2 9 5 2 1 9 "   D a t a T y p e = " D e c i m a l " > T o t a l s _ P r o f i t < / T o t a l s _ P r o f i t > + 
+         < T o t a l s _ P r o f i t P c t   E l e m e n t T y p e = " C o l u m n "   E l e m e n t I d = " 2 2 3 4 7 8 0 9 8 "   D a t a T y p e = " D e c i m a l " > T o t a l s _ P r o f i t P c t < / T o t a l s _ P r o f i t P c t > + 
+         < T o t a l s _ S a l e s   E l e m e n t T y p e = " C o l u m n "   E l e m e n t I d = " 1 3 9 9 9 8 5 1 0 9 "   D a t a T y p e = " D e c i m a l " > T o t a l s _ S a l e s < / T o t a l s _ S a l e s > + 
+     < / T o t a l s > + 
+ < / N a v W o r d R e p o r t X m l P a r t > 
 </file>
 
 <file path=customXml/itemProps1.xml><?xml version="1.0" encoding="utf-8"?>

--- a/src/Layers/W1/BaseApp/Sales/Reports/SalespersonSalesStatistics.docx
+++ b/src/Layers/W1/BaseApp/Sales/Reports/SalespersonSalesStatistics.docx
@@ -4622,6 +4622,8 @@
  
              < R e p o r t N a m e > R e p o r t   N a m e < / R e p o r t N a m e >   
+             < R e p o r t C a p t i o n > R e p o r t   C a p t i o n < / R e p o r t C a p t i o n > + 
              < A b o u t T h i s R e p o r t T i t l e > A b o u t   T h i s   R e p o r t   T i t l e < / A b o u t T h i s R e p o r t T i t l e >   
              < A b o u t T h i s R e p o r t T e x t > A b o u t   T h i s   R e p o r t   T e x t < / A b o u t T h i s R e p o r t T e x t > @@ -4676,21 +4678,21 @@
  
              < C o m p a n y A d d r e s s L i n e s >   
-                 < C o m p a n y A d d r e s s L i n e > C o m p a n y   A d d r e s s   L i n e   1 < / C o m p a n y A d d r e s s L i n e > - 
-                 < C o m p a n y A d d r e s s L i n e > C o m p a n y   A d d r e s s   L i n e   2 < / C o m p a n y A d d r e s s L i n e > - 
-                 < C o m p a n y A d d r e s s L i n e > C o m p a n y   A d d r e s s   L i n e   3 < / C o m p a n y A d d r e s s L i n e > - 
-                 < C o m p a n y A d d r e s s L i n e > C o m p a n y   A d d r e s s   L i n e   4 < / C o m p a n y A d d r e s s L i n e > - 
-                 < C o m p a n y A d d r e s s L i n e > C o m p a n y   A d d r e s s   L i n e   5 < / C o m p a n y A d d r e s s L i n e > - 
-                 < C o m p a n y A d d r e s s L i n e > C o m p a n y   A d d r e s s   L i n e   6 < / C o m p a n y A d d r e s s L i n e > - 
-                 < C o m p a n y A d d r e s s L i n e > C o m p a n y   A d d r e s s   L i n e   7 < / C o m p a n y A d d r e s s L i n e > - 
-                 < C o m p a n y A d d r e s s L i n e > C o m p a n y   A d d r e s s   L i n e   8 < / C o m p a n y A d d r e s s L i n e > +                 < C o m p a n y A d d r e s s L i n e 1 > C o m p a n y   A d d r e s s   L i n e   1 < / C o m p a n y A d d r e s s L i n e 1 > + 
+                 < C o m p a n y A d d r e s s L i n e 2 > C o m p a n y   A d d r e s s   L i n e   2 < / C o m p a n y A d d r e s s L i n e 2 > + 
+                 < C o m p a n y A d d r e s s L i n e 3 > C o m p a n y   A d d r e s s   L i n e   3 < / C o m p a n y A d d r e s s L i n e 3 > + 
+                 < C o m p a n y A d d r e s s L i n e 4 > C o m p a n y   A d d r e s s   L i n e   4 < / C o m p a n y A d d r e s s L i n e 4 > + 
+                 < C o m p a n y A d d r e s s L i n e 5 > C o m p a n y   A d d r e s s   L i n e   5 < / C o m p a n y A d d r e s s L i n e 5 > + 
+                 < C o m p a n y A d d r e s s L i n e 6 > C o m p a n y   A d d r e s s   L i n e   6 < / C o m p a n y A d d r e s s L i n e 6 > + 
+                 < C o m p a n y A d d r e s s L i n e 7 > C o m p a n y   A d d r e s s   L i n e   7 < / C o m p a n y A d d r e s s L i n e 7 > + 
+                 < C o m p a n y A d d r e s s L i n e 8 > C o m p a n y   A d d r e s s   L i n e   8 < / C o m p a n y A d d r e s s L i n e 8 >   
              < / C o m p a n y A d d r e s s L i n e s >   
@@ -4881,6 +4883,8 @@
  
              < R e p o r t N a m e > R e p o r t   N a m e < / R e p o r t N a m e >   
+             < R e p o r t C a p t i o n > R e p o r t   C a p t i o n < / R e p o r t C a p t i o n > + 
              < A b o u t T h i s R e p o r t T i t l e > A b o u t   T h i s   R e p o r t   T i t l e < / A b o u t T h i s R e p o r t T i t l e >   
              < A b o u t T h i s R e p o r t T e x t > A b o u t   T h i s   R e p o r t   T e x t < / A b o u t T h i s R e p o r t T e x t > @@ -4935,21 +4939,21 @@
  
              < C o m p a n y A d d r e s s L i n e s >   
-                 < C o m p a n y A d d r e s s L i n e > C o m p a n y   A d d r e s s   L i n e   1 < / C o m p a n y A d d r e s s L i n e > - 
-                 < C o m p a n y A d d r e s s L i n e > C o m p a n y   A d d r e s s   L i n e   2 < / C o m p a n y A d d r e s s L i n e > - 
-                 < C o m p a n y A d d r e s s L i n e > C o m p a n y   A d d r e s s   L i n e   3 < / C o m p a n y A d d r e s s L i n e > - 
-                 < C o m p a n y A d d r e s s L i n e > C o m p a n y   A d d r e s s   L i n e   4 < / C o m p a n y A d d r e s s L i n e > - 
-                 < C o m p a n y A d d r e s s L i n e > C o m p a n y   A d d r e s s   L i n e   5 < / C o m p a n y A d d r e s s L i n e > - 
-                 < C o m p a n y A d d r e s s L i n e > C o m p a n y   A d d r e s s   L i n e   6 < / C o m p a n y A d d r e s s L i n e > - 
-                 < C o m p a n y A d d r e s s L i n e > C o m p a n y   A d d r e s s   L i n e   7 < / C o m p a n y A d d r e s s L i n e > - 
-                 < C o m p a n y A d d r e s s L i n e > C o m p a n y   A d d r e s s   L i n e   8 < / C o m p a n y A d d r e s s L i n e > +                 < C o m p a n y A d d r e s s L i n e 1 > C o m p a n y   A d d r e s s   L i n e   1 < / C o m p a n y A d d r e s s L i n e 1 > + 
+                 < C o m p a n y A d d r e s s L i n e 2 > C o m p a n y   A d d r e s s   L i n e   2 < / C o m p a n y A d d r e s s L i n e 2 > + 
+                 < C o m p a n y A d d r e s s L i n e 3 > C o m p a n y   A d d r e s s   L i n e   3 < / C o m p a n y A d d r e s s L i n e 3 > + 
+                 < C o m p a n y A d d r e s s L i n e 4 > C o m p a n y   A d d r e s s   L i n e   4 < / C o m p a n y A d d r e s s L i n e 4 > + 
+                 < C o m p a n y A d d r e s s L i n e 5 > C o m p a n y   A d d r e s s   L i n e   5 < / C o m p a n y A d d r e s s L i n e 5 > + 
+                 < C o m p a n y A d d r e s s L i n e 6 > C o m p a n y   A d d r e s s   L i n e   6 < / C o m p a n y A d d r e s s L i n e 6 > + 
+                 < C o m p a n y A d d r e s s L i n e 7 > C o m p a n y   A d d r e s s   L i n e   7 < / C o m p a n y A d d r e s s L i n e 7 > + 
+                 < C o m p a n y A d d r e s s L i n e 8 > C o m p a n y   A d d r e s s   L i n e   8 < / C o m p a n y A d d r e s s L i n e 8 >   
              < / C o m p a n y A d d r e s s L i n e s >   

--- a/src/Layers/W1/BaseApp/Sales/Reports/SalespersonSalesStatistics.docx
+++ b/src/Layers/W1/BaseApp/Sales/Reports/SalespersonSalesStatistics.docx
@@ -4602,536 +4602,96 @@
 <b:Sources xmlns:b="http://schemas.openxmlformats.org/officeDocument/2006/bibliography" xmlns="http://schemas.openxmlformats.org/officeDocument/2006/bibliography" SelectedStyle="\APASixthEditionOfficeOnline.xsl" StyleName="APA" Version="6"/>
 </file>
 
-<file path=customXml/item3.xml>��< ? x m l   v e r s i o n = " 1 . 0 "   e n c o d i n g = " u t f - 1 6 " ? > - 
- < N a v W o r d R e p o r t X m l P a r t   x m l n s = " u r n : m i c r o s o f t - d y n a m i c s - n a v / r e p o r t s / S a l e s p e r s o n _ S a l e s _ S t a t i s t i c s / 1 1 4 / " > - 
-     < B C R e p o r t I n f o r m a t i o n > - 
-         < R e p o r t M e t a d a t a > - 
-             < E x t e n s i o n I d > E x t e n s i o n   I D < / E x t e n s i o n I d > - 
-             < E x t e n s i o n N a m e > E x t e n s i o n   N a m e < / E x t e n s i o n N a m e > - 
-             < E x t e n s i o n P u b l i s h e r > E x t e n s i o n   P u b l i s h e r < / E x t e n s i o n P u b l i s h e r > - 
-             < E x t e n s i o n V e r s i o n > E x t e n s i o n   V e r s i o n < / E x t e n s i o n V e r s i o n > - 
-             < R e p o r t I d > R e p o r t   I D < / R e p o r t I d > - 
-             < R e p o r t N a m e > R e p o r t   N a m e < / R e p o r t N a m e > - 
-             < R e p o r t C a p t i o n > R e p o r t   C a p t i o n < / R e p o r t C a p t i o n > - 
-             < A b o u t T h i s R e p o r t T i t l e > A b o u t   T h i s   R e p o r t   T i t l e < / A b o u t T h i s R e p o r t T i t l e > - 
-             < A b o u t T h i s R e p o r t T e x t > A b o u t   T h i s   R e p o r t   T e x t < / A b o u t T h i s R e p o r t T e x t > - 
-             < R e p o r t H e l p L i n k > R e p o r t   H e l p   L i n k < / R e p o r t H e l p L i n k > - 
-         < / R e p o r t M e t a d a t a > - 
-         < R e p o r t R e q u e s t > - 
-             < T e n a n t E n t r a I d > T e n a n t   E n t r a   I d < / T e n a n t E n t r a I d > - 
-             < E n v i r o n m e n t N a m e > E n v i r o n m e n t   N a m e < / E n v i r o n m e n t N a m e > - 
-             < E n v i r o n m e n t T y p e > E n v i r o n m e n t   T y p e < / E n v i r o n m e n t T y p e > - 
-             < C o m p a n y N a m e > C o m p a n y   N a m e < / C o m p a n y N a m e > - 
-             < C o m p a n y D i s p l a y N a m e > C o m p a n y   D i s p l a y   N a m e < / C o m p a n y D i s p l a y N a m e > - 
-             < C o m p a n y I d > C o m p a n y   I D < / C o m p a n y I d > - 
-             < U s e r N a m e > U s e r   N a m e < / U s e r N a m e > - 
-             < D a t e A n d T i m e > D a t e   a n d   T i m e < / D a t e A n d T i m e > - 
-             < L a n g u a g e > L a n g u a g e < / L a n g u a g e > - 
-             < F o r m a t R e g i o n > F o r m a t   R e g i o n < / F o r m a t R e g i o n > - 
-             < D a t e T i m e V a l u e s > - 
-                 < Y e a r > Y e a r < / Y e a r > - 
-                 < M o n t h N u m b e r > M o n t h   N u m b e r < / M o n t h N u m b e r > - 
-                 < D a y N u m b e r > D a y   N u m b e r < / D a y N u m b e r > - 
-                 < H o u r > H o u r < / H o u r > - 
-                 < M i n u t e > M i n u t e < / M i n u t e > - 
-             < / D a t e T i m e V a l u e s > - 
-         < / R e p o r t R e q u e s t > - 
-         < C o m p a n y M e t a d a t a > - 
-             < C o m p a n y N a m e > C o m p a n y   N a m e < / C o m p a n y N a m e > - 
-             < C o m p a n y D i s p l a y N a m e > C o m p a n y   D i s p l a y   N a m e < / C o m p a n y D i s p l a y N a m e > - 
-             < C o m p a n y A d d r e s s L i n e s > - 
-                 < C o m p a n y A d d r e s s L i n e 1 > C o m p a n y   A d d r e s s   L i n e   1 < / C o m p a n y A d d r e s s L i n e 1 > - 
-                 < C o m p a n y A d d r e s s L i n e 2 > C o m p a n y   A d d r e s s   L i n e   2 < / C o m p a n y A d d r e s s L i n e 2 > - 
-                 < C o m p a n y A d d r e s s L i n e 3 > C o m p a n y   A d d r e s s   L i n e   3 < / C o m p a n y A d d r e s s L i n e 3 > - 
-                 < C o m p a n y A d d r e s s L i n e 4 > C o m p a n y   A d d r e s s   L i n e   4 < / C o m p a n y A d d r e s s L i n e 4 > - 
-                 < C o m p a n y A d d r e s s L i n e 5 > C o m p a n y   A d d r e s s   L i n e   5 < / C o m p a n y A d d r e s s L i n e 5 > - 
-                 < C o m p a n y A d d r e s s L i n e 6 > C o m p a n y   A d d r e s s   L i n e   6 < / C o m p a n y A d d r e s s L i n e 6 > - 
-                 < C o m p a n y A d d r e s s L i n e 7 > C o m p a n y   A d d r e s s   L i n e   7 < / C o m p a n y A d d r e s s L i n e 7 > - 
-                 < C o m p a n y A d d r e s s L i n e 8 > C o m p a n y   A d d r e s s   L i n e   8 < / C o m p a n y A d d r e s s L i n e 8 > - 
-             < / C o m p a n y A d d r e s s L i n e s > - 
-             < C o m p a n y P h o n e > C o m p a n y   P h o n e < / C o m p a n y P h o n e > - 
-             < C o m p a n y P h o n e C a p t i o n > C o m p a n y   P h o n e   C a p t i o n < / C o m p a n y P h o n e C a p t i o n > - 
-             < C o m p a n y F a x N o > C o m p a n y   F a x   N o . < / C o m p a n y F a x N o > - 
-             < C o m p a n y F a x N o C a p t i o n > C o m p a n y   F a x   N o .   C a p t i o n < / C o m p a n y F a x N o C a p t i o n > - 
-             < C o m p a n y E m a i l > C o m p a n y   E m a i l < / C o m p a n y E m a i l > - 
-             < C o m p a n y E m a i l C a p t i o n > C o m p a n y   E m a i l   C a p t i o n < / C o m p a n y E m a i l C a p t i o n > - 
-             < C o m p a n y H o m e P a g e > C o m p a n y   H o m e   P a g e < / C o m p a n y H o m e P a g e > - 
-             < C o m p a n y H o m e P a g e C a p t i o n > C o m p a n y   H o m e   P a g e   C a p t i o n < / C o m p a n y H o m e P a g e C a p t i o n > - 
-             < C o m p a n y L o g o > C o m p a n y   L o g o < / C o m p a n y L o g o > - 
-             < C o m p a n y V A T R e g i s t r a t i o n N o > C o m p a n y   V A T   R e g i s t r a t i o n   N o . < / C o m p a n y V A T R e g i s t r a t i o n N o > - 
-             < C o m p a n y V A T R e g i s t r a t i o n N o C a p t i o n > C o m p a n y   V A T   R e g i s t r a t i o n   N o .   C a p t i o n < / C o m p a n y V A T R e g i s t r a t i o n N o C a p t i o n > - 
-             < C o m p a n y R e g i s t r a t i o n N o > C o m p a n y   R e g i s t r a t i o n   N o . < / C o m p a n y R e g i s t r a t i o n N o > - 
-             < C o m p a n y R e g i s t r a t i o n N o C a p t i o n > C o m p a n y   R e g i s t r a t i o n   N o .   C a p t i o n < / C o m p a n y R e g i s t r a t i o n N o C a p t i o n > - 
-             < C o m p a n y B a n k N a m e > C o m p a n y   B a n k   N a m e < / C o m p a n y B a n k N a m e > - 
-             < C o m p a n y B a n k N a m e C a p t i o n > C o m p a n y   B a n k   N a m e   C a p t i o n < / C o m p a n y B a n k N a m e C a p t i o n > - 
-             < C o m p a n y B a n k A c c o u n t N o > C o m p a n y   B a n k   A c c o u n t   N o . < / C o m p a n y B a n k A c c o u n t N o > - 
-             < C o m p a n y B a n k A c c o u n t N o C a p t i o n > C o m p a n y   B a n k   A c c o u n t   N o .   C a p t i o n < / C o m p a n y B a n k A c c o u n t N o C a p t i o n > - 
-             < C o m p a n y B a n k B r a n c h N o > C o m p a n y   B a n k   B r a n c h   N o . < / C o m p a n y B a n k B r a n c h N o > - 
-             < C o m p a n y B a n k B r a n c h N o C a p t i o n > C o m p a n y   B a n k   B r a n c h   N o .   C a p t i o n < / C o m p a n y B a n k B r a n c h N o C a p t i o n > - 
-             < C o m p a n y I B A N > C o m p a n y   I B A N < / C o m p a n y I B A N > - 
-             < C o m p a n y I B A N C a p t i o n > C o m p a n y   I B A N   C a p t i o n < / C o m p a n y I B A N C a p t i o n > - 
-             < C o m p a n y B a n k S W I F T > C o m p a n y   B a n k   S W I F T < / C o m p a n y B a n k S W I F T > - 
-             < C o m p a n y B a n k S W I F T C a p t i o n > C o m p a n y   B a n k   S W I F T   C a p t i o n < / C o m p a n y B a n k S W I F T C a p t i o n > - 
-             < C o m p a n y G i r o N o > C o m p a n y   G i r o   N o . < / C o m p a n y G i r o N o > - 
-             < C o m p a n y G i r o N o C a p t i o n > C o m p a n y   G i r o   N o .   C a p t i o n < / C o m p a n y G i r o N o C a p t i o n > - 
-         < / C o m p a n y M e t a d a t a > - 
-     < / B C R e p o r t I n f o r m a t i o n > - 
-     < L a b e l s > - 
-         < A b o u t T h e R e p o r t L a b e l > A b o u t T h e R e p o r t L a b e l < / A b o u t T h e R e p o r t L a b e l > - 
-         < A d j P r o f i t L C Y L a b e l > A d j P r o f i t L C Y L a b e l < / A d j P r o f i t L C Y L a b e l > - 
-         < A d j P r o f i t P c t L a b e l > A d j P r o f i t P c t L a b e l < / A d j P r o f i t P c t L a b e l > - 
-         < A m o u n t s I n L C Y L a b e l > A m o u n t s I n L C Y L a b e l < / A m o u n t s I n L C Y L a b e l > - 
-         < C o d e L a b e l > C o d e L a b e l < / C o d e L a b e l > - 
-         < C o m p a n y L a b e l > C o m p a n y L a b e l < / C o m p a n y L a b e l > - 
-         < D a t a R e t r i e v e d > D a t a R e t r i e v e d < / D a t a R e t r i e v e d > - 
-         < D o c u m e n t a t i o n L a b e l > D o c u m e n t a t i o n L a b e l < / D o c u m e n t a t i o n L a b e l > - 
-         < E n v i r o n m e n t L a b e l > E n v i r o n m e n t L a b e l < / E n v i r o n m e n t L a b e l > - 
-         < I n v D i s c A m o u n t L a b e l > I n v D i s c A m o u n t L a b e l < / I n v D i s c A m o u n t L a b e l > - 
-         < P a g e L a b e l > P a g e L a b e l < / P a g e L a b e l > - 
-         < P e r i o d C a p t i o n > P e r i o d C a p t i o n < / P e r i o d C a p t i o n > - 
-         < P m t D i s c G i v e n L a b e l > P m t D i s c G i v e n L a b e l < / P m t D i s c G i v e n L a b e l > - 
-         < P m t T o l e r a n c e L a b e l > P m t T o l e r a n c e L a b e l < / P m t T o l e r a n c e L a b e l > - 
-         < P r o f i t L C Y L a b e l > P r o f i t L C Y L a b e l < / P r o f i t L C Y L a b e l > - 
-         < P r o f i t P c t L a b e l > P r o f i t P c t L a b e l < / P r o f i t P c t L a b e l > - 
-         < R e p o r t L a b e l > R e p o r t L a b e l < / R e p o r t L a b e l > - 
-         < R e p o r t N a m e L a b e l > R e p o r t N a m e L a b e l < / R e p o r t N a m e L a b e l > - 
-         < R u n O n L a b e l > R u n O n L a b e l < / R u n O n L a b e l > - 
-         < S a l e s L C Y L a b e l > S a l e s L C Y L a b e l < / S a l e s L C Y L a b e l > - 
-         < S a l e s p e r s o n _ P u r c h a s e r _ C o d e C a p t i o n > S a l e s p e r s o n _ P u r c h a s e r _ C o d e C a p t i o n < / S a l e s p e r s o n _ P u r c h a s e r _ C o d e C a p t i o n > - 
-         < S a l e s p e r s o n S a l e s S t a t s A n a l y s i s > S a l e s p e r s o n S a l e s S t a t s A n a l y s i s < / S a l e s p e r s o n S a l e s S t a t s A n a l y s i s > - 
-         < S a l e s p e r s o n S a l e s S t a t s P r i n t > S a l e s p e r s o n S a l e s S t a t s P r i n t < / S a l e s p e r s o n S a l e s S t a t s P r i n t > - 
-         < T o t a l L a b e l > T o t a l L a b e l < / T o t a l L a b e l > - 
-         < U s e r L a b e l > U s e r L a b e l < / U s e r L a b e l > - 
-     < / L a b e l s > - 
-     < S a l e s p e r s o n _ P u r c h a s e r > - 
-         < A d j P r o f i t > A d j P r o f i t < / A d j P r o f i t > - 
-         < A d j P r o f i t P e r c e n t > A d j P r o f i t P e r c e n t < / A d j P r o f i t P e r c e n t > - 
-         < C O M P A N Y N A M E > C O M P A N Y N A M E < / C O M P A N Y N A M E > - 
-         < C u s t L e d g E n t r y F i l t e r > C u s t L e d g E n t r y F i l t e r < / C u s t L e d g E n t r y F i l t e r > - 
-         < C u s t _ _ L e d g e r _ E n t r y _ _ T A B L E C A P T I O N _ _ _ _ _ _ _ _ _ _ C u s t L e d g E n t r y F i l t e r > C u s t _ _ L e d g e r _ E n t r y _ _ T A B L E C A P T I O N _ _ _ _ _ _ _ _ _ _ C u s t L e d g E n t r y F i l t e r < / C u s t _ _ L e d g e r _ E n t r y _ _ T A B L E C A P T I O N _ _ _ _ _ _ _ _ _ _ C u s t L e d g E n t r y F i l t e r > - 
-         < C u s t _ _ L e d g e r _ E n t r y _ _ _ I n v _ _ D i s c o u n t _ _ L C Y _ _ > C u s t _ _ L e d g e r _ E n t r y _ _ _ I n v _ _ D i s c o u n t _ _ L C Y _ _ < / C u s t _ _ L e d g e r _ E n t r y _ _ _ I n v _ _ D i s c o u n t _ _ L C Y _ _ > - 
-         < C u s t _ _ L e d g e r _ E n t r y _ _ _ P m t _ _ D i s c _ _ G i v e n _ _ L C Y _ _ > C u s t _ _ L e d g e r _ E n t r y _ _ _ P m t _ _ D i s c _ _ G i v e n _ _ L C Y _ _ < / C u s t _ _ L e d g e r _ E n t r y _ _ _ P m t _ _ D i s c _ _ G i v e n _ _ L C Y _ _ > - 
-         < C u s t _ _ L e d g e r _ E n t r y _ _ _ P m t _ _ T o l e r a n c e _ _ L C Y _ _ > C u s t _ _ L e d g e r _ E n t r y _ _ _ P m t _ _ T o l e r a n c e _ _ L C Y _ _ < / C u s t _ _ L e d g e r _ E n t r y _ _ _ P m t _ _ T o l e r a n c e _ _ L C Y _ _ > - 
-         < C u s t _ _ L e d g e r _ E n t r y _ _ _ P r o f i t _ _ L C Y _ _ > C u s t _ _ L e d g e r _ E n t r y _ _ _ P r o f i t _ _ L C Y _ _ < / C u s t _ _ L e d g e r _ E n t r y _ _ _ P r o f i t _ _ L C Y _ _ > - 
-         < C u s t _ _ L e d g e r _ E n t r y _ _ _ S a l e s _ _ L C Y _ _ > C u s t _ _ L e d g e r _ E n t r y _ _ _ S a l e s _ _ L C Y _ _ < / C u s t _ _ L e d g e r _ E n t r y _ _ _ S a l e s _ _ L C Y _ _ > - 
-         < P r o f i t P e r c e n t > P r o f i t P e r c e n t < / P r o f i t P e r c e n t > - 
-         < S a l e s p e r s o n F i l t e r > S a l e s p e r s o n F i l t e r < / S a l e s p e r s o n F i l t e r > - 
-         < S a l e s p e r s o n _ P u r c h a s e r _ C o d e > S a l e s p e r s o n _ P u r c h a s e r _ C o d e < / S a l e s p e r s o n _ P u r c h a s e r _ C o d e > - 
-         < S a l e s p e r s o n _ P u r c h a s e r _ _ T A B L E C A P T I O N _ _ _ _ _ _ _ _ _ _ S a l e s p e r s o n F i l t e r > S a l e s p e r s o n _ P u r c h a s e r _ _ T A B L E C A P T I O N _ _ _ _ _ _ _ _ _ _ S a l e s p e r s o n F i l t e r < / S a l e s p e r s o n _ P u r c h a s e r _ _ T A B L E C A P T I O N _ _ _ _ _ _ _ _ _ _ S a l e s p e r s o n F i l t e r > - 
-         < S T R S U B S T N O _ T e x t 0 0 0 _ P e r i o d T e x t _ > S T R S U B S T N O _ T e x t 0 0 0 _ P e r i o d T e x t _ < / S T R S U B S T N O _ T e x t 0 0 0 _ P e r i o d T e x t _ > - 
-     < / S a l e s p e r s o n _ P u r c h a s e r > - 
-     < C u s t _ L e d g e r _ E n t r y   / > - 
-     < T o t a l s > - 
-         < T o t a l s _ A d j P r o f i t > T o t a l s _ A d j P r o f i t < / T o t a l s _ A d j P r o f i t > - 
-         < T o t a l s _ A d j P r o f i t P c t > T o t a l s _ A d j P r o f i t P c t < / T o t a l s _ A d j P r o f i t P c t > - 
-         < T o t a l s _ I n v D i s c A m o u n t > T o t a l s _ I n v D i s c A m o u n t < / T o t a l s _ I n v D i s c A m o u n t > - 
-         < T o t a l s _ P m t D i s c G i v e n > T o t a l s _ P m t D i s c G i v e n < / T o t a l s _ P m t D i s c G i v e n > - 
-         < T o t a l s _ P m t T o l e r a n c e > T o t a l s _ P m t T o l e r a n c e < / T o t a l s _ P m t T o l e r a n c e > - 
-         < T o t a l s _ P r o f i t > T o t a l s _ P r o f i t < / T o t a l s _ P r o f i t > - 
-         < T o t a l s _ P r o f i t P c t > T o t a l s _ P r o f i t P c t < / T o t a l s _ P r o f i t P c t > - 
-         < T o t a l s _ S a l e s > T o t a l s _ S a l e s < / T o t a l s _ S a l e s > - 
-     < / T o t a l s > - 
- < / N a v W o r d R e p o r t X m l P a r t > 
-</file>
-
-<file path=customXml/item4.xml>��< ? x m l   v e r s i o n = " 1 . 0 "   e n c o d i n g = " u t f - 1 6 " ? > - 
- < N a v W o r d R e p o r t X m l P a r t   x m l n s = " u r n : m i c r o s o f t - d y n a m i c s - b u s i n e s s c e n t r a l / i n t e r n a l / e x t e n d e d / r e p o r t s / S a l e s p e r s o n _ S a l e s _ S t a t i s t i c s / 1 1 4 / " > - 
-     < B C R e p o r t I n f o r m a t i o n > - 
-         < R e p o r t M e t a d a t a > - 
-             < E x t e n s i o n I d > E x t e n s i o n   I D < / E x t e n s i o n I d > - 
-             < E x t e n s i o n N a m e > E x t e n s i o n   N a m e < / E x t e n s i o n N a m e > - 
-             < E x t e n s i o n P u b l i s h e r > E x t e n s i o n   P u b l i s h e r < / E x t e n s i o n P u b l i s h e r > - 
-             < E x t e n s i o n V e r s i o n > E x t e n s i o n   V e r s i o n < / E x t e n s i o n V e r s i o n > - 
-             < R e p o r t I d > R e p o r t   I D < / R e p o r t I d > - 
-             < R e p o r t N a m e > R e p o r t   N a m e < / R e p o r t N a m e > - 
-             < R e p o r t C a p t i o n > R e p o r t   C a p t i o n < / R e p o r t C a p t i o n > - 
-             < A b o u t T h i s R e p o r t T i t l e > A b o u t   T h i s   R e p o r t   T i t l e < / A b o u t T h i s R e p o r t T i t l e > - 
-             < A b o u t T h i s R e p o r t T e x t > A b o u t   T h i s   R e p o r t   T e x t < / A b o u t T h i s R e p o r t T e x t > - 
-             < R e p o r t H e l p L i n k > R e p o r t   H e l p   L i n k < / R e p o r t H e l p L i n k > - 
-         < / R e p o r t M e t a d a t a > - 
-         < R e p o r t R e q u e s t > - 
-             < T e n a n t E n t r a I d > T e n a n t   E n t r a   I d < / T e n a n t E n t r a I d > - 
-             < E n v i r o n m e n t N a m e > E n v i r o n m e n t   N a m e < / E n v i r o n m e n t N a m e > - 
-             < E n v i r o n m e n t T y p e > E n v i r o n m e n t   T y p e < / E n v i r o n m e n t T y p e > - 
-             < C o m p a n y N a m e > C o m p a n y   N a m e < / C o m p a n y N a m e > - 
-             < C o m p a n y D i s p l a y N a m e > C o m p a n y   D i s p l a y   N a m e < / C o m p a n y D i s p l a y N a m e > - 
-             < C o m p a n y I d > C o m p a n y   I D < / C o m p a n y I d > - 
-             < U s e r N a m e > U s e r   N a m e < / U s e r N a m e > - 
-             < D a t e A n d T i m e > D a t e   a n d   T i m e < / D a t e A n d T i m e > - 
-             < L a n g u a g e > L a n g u a g e < / L a n g u a g e > - 
-             < F o r m a t R e g i o n > F o r m a t   R e g i o n < / F o r m a t R e g i o n > - 
-             < D a t e T i m e V a l u e s > - 
-                 < Y e a r > Y e a r < / Y e a r > - 
-                 < M o n t h N u m b e r > M o n t h   N u m b e r < / M o n t h N u m b e r > - 
-                 < D a y N u m b e r > D a y   N u m b e r < / D a y N u m b e r > - 
-                 < H o u r > H o u r < / H o u r > - 
-                 < M i n u t e > M i n u t e < / M i n u t e > - 
-             < / D a t e T i m e V a l u e s > - 
-         < / R e p o r t R e q u e s t > - 
-         < C o m p a n y M e t a d a t a > - 
-             < C o m p a n y N a m e > C o m p a n y   N a m e < / C o m p a n y N a m e > - 
-             < C o m p a n y D i s p l a y N a m e > C o m p a n y   D i s p l a y   N a m e < / C o m p a n y D i s p l a y N a m e > - 
-             < C o m p a n y A d d r e s s L i n e s > - 
-                 < C o m p a n y A d d r e s s L i n e 1 > C o m p a n y   A d d r e s s   L i n e   1 < / C o m p a n y A d d r e s s L i n e 1 > - 
-                 < C o m p a n y A d d r e s s L i n e 2 > C o m p a n y   A d d r e s s   L i n e   2 < / C o m p a n y A d d r e s s L i n e 2 > - 
-                 < C o m p a n y A d d r e s s L i n e 3 > C o m p a n y   A d d r e s s   L i n e   3 < / C o m p a n y A d d r e s s L i n e 3 > - 
-                 < C o m p a n y A d d r e s s L i n e 4 > C o m p a n y   A d d r e s s   L i n e   4 < / C o m p a n y A d d r e s s L i n e 4 > - 
-                 < C o m p a n y A d d r e s s L i n e 5 > C o m p a n y   A d d r e s s   L i n e   5 < / C o m p a n y A d d r e s s L i n e 5 > - 
-                 < C o m p a n y A d d r e s s L i n e 6 > C o m p a n y   A d d r e s s   L i n e   6 < / C o m p a n y A d d r e s s L i n e 6 > - 
-                 < C o m p a n y A d d r e s s L i n e 7 > C o m p a n y   A d d r e s s   L i n e   7 < / C o m p a n y A d d r e s s L i n e 7 > - 
-                 < C o m p a n y A d d r e s s L i n e 8 > C o m p a n y   A d d r e s s   L i n e   8 < / C o m p a n y A d d r e s s L i n e 8 > - 
-             < / C o m p a n y A d d r e s s L i n e s > - 
-             < C o m p a n y P h o n e > C o m p a n y   P h o n e < / C o m p a n y P h o n e > - 
-             < C o m p a n y P h o n e C a p t i o n > C o m p a n y   P h o n e   C a p t i o n < / C o m p a n y P h o n e C a p t i o n > - 
-             < C o m p a n y F a x N o > C o m p a n y   F a x   N o . < / C o m p a n y F a x N o > - 
-             < C o m p a n y F a x N o C a p t i o n > C o m p a n y   F a x   N o .   C a p t i o n < / C o m p a n y F a x N o C a p t i o n > - 
-             < C o m p a n y E m a i l > C o m p a n y   E m a i l < / C o m p a n y E m a i l > - 
-             < C o m p a n y E m a i l C a p t i o n > C o m p a n y   E m a i l   C a p t i o n < / C o m p a n y E m a i l C a p t i o n > - 
-             < C o m p a n y H o m e P a g e > C o m p a n y   H o m e   P a g e < / C o m p a n y H o m e P a g e > - 
-             < C o m p a n y H o m e P a g e C a p t i o n > C o m p a n y   H o m e   P a g e   C a p t i o n < / C o m p a n y H o m e P a g e C a p t i o n > - 
-             < C o m p a n y L o g o > C o m p a n y   L o g o < / C o m p a n y L o g o > - 
-             < C o m p a n y V A T R e g i s t r a t i o n N o > C o m p a n y   V A T   R e g i s t r a t i o n   N o . < / C o m p a n y V A T R e g i s t r a t i o n N o > - 
-             < C o m p a n y V A T R e g i s t r a t i o n N o C a p t i o n > C o m p a n y   V A T   R e g i s t r a t i o n   N o .   C a p t i o n < / C o m p a n y V A T R e g i s t r a t i o n N o C a p t i o n > - 
-             < C o m p a n y R e g i s t r a t i o n N o > C o m p a n y   R e g i s t r a t i o n   N o . < / C o m p a n y R e g i s t r a t i o n N o > - 
-             < C o m p a n y R e g i s t r a t i o n N o C a p t i o n > C o m p a n y   R e g i s t r a t i o n   N o .   C a p t i o n < / C o m p a n y R e g i s t r a t i o n N o C a p t i o n > - 
-             < C o m p a n y B a n k N a m e > C o m p a n y   B a n k   N a m e < / C o m p a n y B a n k N a m e > - 
-             < C o m p a n y B a n k N a m e C a p t i o n > C o m p a n y   B a n k   N a m e   C a p t i o n < / C o m p a n y B a n k N a m e C a p t i o n > - 
-             < C o m p a n y B a n k A c c o u n t N o > C o m p a n y   B a n k   A c c o u n t   N o . < / C o m p a n y B a n k A c c o u n t N o > - 
-             < C o m p a n y B a n k A c c o u n t N o C a p t i o n > C o m p a n y   B a n k   A c c o u n t   N o .   C a p t i o n < / C o m p a n y B a n k A c c o u n t N o C a p t i o n > - 
-             < C o m p a n y B a n k B r a n c h N o > C o m p a n y   B a n k   B r a n c h   N o . < / C o m p a n y B a n k B r a n c h N o > - 
-             < C o m p a n y B a n k B r a n c h N o C a p t i o n > C o m p a n y   B a n k   B r a n c h   N o .   C a p t i o n < / C o m p a n y B a n k B r a n c h N o C a p t i o n > - 
-             < C o m p a n y I B A N > C o m p a n y   I B A N < / C o m p a n y I B A N > - 
-             < C o m p a n y I B A N C a p t i o n > C o m p a n y   I B A N   C a p t i o n < / C o m p a n y I B A N C a p t i o n > - 
-             < C o m p a n y B a n k S W I F T > C o m p a n y   B a n k   S W I F T < / C o m p a n y B a n k S W I F T > - 
-             < C o m p a n y B a n k S W I F T C a p t i o n > C o m p a n y   B a n k   S W I F T   C a p t i o n < / C o m p a n y B a n k S W I F T C a p t i o n > - 
-             < C o m p a n y G i r o N o > C o m p a n y   G i r o   N o . < / C o m p a n y G i r o N o > - 
-             < C o m p a n y G i r o N o C a p t i o n > C o m p a n y   G i r o   N o .   C a p t i o n < / C o m p a n y G i r o N o C a p t i o n > - 
-         < / C o m p a n y M e t a d a t a > - 
-     < / B C R e p o r t I n f o r m a t i o n > - 
-     < L a b e l s > - 
-         < A b o u t T h e R e p o r t L a b e l   E l e m e n t T y p e = " P a r a m e t e r "   E l e m e n t I d = " 1 6 7 7 9 2 0 0 1 "   D a t a T y p e = " S t r i n g " > A b o u t T h e R e p o r t L a b e l < / A b o u t T h e R e p o r t L a b e l > - 
-         < A d j P r o f i t L C Y L a b e l   E l e m e n t T y p e = " P a r a m e t e r "   E l e m e n t I d = " 6 9 3 6 9 2 5 5 6 "   D a t a T y p e = " S t r i n g " > A d j P r o f i t L C Y L a b e l < / A d j P r o f i t L C Y L a b e l > - 
-         < A d j P r o f i t P c t L a b e l   E l e m e n t T y p e = " P a r a m e t e r "   E l e m e n t I d = " 1 3 7 2 4 3 1 1 0 9 "   D a t a T y p e = " S t r i n g " > A d j P r o f i t P c t L a b e l < / A d j P r o f i t P c t L a b e l > - 
-         < A m o u n t s I n L C Y L a b e l   E l e m e n t T y p e = " P a r a m e t e r "   E l e m e n t I d = " 3 0 8 7 3 3 2 2 7 "   D a t a T y p e = " S t r i n g " > A m o u n t s I n L C Y L a b e l < / A m o u n t s I n L C Y L a b e l > - 
-         < C o d e L a b e l   E l e m e n t T y p e = " P a r a m e t e r "   E l e m e n t I d = " 1 3 8 4 6 0 1 4 8 6 "   D a t a T y p e = " S t r i n g " > C o d e L a b e l < / C o d e L a b e l > - 
-         < C o m p a n y L a b e l   E l e m e n t T y p e = " P a r a m e t e r "   E l e m e n t I d = " 3 4 6 7 6 0 3 4 8 "   D a t a T y p e = " S t r i n g " > C o m p a n y L a b e l < / C o m p a n y L a b e l > - 
-         < D a t a R e t r i e v e d   E l e m e n t T y p e = " P a r a m e t e r "   E l e m e n t I d = " 2 9 1 9 1 1 8 0 7 "   D a t a T y p e = " S t r i n g " > D a t a R e t r i e v e d < / D a t a R e t r i e v e d > - 
-         < D o c u m e n t a t i o n L a b e l   E l e m e n t T y p e = " P a r a m e t e r "   E l e m e n t I d = " 1 7 3 8 9 2 4 8 1 5 "   D a t a T y p e = " S t r i n g " > D o c u m e n t a t i o n L a b e l < / D o c u m e n t a t i o n L a b e l > - 
-         < E n v i r o n m e n t L a b e l   E l e m e n t T y p e = " P a r a m e t e r "   E l e m e n t I d = " 8 1 8 8 1 6 5 9 0 "   D a t a T y p e = " S t r i n g " > E n v i r o n m e n t L a b e l < / E n v i r o n m e n t L a b e l > - 
-         < I n v D i s c A m o u n t L a b e l   E l e m e n t T y p e = " P a r a m e t e r "   E l e m e n t I d = " 9 3 7 8 2 5 4 1 9 "   D a t a T y p e = " S t r i n g " > I n v D i s c A m o u n t L a b e l < / I n v D i s c A m o u n t L a b e l > - 
-         < P a g e L a b e l   E l e m e n t T y p e = " P a r a m e t e r "   E l e m e n t I d = " 1 8 8 0 8 2 7 5 0 4 "   D a t a T y p e = " S t r i n g " > P a g e L a b e l < / P a g e L a b e l > - 
-         < P e r i o d C a p t i o n   E l e m e n t T y p e = " P a r a m e t e r "   E l e m e n t I d = " 1 4 7 8 2 5 3 4 2 2 "   D a t a T y p e = " S t r i n g " > P e r i o d C a p t i o n < / P e r i o d C a p t i o n > - 
-         < P m t D i s c G i v e n L a b e l   E l e m e n t T y p e = " P a r a m e t e r "   E l e m e n t I d = " 1 4 6 7 4 7 5 8 6 8 "   D a t a T y p e = " S t r i n g " > P m t D i s c G i v e n L a b e l < / P m t D i s c G i v e n L a b e l > - 
-         < P m t T o l e r a n c e L a b e l   E l e m e n t T y p e = " P a r a m e t e r "   E l e m e n t I d = " 1 3 4 3 2 4 4 6 1 3 "   D a t a T y p e = " S t r i n g " > P m t T o l e r a n c e L a b e l < / P m t T o l e r a n c e L a b e l > - 
-         < P r o f i t L C Y L a b e l   E l e m e n t T y p e = " P a r a m e t e r "   E l e m e n t I d = " 1 0 0 4 4 3 6 2 6 1 "   D a t a T y p e = " S t r i n g " > P r o f i t L C Y L a b e l < / P r o f i t L C Y L a b e l > - 
-         < P r o f i t P c t L a b e l   E l e m e n t T y p e = " P a r a m e t e r "   E l e m e n t I d = " 1 8 1 8 8 2 4 5 4 "   D a t a T y p e = " S t r i n g " > P r o f i t P c t L a b e l < / P r o f i t P c t L a b e l > - 
-         < R e p o r t L a b e l   E l e m e n t T y p e = " P a r a m e t e r "   E l e m e n t I d = " 6 7 9 5 8 1 0 5 1 "   D a t a T y p e = " S t r i n g " > R e p o r t L a b e l < / R e p o r t L a b e l > - 
-         < R e p o r t N a m e L a b e l   E l e m e n t T y p e = " P a r a m e t e r "   E l e m e n t I d = " 1 0 2 2 2 9 2 9 8 2 "   D a t a T y p e = " S t r i n g " > R e p o r t N a m e L a b e l < / R e p o r t N a m e L a b e l > - 
-         < R u n O n L a b e l   E l e m e n t T y p e = " P a r a m e t e r "   E l e m e n t I d = " 1 1 1 9 0 3 7 5 9 5 "   D a t a T y p e = " S t r i n g " > R u n O n L a b e l < / R u n O n L a b e l > - 
-         < S a l e s L C Y L a b e l   E l e m e n t T y p e = " P a r a m e t e r "   E l e m e n t I d = " 4 4 6 4 9 9 1 3 9 "   D a t a T y p e = " S t r i n g " > S a l e s L C Y L a b e l < / S a l e s L C Y L a b e l > - 
-         < S a l e s p e r s o n _ P u r c h a s e r _ C o d e C a p t i o n   E l e m e n t T y p e = " P a r a m e t e r "   E l e m e n t I d = " 1 3 8 8 0 3 1 6 5 2 "   D a t a T y p e = " S t r i n g " > S a l e s p e r s o n _ P u r c h a s e r _ C o d e C a p t i o n < / S a l e s p e r s o n _ P u r c h a s e r _ C o d e C a p t i o n > - 
-         < S a l e s p e r s o n S a l e s S t a t s A n a l y s i s   E l e m e n t T y p e = " P a r a m e t e r "   E l e m e n t I d = " 1 0 1 3 0 9 8 0 9 3 "   D a t a T y p e = " S t r i n g " > S a l e s p e r s o n S a l e s S t a t s A n a l y s i s < / S a l e s p e r s o n S a l e s S t a t s A n a l y s i s > - 
-         < S a l e s p e r s o n S a l e s S t a t s P r i n t   E l e m e n t T y p e = " P a r a m e t e r "   E l e m e n t I d = " 1 4 7 0 3 3 1 6 8 "   D a t a T y p e = " S t r i n g " > S a l e s p e r s o n S a l e s S t a t s P r i n t < / S a l e s p e r s o n S a l e s S t a t s P r i n t > - 
-         < T o t a l L a b e l   E l e m e n t T y p e = " P a r a m e t e r "   E l e m e n t I d = " 2 1 0 2 1 4 6 0 4 9 "   D a t a T y p e = " S t r i n g " > T o t a l L a b e l < / T o t a l L a b e l > - 
-         < U s e r L a b e l   E l e m e n t T y p e = " P a r a m e t e r "   E l e m e n t I d = " 8 4 8 8 1 6 7 9 4 "   D a t a T y p e = " S t r i n g " > U s e r L a b e l < / U s e r L a b e l > - 
-     < / L a b e l s > - 
-     < T o o l t i p s > - 
-         < T o o l t i p   c o l u m n = " S a l e s p e r s o n _ P u r c h a s e r _ C o d e "   E l e m e n t I d = " 1 3 8 8 0 3 1 6 5 2 " > - 
-             < T o o l t i p T e x t   l a n g = " e n - U S " > S p e c i f i e s   a   c o d e   f o r   t h e   s a l e s p e r s o n   o r   p u r c h a s e r . < / T o o l t i p T e x t > - 
-         < / T o o l t i p > - 
-     < / T o o l t i p s > - 
-     < S a l e s p e r s o n _ P u r c h a s e r   E l e m e n t T y p e = " D a t a I t e m "   E l e m e n t I d = " 7 1 5 0 0 7 1 9 8 " > - 
-         < A d j P r o f i t   E l e m e n t T y p e = " C o l u m n "   E l e m e n t I d = " 6 6 6 3 9 3 8 5 2 "   D a t a T y p e = " D e c i m a l " > A d j P r o f i t < / A d j P r o f i t > - 
-         < A d j P r o f i t P e r c e n t   E l e m e n t T y p e = " C o l u m n "   E l e m e n t I d = " 2 1 8 8 9 1 2 7 9 "   D a t a T y p e = " D e c i m a l " > A d j P r o f i t P e r c e n t < / A d j P r o f i t P e r c e n t > - 
-         < C O M P A N Y N A M E   E l e m e n t T y p e = " C o l u m n "   E l e m e n t I d = " 1 7 5 3 0 1 5 1 5 5 "   D a t a T y p e = " S t r i n g "   O b s o l e t e S t a t e = " P e n d i n g " > C O M P A N Y N A M E < / C O M P A N Y N A M E > - 
-         < C u s t L e d g E n t r y F i l t e r   E l e m e n t T y p e = " C o l u m n "   E l e m e n t I d = " 1 1 7 3 5 3 2 6 6 6 "   D a t a T y p e = " T e x t "   O b s o l e t e S t a t e = " P e n d i n g " > C u s t L e d g E n t r y F i l t e r < / C u s t L e d g E n t r y F i l t e r > - 
-         < C u s t _ _ L e d g e r _ E n t r y _ _ T A B L E C A P T I O N _ _ _ _ _ _ _ _ _ _ C u s t L e d g E n t r y F i l t e r   E l e m e n t T y p e = " C o l u m n "   E l e m e n t I d = " 7 1 0 6 3 3 9 1 7 "   D a t a T y p e = " T e x t " > C u s t _ _ L e d g e r _ E n t r y _ _ T A B L E C A P T I O N _ _ _ _ _ _ _ _ _ _ C u s t L e d g E n t r y F i l t e r < / C u s t _ _ L e d g e r _ E n t r y _ _ T A B L E C A P T I O N _ _ _ _ _ _ _ _ _ _ C u s t L e d g E n t r y F i l t e r > - 
-         < C u s t _ _ L e d g e r _ E n t r y _ _ _ I n v _ _ D i s c o u n t _ _ L C Y _ _   E l e m e n t T y p e = " C o l u m n "   E l e m e n t I d = " 1 9 8 9 3 9 0 8 5 5 "   D a t a T y p e = " D e c i m a l " > C u s t _ _ L e d g e r _ E n t r y _ _ _ I n v _ _ D i s c o u n t _ _ L C Y _ _ < / C u s t _ _ L e d g e r _ E n t r y _ _ _ I n v _ _ D i s c o u n t _ _ L C Y _ _ > - 
-         < C u s t _ _ L e d g e r _ E n t r y _ _ _ P m t _ _ D i s c _ _ G i v e n _ _ L C Y _ _   E l e m e n t T y p e = " C o l u m n "   E l e m e n t I d = " 1 8 6 0 9 5 7 6 0 4 "   D a t a T y p e = " D e c i m a l " > C u s t _ _ L e d g e r _ E n t r y _ _ _ P m t _ _ D i s c _ _ G i v e n _ _ L C Y _ _ < / C u s t _ _ L e d g e r _ E n t r y _ _ _ P m t _ _ D i s c _ _ G i v e n _ _ L C Y _ _ > - 
-         < C u s t _ _ L e d g e r _ E n t r y _ _ _ P m t _ _ T o l e r a n c e _ _ L C Y _ _   E l e m e n t T y p e = " C o l u m n "   E l e m e n t I d = " 8 8 4 5 6 3 2 3 "   D a t a T y p e = " D e c i m a l " > C u s t _ _ L e d g e r _ E n t r y _ _ _ P m t _ _ T o l e r a n c e _ _ L C Y _ _ < / C u s t _ _ L e d g e r _ E n t r y _ _ _ P m t _ _ T o l e r a n c e _ _ L C Y _ _ > - 
-         < C u s t _ _ L e d g e r _ E n t r y _ _ _ P r o f i t _ _ L C Y _ _   E l e m e n t T y p e = " C o l u m n "   E l e m e n t I d = " 1 6 1 5 1 3 7 4 4 3 "   D a t a T y p e = " D e c i m a l " > C u s t _ _ L e d g e r _ E n t r y _ _ _ P r o f i t _ _ L C Y _ _ < / C u s t _ _ L e d g e r _ E n t r y _ _ _ P r o f i t _ _ L C Y _ _ > - 
-         < C u s t _ _ L e d g e r _ E n t r y _ _ _ S a l e s _ _ L C Y _ _   E l e m e n t T y p e = " C o l u m n "   E l e m e n t I d = " 3 4 8 7 9 4 9 4 9 "   D a t a T y p e = " D e c i m a l " > C u s t _ _ L e d g e r _ E n t r y _ _ _ S a l e s _ _ L C Y _ _ < / C u s t _ _ L e d g e r _ E n t r y _ _ _ S a l e s _ _ L C Y _ _ > - 
-         < P r o f i t P e r c e n t   E l e m e n t T y p e = " C o l u m n "   E l e m e n t I d = " 1 3 1 4 9 7 7 4 6 4 "   D a t a T y p e = " D e c i m a l " > P r o f i t P e r c e n t < / P r o f i t P e r c e n t > - 
-         < S a l e s p e r s o n F i l t e r   E l e m e n t T y p e = " C o l u m n "   E l e m e n t I d = " 1 2 4 2 2 8 3 2 5 6 "   D a t a T y p e = " T e x t "   O b s o l e t e S t a t e = " P e n d i n g " > S a l e s p e r s o n F i l t e r < / S a l e s p e r s o n F i l t e r > - 
-         < S a l e s p e r s o n _ P u r c h a s e r _ C o d e   E l e m e n t T y p e = " C o l u m n "   E l e m e n t I d = " 1 3 8 8 0 3 1 6 5 2 "   D a t a T y p e = " C o d e " > S a l e s p e r s o n _ P u r c h a s e r _ C o d e < / S a l e s p e r s o n _ P u r c h a s e r _ C o d e > - 
-         < S a l e s p e r s o n _ P u r c h a s e r _ _ T A B L E C A P T I O N _ _ _ _ _ _ _ _ _ _ S a l e s p e r s o n F i l t e r   E l e m e n t T y p e = " C o l u m n "   E l e m e n t I d = " 1 0 1 6 0 4 1 6 9 9 "   D a t a T y p e = " T e x t " > S a l e s p e r s o n _ P u r c h a s e r _ _ T A B L E C A P T I O N _ _ _ _ _ _ _ _ _ _ S a l e s p e r s o n F i l t e r < / S a l e s p e r s o n _ P u r c h a s e r _ _ T A B L E C A P T I O N _ _ _ _ _ _ _ _ _ _ S a l e s p e r s o n F i l t e r > - 
-         < S T R S U B S T N O _ T e x t 0 0 0 _ P e r i o d T e x t _   E l e m e n t T y p e = " C o l u m n "   E l e m e n t I d = " 7 2 2 9 9 1 7 0 4 "   D a t a T y p e = " S t r i n g " > S T R S U B S T N O _ T e x t 0 0 0 _ P e r i o d T e x t _ < / S T R S U B S T N O _ T e x t 0 0 0 _ P e r i o d T e x t _ > - 
-     < / S a l e s p e r s o n _ P u r c h a s e r > - 
-     < C u s t _ L e d g e r _ E n t r y   E l e m e n t T y p e = " D a t a I t e m "   E l e m e n t I d = " 1 6 3 9 1 4 6 4 4 5 "   / > - 
-     < T o t a l s   E l e m e n t T y p e = " D a t a I t e m "   E l e m e n t I d = " 1 8 2 3 9 5 0 0 4 4 " > - 
-         < T o t a l s _ A d j P r o f i t   E l e m e n t T y p e = " C o l u m n "   E l e m e n t I d = " 1 9 0 9 5 0 1 3 6 2 "   D a t a T y p e = " D e c i m a l " > T o t a l s _ A d j P r o f i t < / T o t a l s _ A d j P r o f i t > - 
-         < T o t a l s _ A d j P r o f i t P c t   E l e m e n t T y p e = " C o l u m n "   E l e m e n t I d = " 3 1 3 1 7 1 4 3 5 "   D a t a T y p e = " D e c i m a l " > T o t a l s _ A d j P r o f i t P c t < / T o t a l s _ A d j P r o f i t P c t > - 
-         < T o t a l s _ I n v D i s c A m o u n t   E l e m e n t T y p e = " C o l u m n "   E l e m e n t I d = " 7 2 5 8 5 0 7 "   D a t a T y p e = " D e c i m a l " > T o t a l s _ I n v D i s c A m o u n t < / T o t a l s _ I n v D i s c A m o u n t > - 
-         < T o t a l s _ P m t D i s c G i v e n   E l e m e n t T y p e = " C o l u m n "   E l e m e n t I d = " 8 3 6 1 4 3 8 6 8 "   D a t a T y p e = " D e c i m a l " > T o t a l s _ P m t D i s c G i v e n < / T o t a l s _ P m t D i s c G i v e n > - 
-         < T o t a l s _ P m t T o l e r a n c e   E l e m e n t T y p e = " C o l u m n "   E l e m e n t I d = " 1 9 0 2 7 0 1 8 9 9 "   D a t a T y p e = " D e c i m a l " > T o t a l s _ P m t T o l e r a n c e < / T o t a l s _ P m t T o l e r a n c e > - 
-         < T o t a l s _ P r o f i t   E l e m e n t T y p e = " C o l u m n "   E l e m e n t I d = " 6 4 6 2 9 5 2 1 9 "   D a t a T y p e = " D e c i m a l " > T o t a l s _ P r o f i t < / T o t a l s _ P r o f i t > - 
-         < T o t a l s _ P r o f i t P c t   E l e m e n t T y p e = " C o l u m n "   E l e m e n t I d = " 2 2 3 4 7 8 0 9 8 "   D a t a T y p e = " D e c i m a l " > T o t a l s _ P r o f i t P c t < / T o t a l s _ P r o f i t P c t > - 
-         < T o t a l s _ S a l e s   E l e m e n t T y p e = " C o l u m n "   E l e m e n t I d = " 1 3 9 9 9 8 5 1 0 9 "   D a t a T y p e = " D e c i m a l " > T o t a l s _ S a l e s < / T o t a l s _ S a l e s > - 
-     < / T o t a l s > - 
- < / N a v W o r d R e p o r t X m l P a r t > 
+<file path=customXml/item3.xml><?xml version="1.0" encoding="utf-8"?>
+<NavWordReportXmlPart xmlns="urn:microsoft-dynamics-nav/reports/Salesperson_Sales_Statistics/114/">
+  <BCReportInformation>
+    <ReportMetadata>
+      <ExtensionId>Extension ID</ExtensionId>
+      <ExtensionName>Extension Name</ExtensionName>
+      <ExtensionPublisher>Extension Publisher</ExtensionPublisher>
+      <ExtensionVersion>Extension Version</ExtensionVersion>
+      <ReportId>Report ID</ReportId>
+      <ReportName>Report Name</ReportName>
+      <AboutThisReportTitle>About This Report Title</AboutThisReportTitle>
+      <AboutThisReportText>About This Report Text</AboutThisReportText>
+      <ReportHelpLink>Report Help Link</ReportHelpLink>
+    </ReportMetadata>
+    <ReportRequest>
+      <TenantEntraId>Tenant Entra Id</TenantEntraId>
+      <EnvironmentName>Environment Name</EnvironmentName>
+      <EnvironmentType>Environment Type</EnvironmentType>
+      <CompanyName>Company Name</CompanyName>
+      <CompanyDisplayName>Company Display Name</CompanyDisplayName>
+      <CompanyId>Company ID</CompanyId>
+      <UserName>User Name</UserName>
+      <DateAndTime>Date and Time</DateAndTime>
+      <Language>Language</Language>
+      <FormatRegion>Format Region</FormatRegion>
+      <DateTimeValues>
+        <Year>Year</Year>
+        <MonthNumber>Month Number</MonthNumber>
+        <DayNumber>Day Number</DayNumber>
+        <Hour>Hour</Hour>
+        <Minute>Minute</Minute>
+      </DateTimeValues>
+    </ReportRequest>
+  </BCReportInformation>
+  <Labels>
+    <AboutTheReportLabel>AboutTheReportLabel</AboutTheReportLabel>
+    <AdjProfitLCYLabel>AdjProfitLCYLabel</AdjProfitLCYLabel>
+    <AdjProfitPctLabel>AdjProfitPctLabel</AdjProfitPctLabel>
+    <AmountsInLCYLabel>AmountsInLCYLabel</AmountsInLCYLabel>
+    <CodeLabel>CodeLabel</CodeLabel>
+    <CompanyLabel>CompanyLabel</CompanyLabel>
+    <DataRetrieved>DataRetrieved</DataRetrieved>
+    <DocumentationLabel>DocumentationLabel</DocumentationLabel>
+    <EnvironmentLabel>EnvironmentLabel</EnvironmentLabel>
+    <InvDiscAmountLabel>InvDiscAmountLabel</InvDiscAmountLabel>
+    <PageLabel>PageLabel</PageLabel>
+    <PeriodCaption>PeriodCaption</PeriodCaption>
+    <PmtDiscGivenLabel>PmtDiscGivenLabel</PmtDiscGivenLabel>
+    <PmtToleranceLabel>PmtToleranceLabel</PmtToleranceLabel>
+    <ProfitLCYLabel>ProfitLCYLabel</ProfitLCYLabel>
+    <ProfitPctLabel>ProfitPctLabel</ProfitPctLabel>
+    <ReportLabel>ReportLabel</ReportLabel>
+    <ReportNameLabel>ReportNameLabel</ReportNameLabel>
+    <RunOnLabel>RunOnLabel</RunOnLabel>
+    <SalesLCYLabel>SalesLCYLabel</SalesLCYLabel>
+    <Salesperson_Purchaser_CodeCaption>Salesperson_Purchaser_CodeCaption</Salesperson_Purchaser_CodeCaption>
+    <SalespersonSalesStatsAnalysis>SalespersonSalesStatsAnalysis</SalespersonSalesStatsAnalysis>
+    <SalespersonSalesStatsPrint>SalespersonSalesStatsPrint</SalespersonSalesStatsPrint>
+    <TotalLabel>TotalLabel</TotalLabel>
+    <UserLabel>UserLabel</UserLabel>
+  </Labels>
+  <Salesperson_Purchaser>
+    <AdjProfit>AdjProfit</AdjProfit>
+    <AdjProfitPercent>AdjProfitPercent</AdjProfitPercent>
+    <COMPANYNAME>COMPANYNAME</COMPANYNAME>
+    <CustLedgEntryFilter>CustLedgEntryFilter</CustLedgEntryFilter>
+    <Cust__Ledger_Entry__TABLECAPTION__________CustLedgEntryFilter>Cust__Ledger_Entry__TABLECAPTION__________CustLedgEntryFilter</Cust__Ledger_Entry__TABLECAPTION__________CustLedgEntryFilter>
+    <Cust__Ledger_Entry___Inv__Discount__LCY__>Cust__Ledger_Entry___Inv__Discount__LCY__</Cust__Ledger_Entry___Inv__Discount__LCY__>
+    <Cust__Ledger_Entry___Pmt__Disc__Given__LCY__>Cust__Ledger_Entry___Pmt__Disc__Given__LCY__</Cust__Ledger_Entry___Pmt__Disc__Given__LCY__>
+    <Cust__Ledger_Entry___Pmt__Tolerance__LCY__>Cust__Ledger_Entry___Pmt__Tolerance__LCY__</Cust__Ledger_Entry___Pmt__Tolerance__LCY__>
+    <Cust__Ledger_Entry___Profit__LCY__>Cust__Ledger_Entry___Profit__LCY__</Cust__Ledger_Entry___Profit__LCY__>
+    <Cust__Ledger_Entry___Sales__LCY__>Cust__Ledger_Entry___Sales__LCY__</Cust__Ledger_Entry___Sales__LCY__>
+    <ProfitPercent>ProfitPercent</ProfitPercent>
+    <SalespersonFilter>SalespersonFilter</SalespersonFilter>
+    <Salesperson_Purchaser_Code>Salesperson_Purchaser_Code</Salesperson_Purchaser_Code>
+    <Salesperson_Purchaser__TABLECAPTION__________SalespersonFilter>Salesperson_Purchaser__TABLECAPTION__________SalespersonFilter</Salesperson_Purchaser__TABLECAPTION__________SalespersonFilter>
+    <STRSUBSTNO_Text000_PeriodText_>STRSUBSTNO_Text000_PeriodText_</STRSUBSTNO_Text000_PeriodText_>
+  </Salesperson_Purchaser>
+  <Cust_Ledger_Entry/>
+  <Totals>
+    <Totals_AdjProfit>Totals_AdjProfit</Totals_AdjProfit>
+    <Totals_AdjProfitPct>Totals_AdjProfitPct</Totals_AdjProfitPct>
+    <Totals_InvDiscAmount>Totals_InvDiscAmount</Totals_InvDiscAmount>
+    <Totals_PmtDiscGiven>Totals_PmtDiscGiven</Totals_PmtDiscGiven>
+    <Totals_PmtTolerance>Totals_PmtTolerance</Totals_PmtTolerance>
+    <Totals_Profit>Totals_Profit</Totals_Profit>
+    <Totals_ProfitPct>Totals_ProfitPct</Totals_ProfitPct>
+    <Totals_Sales>Totals_Sales</Totals_Sales>
+  </Totals>
+</NavWordReportXmlPart>
 </file>
 
 <file path=customXml/itemProps1.xml><?xml version="1.0" encoding="utf-8"?>

--- a/src/Layers/W1/BaseApp/Sales/Reports/SalespersonSalesStatistics.docx
+++ b/src/Layers/W1/BaseApp/Sales/Reports/SalespersonSalesStatistics.docx
@@ -4602,96 +4602,536 @@
 <b:Sources xmlns:b="http://schemas.openxmlformats.org/officeDocument/2006/bibliography" xmlns="http://schemas.openxmlformats.org/officeDocument/2006/bibliography" SelectedStyle="\APASixthEditionOfficeOnline.xsl" StyleName="APA" Version="6"/>
 </file>
 
-<file path=customXml/item3.xml><?xml version="1.0" encoding="utf-8"?>
-<NavWordReportXmlPart xmlns="urn:microsoft-dynamics-nav/reports/Salesperson_Sales_Statistics/114/">
-  <BCReportInformation>
-    <ReportMetadata>
-      <ExtensionId>Extension ID</ExtensionId>
-      <ExtensionName>Extension Name</ExtensionName>
-      <ExtensionPublisher>Extension Publisher</ExtensionPublisher>
-      <ExtensionVersion>Extension Version</ExtensionVersion>
-      <ReportId>Report ID</ReportId>
-      <ReportName>Report Name</ReportName>
-      <AboutThisReportTitle>About This Report Title</AboutThisReportTitle>
-      <AboutThisReportText>About This Report Text</AboutThisReportText>
-      <ReportHelpLink>Report Help Link</ReportHelpLink>
-    </ReportMetadata>
-    <ReportRequest>
-      <TenantEntraId>Tenant Entra Id</TenantEntraId>
-      <EnvironmentName>Environment Name</EnvironmentName>
-      <EnvironmentType>Environment Type</EnvironmentType>
-      <CompanyName>Company Name</CompanyName>
-      <CompanyDisplayName>Company Display Name</CompanyDisplayName>
-      <CompanyId>Company ID</CompanyId>
-      <UserName>User Name</UserName>
-      <DateAndTime>Date and Time</DateAndTime>
-      <Language>Language</Language>
-      <FormatRegion>Format Region</FormatRegion>
-      <DateTimeValues>
-        <Year>Year</Year>
-        <MonthNumber>Month Number</MonthNumber>
-        <DayNumber>Day Number</DayNumber>
-        <Hour>Hour</Hour>
-        <Minute>Minute</Minute>
-      </DateTimeValues>
-    </ReportRequest>
-  </BCReportInformation>
-  <Labels>
-    <AboutTheReportLabel>AboutTheReportLabel</AboutTheReportLabel>
-    <AdjProfitLCYLabel>AdjProfitLCYLabel</AdjProfitLCYLabel>
-    <AdjProfitPctLabel>AdjProfitPctLabel</AdjProfitPctLabel>
-    <AmountsInLCYLabel>AmountsInLCYLabel</AmountsInLCYLabel>
-    <CodeLabel>CodeLabel</CodeLabel>
-    <CompanyLabel>CompanyLabel</CompanyLabel>
-    <DataRetrieved>DataRetrieved</DataRetrieved>
-    <DocumentationLabel>DocumentationLabel</DocumentationLabel>
-    <EnvironmentLabel>EnvironmentLabel</EnvironmentLabel>
-    <InvDiscAmountLabel>InvDiscAmountLabel</InvDiscAmountLabel>
-    <PageLabel>PageLabel</PageLabel>
-    <PeriodCaption>PeriodCaption</PeriodCaption>
-    <PmtDiscGivenLabel>PmtDiscGivenLabel</PmtDiscGivenLabel>
-    <PmtToleranceLabel>PmtToleranceLabel</PmtToleranceLabel>
-    <ProfitLCYLabel>ProfitLCYLabel</ProfitLCYLabel>
-    <ProfitPctLabel>ProfitPctLabel</ProfitPctLabel>
-    <ReportLabel>ReportLabel</ReportLabel>
-    <ReportNameLabel>ReportNameLabel</ReportNameLabel>
-    <RunOnLabel>RunOnLabel</RunOnLabel>
-    <SalesLCYLabel>SalesLCYLabel</SalesLCYLabel>
-    <Salesperson_Purchaser_CodeCaption>Salesperson_Purchaser_CodeCaption</Salesperson_Purchaser_CodeCaption>
-    <SalespersonSalesStatsAnalysis>SalespersonSalesStatsAnalysis</SalespersonSalesStatsAnalysis>
-    <SalespersonSalesStatsPrint>SalespersonSalesStatsPrint</SalespersonSalesStatsPrint>
-    <TotalLabel>TotalLabel</TotalLabel>
-    <UserLabel>UserLabel</UserLabel>
-  </Labels>
-  <Salesperson_Purchaser>
-    <AdjProfit>AdjProfit</AdjProfit>
-    <AdjProfitPercent>AdjProfitPercent</AdjProfitPercent>
-    <COMPANYNAME>COMPANYNAME</COMPANYNAME>
-    <CustLedgEntryFilter>CustLedgEntryFilter</CustLedgEntryFilter>
-    <Cust__Ledger_Entry__TABLECAPTION__________CustLedgEntryFilter>Cust__Ledger_Entry__TABLECAPTION__________CustLedgEntryFilter</Cust__Ledger_Entry__TABLECAPTION__________CustLedgEntryFilter>
-    <Cust__Ledger_Entry___Inv__Discount__LCY__>Cust__Ledger_Entry___Inv__Discount__LCY__</Cust__Ledger_Entry___Inv__Discount__LCY__>
-    <Cust__Ledger_Entry___Pmt__Disc__Given__LCY__>Cust__Ledger_Entry___Pmt__Disc__Given__LCY__</Cust__Ledger_Entry___Pmt__Disc__Given__LCY__>
-    <Cust__Ledger_Entry___Pmt__Tolerance__LCY__>Cust__Ledger_Entry___Pmt__Tolerance__LCY__</Cust__Ledger_Entry___Pmt__Tolerance__LCY__>
-    <Cust__Ledger_Entry___Profit__LCY__>Cust__Ledger_Entry___Profit__LCY__</Cust__Ledger_Entry___Profit__LCY__>
-    <Cust__Ledger_Entry___Sales__LCY__>Cust__Ledger_Entry___Sales__LCY__</Cust__Ledger_Entry___Sales__LCY__>
-    <ProfitPercent>ProfitPercent</ProfitPercent>
-    <SalespersonFilter>SalespersonFilter</SalespersonFilter>
-    <Salesperson_Purchaser_Code>Salesperson_Purchaser_Code</Salesperson_Purchaser_Code>
-    <Salesperson_Purchaser__TABLECAPTION__________SalespersonFilter>Salesperson_Purchaser__TABLECAPTION__________SalespersonFilter</Salesperson_Purchaser__TABLECAPTION__________SalespersonFilter>
-    <STRSUBSTNO_Text000_PeriodText_>STRSUBSTNO_Text000_PeriodText_</STRSUBSTNO_Text000_PeriodText_>
-  </Salesperson_Purchaser>
-  <Cust_Ledger_Entry/>
-  <Totals>
-    <Totals_AdjProfit>Totals_AdjProfit</Totals_AdjProfit>
-    <Totals_AdjProfitPct>Totals_AdjProfitPct</Totals_AdjProfitPct>
-    <Totals_InvDiscAmount>Totals_InvDiscAmount</Totals_InvDiscAmount>
-    <Totals_PmtDiscGiven>Totals_PmtDiscGiven</Totals_PmtDiscGiven>
-    <Totals_PmtTolerance>Totals_PmtTolerance</Totals_PmtTolerance>
-    <Totals_Profit>Totals_Profit</Totals_Profit>
-    <Totals_ProfitPct>Totals_ProfitPct</Totals_ProfitPct>
-    <Totals_Sales>Totals_Sales</Totals_Sales>
-  </Totals>
-</NavWordReportXmlPart>
+<file path=customXml/item3.xml>��< ? x m l   v e r s i o n = " 1 . 0 "   e n c o d i n g = " u t f - 1 6 " ? > + 
+ < N a v W o r d R e p o r t X m l P a r t   x m l n s = " u r n : m i c r o s o f t - d y n a m i c s - n a v / r e p o r t s / S a l e s p e r s o n _ S a l e s _ S t a t i s t i c s / 1 1 4 / " > + 
+     < B C R e p o r t I n f o r m a t i o n > + 
+         < R e p o r t M e t a d a t a > + 
+             < E x t e n s i o n I d > E x t e n s i o n   I D < / E x t e n s i o n I d > + 
+             < E x t e n s i o n N a m e > E x t e n s i o n   N a m e < / E x t e n s i o n N a m e > + 
+             < E x t e n s i o n P u b l i s h e r > E x t e n s i o n   P u b l i s h e r < / E x t e n s i o n P u b l i s h e r > + 
+             < E x t e n s i o n V e r s i o n > E x t e n s i o n   V e r s i o n < / E x t e n s i o n V e r s i o n > + 
+             < R e p o r t I d > R e p o r t   I D < / R e p o r t I d > + 
+             < R e p o r t N a m e > R e p o r t   N a m e < / R e p o r t N a m e > + 
+             < R e p o r t C a p t i o n > R e p o r t   C a p t i o n < / R e p o r t C a p t i o n > + 
+             < A b o u t T h i s R e p o r t T i t l e > A b o u t   T h i s   R e p o r t   T i t l e < / A b o u t T h i s R e p o r t T i t l e > + 
+             < A b o u t T h i s R e p o r t T e x t > A b o u t   T h i s   R e p o r t   T e x t < / A b o u t T h i s R e p o r t T e x t > + 
+             < R e p o r t H e l p L i n k > R e p o r t   H e l p   L i n k < / R e p o r t H e l p L i n k > + 
+         < / R e p o r t M e t a d a t a > + 
+         < R e p o r t R e q u e s t > + 
+             < T e n a n t E n t r a I d > T e n a n t   E n t r a   I d < / T e n a n t E n t r a I d > + 
+             < E n v i r o n m e n t N a m e > E n v i r o n m e n t   N a m e < / E n v i r o n m e n t N a m e > + 
+             < E n v i r o n m e n t T y p e > E n v i r o n m e n t   T y p e < / E n v i r o n m e n t T y p e > + 
+             < C o m p a n y N a m e > C o m p a n y   N a m e < / C o m p a n y N a m e > + 
+             < C o m p a n y D i s p l a y N a m e > C o m p a n y   D i s p l a y   N a m e < / C o m p a n y D i s p l a y N a m e > + 
+             < C o m p a n y I d > C o m p a n y   I D < / C o m p a n y I d > + 
+             < U s e r N a m e > U s e r   N a m e < / U s e r N a m e > + 
+             < D a t e A n d T i m e > D a t e   a n d   T i m e < / D a t e A n d T i m e > + 
+             < L a n g u a g e > L a n g u a g e < / L a n g u a g e > + 
+             < F o r m a t R e g i o n > F o r m a t   R e g i o n < / F o r m a t R e g i o n > + 
+             < D a t e T i m e V a l u e s > + 
+                 < Y e a r > Y e a r < / Y e a r > + 
+                 < M o n t h N u m b e r > M o n t h   N u m b e r < / M o n t h N u m b e r > + 
+                 < D a y N u m b e r > D a y   N u m b e r < / D a y N u m b e r > + 
+                 < H o u r > H o u r < / H o u r > + 
+                 < M i n u t e > M i n u t e < / M i n u t e > + 
+             < / D a t e T i m e V a l u e s > + 
+         < / R e p o r t R e q u e s t > + 
+         < C o m p a n y M e t a d a t a > + 
+             < C o m p a n y N a m e > C o m p a n y   N a m e < / C o m p a n y N a m e > + 
+             < C o m p a n y D i s p l a y N a m e > C o m p a n y   D i s p l a y   N a m e < / C o m p a n y D i s p l a y N a m e > + 
+             < C o m p a n y A d d r e s s L i n e s > + 
+                 < C o m p a n y A d d r e s s L i n e 1 > C o m p a n y   A d d r e s s   L i n e   1 < / C o m p a n y A d d r e s s L i n e 1 > + 
+                 < C o m p a n y A d d r e s s L i n e 2 > C o m p a n y   A d d r e s s   L i n e   2 < / C o m p a n y A d d r e s s L i n e 2 > + 
+                 < C o m p a n y A d d r e s s L i n e 3 > C o m p a n y   A d d r e s s   L i n e   3 < / C o m p a n y A d d r e s s L i n e 3 > + 
+                 < C o m p a n y A d d r e s s L i n e 4 > C o m p a n y   A d d r e s s   L i n e   4 < / C o m p a n y A d d r e s s L i n e 4 > + 
+                 < C o m p a n y A d d r e s s L i n e 5 > C o m p a n y   A d d r e s s   L i n e   5 < / C o m p a n y A d d r e s s L i n e 5 > + 
+                 < C o m p a n y A d d r e s s L i n e 6 > C o m p a n y   A d d r e s s   L i n e   6 < / C o m p a n y A d d r e s s L i n e 6 > + 
+                 < C o m p a n y A d d r e s s L i n e 7 > C o m p a n y   A d d r e s s   L i n e   7 < / C o m p a n y A d d r e s s L i n e 7 > + 
+                 < C o m p a n y A d d r e s s L i n e 8 > C o m p a n y   A d d r e s s   L i n e   8 < / C o m p a n y A d d r e s s L i n e 8 > + 
+             < / C o m p a n y A d d r e s s L i n e s > + 
+             < C o m p a n y P h o n e > C o m p a n y   P h o n e < / C o m p a n y P h o n e > + 
+             < C o m p a n y P h o n e C a p t i o n > C o m p a n y   P h o n e   C a p t i o n < / C o m p a n y P h o n e C a p t i o n > + 
+             < C o m p a n y F a x N o > C o m p a n y   F a x   N o . < / C o m p a n y F a x N o > + 
+             < C o m p a n y F a x N o C a p t i o n > C o m p a n y   F a x   N o .   C a p t i o n < / C o m p a n y F a x N o C a p t i o n > + 
+             < C o m p a n y E m a i l > C o m p a n y   E m a i l < / C o m p a n y E m a i l > + 
+             < C o m p a n y E m a i l C a p t i o n > C o m p a n y   E m a i l   C a p t i o n < / C o m p a n y E m a i l C a p t i o n > + 
+             < C o m p a n y H o m e P a g e > C o m p a n y   H o m e   P a g e < / C o m p a n y H o m e P a g e > + 
+             < C o m p a n y H o m e P a g e C a p t i o n > C o m p a n y   H o m e   P a g e   C a p t i o n < / C o m p a n y H o m e P a g e C a p t i o n > + 
+             < C o m p a n y L o g o > C o m p a n y   L o g o < / C o m p a n y L o g o > + 
+             < C o m p a n y V A T R e g i s t r a t i o n N o > C o m p a n y   V A T   R e g i s t r a t i o n   N o . < / C o m p a n y V A T R e g i s t r a t i o n N o > + 
+             < C o m p a n y V A T R e g i s t r a t i o n N o C a p t i o n > C o m p a n y   V A T   R e g i s t r a t i o n   N o .   C a p t i o n < / C o m p a n y V A T R e g i s t r a t i o n N o C a p t i o n > + 
+             < C o m p a n y R e g i s t r a t i o n N o > C o m p a n y   R e g i s t r a t i o n   N o . < / C o m p a n y R e g i s t r a t i o n N o > + 
+             < C o m p a n y R e g i s t r a t i o n N o C a p t i o n > C o m p a n y   R e g i s t r a t i o n   N o .   C a p t i o n < / C o m p a n y R e g i s t r a t i o n N o C a p t i o n > + 
+             < C o m p a n y B a n k N a m e > C o m p a n y   B a n k   N a m e < / C o m p a n y B a n k N a m e > + 
+             < C o m p a n y B a n k N a m e C a p t i o n > C o m p a n y   B a n k   N a m e   C a p t i o n < / C o m p a n y B a n k N a m e C a p t i o n > + 
+             < C o m p a n y B a n k A c c o u n t N o > C o m p a n y   B a n k   A c c o u n t   N o . < / C o m p a n y B a n k A c c o u n t N o > + 
+             < C o m p a n y B a n k A c c o u n t N o C a p t i o n > C o m p a n y   B a n k   A c c o u n t   N o .   C a p t i o n < / C o m p a n y B a n k A c c o u n t N o C a p t i o n > + 
+             < C o m p a n y B a n k B r a n c h N o > C o m p a n y   B a n k   B r a n c h   N o . < / C o m p a n y B a n k B r a n c h N o > + 
+             < C o m p a n y B a n k B r a n c h N o C a p t i o n > C o m p a n y   B a n k   B r a n c h   N o .   C a p t i o n < / C o m p a n y B a n k B r a n c h N o C a p t i o n > + 
+             < C o m p a n y I B A N > C o m p a n y   I B A N < / C o m p a n y I B A N > + 
+             < C o m p a n y I B A N C a p t i o n > C o m p a n y   I B A N   C a p t i o n < / C o m p a n y I B A N C a p t i o n > + 
+             < C o m p a n y B a n k S W I F T > C o m p a n y   B a n k   S W I F T < / C o m p a n y B a n k S W I F T > + 
+             < C o m p a n y B a n k S W I F T C a p t i o n > C o m p a n y   B a n k   S W I F T   C a p t i o n < / C o m p a n y B a n k S W I F T C a p t i o n > + 
+             < C o m p a n y G i r o N o > C o m p a n y   G i r o   N o . < / C o m p a n y G i r o N o > + 
+             < C o m p a n y G i r o N o C a p t i o n > C o m p a n y   G i r o   N o .   C a p t i o n < / C o m p a n y G i r o N o C a p t i o n > + 
+         < / C o m p a n y M e t a d a t a > + 
+     < / B C R e p o r t I n f o r m a t i o n > + 
+     < L a b e l s > + 
+         < A b o u t T h e R e p o r t L a b e l > A b o u t T h e R e p o r t L a b e l < / A b o u t T h e R e p o r t L a b e l > + 
+         < A d j P r o f i t L C Y L a b e l > A d j P r o f i t L C Y L a b e l < / A d j P r o f i t L C Y L a b e l > + 
+         < A d j P r o f i t P c t L a b e l > A d j P r o f i t P c t L a b e l < / A d j P r o f i t P c t L a b e l > + 
+         < A m o u n t s I n L C Y L a b e l > A m o u n t s I n L C Y L a b e l < / A m o u n t s I n L C Y L a b e l > + 
+         < C o d e L a b e l > C o d e L a b e l < / C o d e L a b e l > + 
+         < C o m p a n y L a b e l > C o m p a n y L a b e l < / C o m p a n y L a b e l > + 
+         < D a t a R e t r i e v e d > D a t a R e t r i e v e d < / D a t a R e t r i e v e d > + 
+         < D o c u m e n t a t i o n L a b e l > D o c u m e n t a t i o n L a b e l < / D o c u m e n t a t i o n L a b e l > + 
+         < E n v i r o n m e n t L a b e l > E n v i r o n m e n t L a b e l < / E n v i r o n m e n t L a b e l > + 
+         < I n v D i s c A m o u n t L a b e l > I n v D i s c A m o u n t L a b e l < / I n v D i s c A m o u n t L a b e l > + 
+         < P a g e L a b e l > P a g e L a b e l < / P a g e L a b e l > + 
+         < P e r i o d C a p t i o n > P e r i o d C a p t i o n < / P e r i o d C a p t i o n > + 
+         < P m t D i s c G i v e n L a b e l > P m t D i s c G i v e n L a b e l < / P m t D i s c G i v e n L a b e l > + 
+         < P m t T o l e r a n c e L a b e l > P m t T o l e r a n c e L a b e l < / P m t T o l e r a n c e L a b e l > + 
+         < P r o f i t L C Y L a b e l > P r o f i t L C Y L a b e l < / P r o f i t L C Y L a b e l > + 
+         < P r o f i t P c t L a b e l > P r o f i t P c t L a b e l < / P r o f i t P c t L a b e l > + 
+         < R e p o r t L a b e l > R e p o r t L a b e l < / R e p o r t L a b e l > + 
+         < R e p o r t N a m e L a b e l > R e p o r t N a m e L a b e l < / R e p o r t N a m e L a b e l > + 
+         < R u n O n L a b e l > R u n O n L a b e l < / R u n O n L a b e l > + 
+         < S a l e s L C Y L a b e l > S a l e s L C Y L a b e l < / S a l e s L C Y L a b e l > + 
+         < S a l e s p e r s o n _ P u r c h a s e r _ C o d e C a p t i o n > S a l e s p e r s o n _ P u r c h a s e r _ C o d e C a p t i o n < / S a l e s p e r s o n _ P u r c h a s e r _ C o d e C a p t i o n > + 
+         < S a l e s p e r s o n S a l e s S t a t s A n a l y s i s > S a l e s p e r s o n S a l e s S t a t s A n a l y s i s < / S a l e s p e r s o n S a l e s S t a t s A n a l y s i s > + 
+         < S a l e s p e r s o n S a l e s S t a t s P r i n t > S a l e s p e r s o n S a l e s S t a t s P r i n t < / S a l e s p e r s o n S a l e s S t a t s P r i n t > + 
+         < T o t a l L a b e l > T o t a l L a b e l < / T o t a l L a b e l > + 
+         < U s e r L a b e l > U s e r L a b e l < / U s e r L a b e l > + 
+     < / L a b e l s > + 
+     < S a l e s p e r s o n _ P u r c h a s e r > + 
+         < A d j P r o f i t > A d j P r o f i t < / A d j P r o f i t > + 
+         < A d j P r o f i t P e r c e n t > A d j P r o f i t P e r c e n t < / A d j P r o f i t P e r c e n t > + 
+         < C O M P A N Y N A M E > C O M P A N Y N A M E < / C O M P A N Y N A M E > + 
+         < C u s t L e d g E n t r y F i l t e r > C u s t L e d g E n t r y F i l t e r < / C u s t L e d g E n t r y F i l t e r > + 
+         < C u s t _ _ L e d g e r _ E n t r y _ _ T A B L E C A P T I O N _ _ _ _ _ _ _ _ _ _ C u s t L e d g E n t r y F i l t e r > C u s t _ _ L e d g e r _ E n t r y _ _ T A B L E C A P T I O N _ _ _ _ _ _ _ _ _ _ C u s t L e d g E n t r y F i l t e r < / C u s t _ _ L e d g e r _ E n t r y _ _ T A B L E C A P T I O N _ _ _ _ _ _ _ _ _ _ C u s t L e d g E n t r y F i l t e r > + 
+         < C u s t _ _ L e d g e r _ E n t r y _ _ _ I n v _ _ D i s c o u n t _ _ L C Y _ _ > C u s t _ _ L e d g e r _ E n t r y _ _ _ I n v _ _ D i s c o u n t _ _ L C Y _ _ < / C u s t _ _ L e d g e r _ E n t r y _ _ _ I n v _ _ D i s c o u n t _ _ L C Y _ _ > + 
+         < C u s t _ _ L e d g e r _ E n t r y _ _ _ P m t _ _ D i s c _ _ G i v e n _ _ L C Y _ _ > C u s t _ _ L e d g e r _ E n t r y _ _ _ P m t _ _ D i s c _ _ G i v e n _ _ L C Y _ _ < / C u s t _ _ L e d g e r _ E n t r y _ _ _ P m t _ _ D i s c _ _ G i v e n _ _ L C Y _ _ > + 
+         < C u s t _ _ L e d g e r _ E n t r y _ _ _ P m t _ _ T o l e r a n c e _ _ L C Y _ _ > C u s t _ _ L e d g e r _ E n t r y _ _ _ P m t _ _ T o l e r a n c e _ _ L C Y _ _ < / C u s t _ _ L e d g e r _ E n t r y _ _ _ P m t _ _ T o l e r a n c e _ _ L C Y _ _ > + 
+         < C u s t _ _ L e d g e r _ E n t r y _ _ _ P r o f i t _ _ L C Y _ _ > C u s t _ _ L e d g e r _ E n t r y _ _ _ P r o f i t _ _ L C Y _ _ < / C u s t _ _ L e d g e r _ E n t r y _ _ _ P r o f i t _ _ L C Y _ _ > + 
+         < C u s t _ _ L e d g e r _ E n t r y _ _ _ S a l e s _ _ L C Y _ _ > C u s t _ _ L e d g e r _ E n t r y _ _ _ S a l e s _ _ L C Y _ _ < / C u s t _ _ L e d g e r _ E n t r y _ _ _ S a l e s _ _ L C Y _ _ > + 
+         < P r o f i t P e r c e n t > P r o f i t P e r c e n t < / P r o f i t P e r c e n t > + 
+         < S a l e s p e r s o n F i l t e r > S a l e s p e r s o n F i l t e r < / S a l e s p e r s o n F i l t e r > + 
+         < S a l e s p e r s o n _ P u r c h a s e r _ C o d e > S a l e s p e r s o n _ P u r c h a s e r _ C o d e < / S a l e s p e r s o n _ P u r c h a s e r _ C o d e > + 
+         < S a l e s p e r s o n _ P u r c h a s e r _ _ T A B L E C A P T I O N _ _ _ _ _ _ _ _ _ _ S a l e s p e r s o n F i l t e r > S a l e s p e r s o n _ P u r c h a s e r _ _ T A B L E C A P T I O N _ _ _ _ _ _ _ _ _ _ S a l e s p e r s o n F i l t e r < / S a l e s p e r s o n _ P u r c h a s e r _ _ T A B L E C A P T I O N _ _ _ _ _ _ _ _ _ _ S a l e s p e r s o n F i l t e r > + 
+         < S T R S U B S T N O _ T e x t 0 0 0 _ P e r i o d T e x t _ > S T R S U B S T N O _ T e x t 0 0 0 _ P e r i o d T e x t _ < / S T R S U B S T N O _ T e x t 0 0 0 _ P e r i o d T e x t _ > + 
+     < / S a l e s p e r s o n _ P u r c h a s e r > + 
+     < C u s t _ L e d g e r _ E n t r y   / > + 
+     < T o t a l s > + 
+         < T o t a l s _ A d j P r o f i t > T o t a l s _ A d j P r o f i t < / T o t a l s _ A d j P r o f i t > + 
+         < T o t a l s _ A d j P r o f i t P c t > T o t a l s _ A d j P r o f i t P c t < / T o t a l s _ A d j P r o f i t P c t > + 
+         < T o t a l s _ I n v D i s c A m o u n t > T o t a l s _ I n v D i s c A m o u n t < / T o t a l s _ I n v D i s c A m o u n t > + 
+         < T o t a l s _ P m t D i s c G i v e n > T o t a l s _ P m t D i s c G i v e n < / T o t a l s _ P m t D i s c G i v e n > + 
+         < T o t a l s _ P m t T o l e r a n c e > T o t a l s _ P m t T o l e r a n c e < / T o t a l s _ P m t T o l e r a n c e > + 
+         < T o t a l s _ P r o f i t > T o t a l s _ P r o f i t < / T o t a l s _ P r o f i t > + 
+         < T o t a l s _ P r o f i t P c t > T o t a l s _ P r o f i t P c t < / T o t a l s _ P r o f i t P c t > + 
+         < T o t a l s _ S a l e s > T o t a l s _ S a l e s < / T o t a l s _ S a l e s > + 
+     < / T o t a l s > + 
+ < / N a v W o r d R e p o r t X m l P a r t > 
+</file>
+
+<file path=customXml/item4.xml>��< ? x m l   v e r s i o n = " 1 . 0 "   e n c o d i n g = " u t f - 1 6 " ? > + 
+ < N a v W o r d R e p o r t X m l P a r t   x m l n s = " u r n : m i c r o s o f t - d y n a m i c s - b u s i n e s s c e n t r a l / i n t e r n a l / e x t e n d e d / r e p o r t s / S a l e s p e r s o n _ S a l e s _ S t a t i s t i c s / 1 1 4 / " > + 
+     < B C R e p o r t I n f o r m a t i o n > + 
+         < R e p o r t M e t a d a t a > + 
+             < E x t e n s i o n I d > E x t e n s i o n   I D < / E x t e n s i o n I d > + 
+             < E x t e n s i o n N a m e > E x t e n s i o n   N a m e < / E x t e n s i o n N a m e > + 
+             < E x t e n s i o n P u b l i s h e r > E x t e n s i o n   P u b l i s h e r < / E x t e n s i o n P u b l i s h e r > + 
+             < E x t e n s i o n V e r s i o n > E x t e n s i o n   V e r s i o n < / E x t e n s i o n V e r s i o n > + 
+             < R e p o r t I d > R e p o r t   I D < / R e p o r t I d > + 
+             < R e p o r t N a m e > R e p o r t   N a m e < / R e p o r t N a m e > + 
+             < R e p o r t C a p t i o n > R e p o r t   C a p t i o n < / R e p o r t C a p t i o n > + 
+             < A b o u t T h i s R e p o r t T i t l e > A b o u t   T h i s   R e p o r t   T i t l e < / A b o u t T h i s R e p o r t T i t l e > + 
+             < A b o u t T h i s R e p o r t T e x t > A b o u t   T h i s   R e p o r t   T e x t < / A b o u t T h i s R e p o r t T e x t > + 
+             < R e p o r t H e l p L i n k > R e p o r t   H e l p   L i n k < / R e p o r t H e l p L i n k > + 
+         < / R e p o r t M e t a d a t a > + 
+         < R e p o r t R e q u e s t > + 
+             < T e n a n t E n t r a I d > T e n a n t   E n t r a   I d < / T e n a n t E n t r a I d > + 
+             < E n v i r o n m e n t N a m e > E n v i r o n m e n t   N a m e < / E n v i r o n m e n t N a m e > + 
+             < E n v i r o n m e n t T y p e > E n v i r o n m e n t   T y p e < / E n v i r o n m e n t T y p e > + 
+             < C o m p a n y N a m e > C o m p a n y   N a m e < / C o m p a n y N a m e > + 
+             < C o m p a n y D i s p l a y N a m e > C o m p a n y   D i s p l a y   N a m e < / C o m p a n y D i s p l a y N a m e > + 
+             < C o m p a n y I d > C o m p a n y   I D < / C o m p a n y I d > + 
+             < U s e r N a m e > U s e r   N a m e < / U s e r N a m e > + 
+             < D a t e A n d T i m e > D a t e   a n d   T i m e < / D a t e A n d T i m e > + 
+             < L a n g u a g e > L a n g u a g e < / L a n g u a g e > + 
+             < F o r m a t R e g i o n > F o r m a t   R e g i o n < / F o r m a t R e g i o n > + 
+             < D a t e T i m e V a l u e s > + 
+                 < Y e a r > Y e a r < / Y e a r > + 
+                 < M o n t h N u m b e r > M o n t h   N u m b e r < / M o n t h N u m b e r > + 
+                 < D a y N u m b e r > D a y   N u m b e r < / D a y N u m b e r > + 
+                 < H o u r > H o u r < / H o u r > + 
+                 < M i n u t e > M i n u t e < / M i n u t e > + 
+             < / D a t e T i m e V a l u e s > + 
+         < / R e p o r t R e q u e s t > + 
+         < C o m p a n y M e t a d a t a > + 
+             < C o m p a n y N a m e > C o m p a n y   N a m e < / C o m p a n y N a m e > + 
+             < C o m p a n y D i s p l a y N a m e > C o m p a n y   D i s p l a y   N a m e < / C o m p a n y D i s p l a y N a m e > + 
+             < C o m p a n y A d d r e s s L i n e s > + 
+                 < C o m p a n y A d d r e s s L i n e 1 > C o m p a n y   A d d r e s s   L i n e   1 < / C o m p a n y A d d r e s s L i n e 1 > + 
+                 < C o m p a n y A d d r e s s L i n e 2 > C o m p a n y   A d d r e s s   L i n e   2 < / C o m p a n y A d d r e s s L i n e 2 > + 
+                 < C o m p a n y A d d r e s s L i n e 3 > C o m p a n y   A d d r e s s   L i n e   3 < / C o m p a n y A d d r e s s L i n e 3 > + 
+                 < C o m p a n y A d d r e s s L i n e 4 > C o m p a n y   A d d r e s s   L i n e   4 < / C o m p a n y A d d r e s s L i n e 4 > + 
+                 < C o m p a n y A d d r e s s L i n e 5 > C o m p a n y   A d d r e s s   L i n e   5 < / C o m p a n y A d d r e s s L i n e 5 > + 
+                 < C o m p a n y A d d r e s s L i n e 6 > C o m p a n y   A d d r e s s   L i n e   6 < / C o m p a n y A d d r e s s L i n e 6 > + 
+                 < C o m p a n y A d d r e s s L i n e 7 > C o m p a n y   A d d r e s s   L i n e   7 < / C o m p a n y A d d r e s s L i n e 7 > + 
+                 < C o m p a n y A d d r e s s L i n e 8 > C o m p a n y   A d d r e s s   L i n e   8 < / C o m p a n y A d d r e s s L i n e 8 > + 
+             < / C o m p a n y A d d r e s s L i n e s > + 
+             < C o m p a n y P h o n e > C o m p a n y   P h o n e < / C o m p a n y P h o n e > + 
+             < C o m p a n y P h o n e C a p t i o n > C o m p a n y   P h o n e   C a p t i o n < / C o m p a n y P h o n e C a p t i o n > + 
+             < C o m p a n y F a x N o > C o m p a n y   F a x   N o . < / C o m p a n y F a x N o > + 
+             < C o m p a n y F a x N o C a p t i o n > C o m p a n y   F a x   N o .   C a p t i o n < / C o m p a n y F a x N o C a p t i o n > + 
+             < C o m p a n y E m a i l > C o m p a n y   E m a i l < / C o m p a n y E m a i l > + 
+             < C o m p a n y E m a i l C a p t i o n > C o m p a n y   E m a i l   C a p t i o n < / C o m p a n y E m a i l C a p t i o n > + 
+             < C o m p a n y H o m e P a g e > C o m p a n y   H o m e   P a g e < / C o m p a n y H o m e P a g e > + 
+             < C o m p a n y H o m e P a g e C a p t i o n > C o m p a n y   H o m e   P a g e   C a p t i o n < / C o m p a n y H o m e P a g e C a p t i o n > + 
+             < C o m p a n y L o g o > C o m p a n y   L o g o < / C o m p a n y L o g o > + 
+             < C o m p a n y V A T R e g i s t r a t i o n N o > C o m p a n y   V A T   R e g i s t r a t i o n   N o . < / C o m p a n y V A T R e g i s t r a t i o n N o > + 
+             < C o m p a n y V A T R e g i s t r a t i o n N o C a p t i o n > C o m p a n y   V A T   R e g i s t r a t i o n   N o .   C a p t i o n < / C o m p a n y V A T R e g i s t r a t i o n N o C a p t i o n > + 
+             < C o m p a n y R e g i s t r a t i o n N o > C o m p a n y   R e g i s t r a t i o n   N o . < / C o m p a n y R e g i s t r a t i o n N o > + 
+             < C o m p a n y R e g i s t r a t i o n N o C a p t i o n > C o m p a n y   R e g i s t r a t i o n   N o .   C a p t i o n < / C o m p a n y R e g i s t r a t i o n N o C a p t i o n > + 
+             < C o m p a n y B a n k N a m e > C o m p a n y   B a n k   N a m e < / C o m p a n y B a n k N a m e > + 
+             < C o m p a n y B a n k N a m e C a p t i o n > C o m p a n y   B a n k   N a m e   C a p t i o n < / C o m p a n y B a n k N a m e C a p t i o n > + 
+             < C o m p a n y B a n k A c c o u n t N o > C o m p a n y   B a n k   A c c o u n t   N o . < / C o m p a n y B a n k A c c o u n t N o > + 
+             < C o m p a n y B a n k A c c o u n t N o C a p t i o n > C o m p a n y   B a n k   A c c o u n t   N o .   C a p t i o n < / C o m p a n y B a n k A c c o u n t N o C a p t i o n > + 
+             < C o m p a n y B a n k B r a n c h N o > C o m p a n y   B a n k   B r a n c h   N o . < / C o m p a n y B a n k B r a n c h N o > + 
+             < C o m p a n y B a n k B r a n c h N o C a p t i o n > C o m p a n y   B a n k   B r a n c h   N o .   C a p t i o n < / C o m p a n y B a n k B r a n c h N o C a p t i o n > + 
+             < C o m p a n y I B A N > C o m p a n y   I B A N < / C o m p a n y I B A N > + 
+             < C o m p a n y I B A N C a p t i o n > C o m p a n y   I B A N   C a p t i o n < / C o m p a n y I B A N C a p t i o n > + 
+             < C o m p a n y B a n k S W I F T > C o m p a n y   B a n k   S W I F T < / C o m p a n y B a n k S W I F T > + 
+             < C o m p a n y B a n k S W I F T C a p t i o n > C o m p a n y   B a n k   S W I F T   C a p t i o n < / C o m p a n y B a n k S W I F T C a p t i o n > + 
+             < C o m p a n y G i r o N o > C o m p a n y   G i r o   N o . < / C o m p a n y G i r o N o > + 
+             < C o m p a n y G i r o N o C a p t i o n > C o m p a n y   G i r o   N o .   C a p t i o n < / C o m p a n y G i r o N o C a p t i o n > + 
+         < / C o m p a n y M e t a d a t a > + 
+     < / B C R e p o r t I n f o r m a t i o n > + 
+     < L a b e l s > + 
+         < A b o u t T h e R e p o r t L a b e l   E l e m e n t T y p e = " P a r a m e t e r "   E l e m e n t I d = " 1 6 7 7 9 2 0 0 1 "   D a t a T y p e = " S t r i n g " > A b o u t T h e R e p o r t L a b e l < / A b o u t T h e R e p o r t L a b e l > + 
+         < A d j P r o f i t L C Y L a b e l   E l e m e n t T y p e = " P a r a m e t e r "   E l e m e n t I d = " 6 9 3 6 9 2 5 5 6 "   D a t a T y p e = " S t r i n g " > A d j P r o f i t L C Y L a b e l < / A d j P r o f i t L C Y L a b e l > + 
+         < A d j P r o f i t P c t L a b e l   E l e m e n t T y p e = " P a r a m e t e r "   E l e m e n t I d = " 1 3 7 2 4 3 1 1 0 9 "   D a t a T y p e = " S t r i n g " > A d j P r o f i t P c t L a b e l < / A d j P r o f i t P c t L a b e l > + 
+         < A m o u n t s I n L C Y L a b e l   E l e m e n t T y p e = " P a r a m e t e r "   E l e m e n t I d = " 3 0 8 7 3 3 2 2 7 "   D a t a T y p e = " S t r i n g " > A m o u n t s I n L C Y L a b e l < / A m o u n t s I n L C Y L a b e l > + 
+         < C o d e L a b e l   E l e m e n t T y p e = " P a r a m e t e r "   E l e m e n t I d = " 1 3 8 4 6 0 1 4 8 6 "   D a t a T y p e = " S t r i n g " > C o d e L a b e l < / C o d e L a b e l > + 
+         < C o m p a n y L a b e l   E l e m e n t T y p e = " P a r a m e t e r "   E l e m e n t I d = " 3 4 6 7 6 0 3 4 8 "   D a t a T y p e = " S t r i n g " > C o m p a n y L a b e l < / C o m p a n y L a b e l > + 
+         < D a t a R e t r i e v e d   E l e m e n t T y p e = " P a r a m e t e r "   E l e m e n t I d = " 2 9 1 9 1 1 8 0 7 "   D a t a T y p e = " S t r i n g " > D a t a R e t r i e v e d < / D a t a R e t r i e v e d > + 
+         < D o c u m e n t a t i o n L a b e l   E l e m e n t T y p e = " P a r a m e t e r "   E l e m e n t I d = " 1 7 3 8 9 2 4 8 1 5 "   D a t a T y p e = " S t r i n g " > D o c u m e n t a t i o n L a b e l < / D o c u m e n t a t i o n L a b e l > + 
+         < E n v i r o n m e n t L a b e l   E l e m e n t T y p e = " P a r a m e t e r "   E l e m e n t I d = " 8 1 8 8 1 6 5 9 0 "   D a t a T y p e = " S t r i n g " > E n v i r o n m e n t L a b e l < / E n v i r o n m e n t L a b e l > + 
+         < I n v D i s c A m o u n t L a b e l   E l e m e n t T y p e = " P a r a m e t e r "   E l e m e n t I d = " 9 3 7 8 2 5 4 1 9 "   D a t a T y p e = " S t r i n g " > I n v D i s c A m o u n t L a b e l < / I n v D i s c A m o u n t L a b e l > + 
+         < P a g e L a b e l   E l e m e n t T y p e = " P a r a m e t e r "   E l e m e n t I d = " 1 8 8 0 8 2 7 5 0 4 "   D a t a T y p e = " S t r i n g " > P a g e L a b e l < / P a g e L a b e l > + 
+         < P e r i o d C a p t i o n   E l e m e n t T y p e = " P a r a m e t e r "   E l e m e n t I d = " 1 4 7 8 2 5 3 4 2 2 "   D a t a T y p e = " S t r i n g " > P e r i o d C a p t i o n < / P e r i o d C a p t i o n > + 
+         < P m t D i s c G i v e n L a b e l   E l e m e n t T y p e = " P a r a m e t e r "   E l e m e n t I d = " 1 4 6 7 4 7 5 8 6 8 "   D a t a T y p e = " S t r i n g " > P m t D i s c G i v e n L a b e l < / P m t D i s c G i v e n L a b e l > + 
+         < P m t T o l e r a n c e L a b e l   E l e m e n t T y p e = " P a r a m e t e r "   E l e m e n t I d = " 1 3 4 3 2 4 4 6 1 3 "   D a t a T y p e = " S t r i n g " > P m t T o l e r a n c e L a b e l < / P m t T o l e r a n c e L a b e l > + 
+         < P r o f i t L C Y L a b e l   E l e m e n t T y p e = " P a r a m e t e r "   E l e m e n t I d = " 1 0 0 4 4 3 6 2 6 1 "   D a t a T y p e = " S t r i n g " > P r o f i t L C Y L a b e l < / P r o f i t L C Y L a b e l > + 
+         < P r o f i t P c t L a b e l   E l e m e n t T y p e = " P a r a m e t e r "   E l e m e n t I d = " 1 8 1 8 8 2 4 5 4 "   D a t a T y p e = " S t r i n g " > P r o f i t P c t L a b e l < / P r o f i t P c t L a b e l > + 
+         < R e p o r t L a b e l   E l e m e n t T y p e = " P a r a m e t e r "   E l e m e n t I d = " 6 7 9 5 8 1 0 5 1 "   D a t a T y p e = " S t r i n g " > R e p o r t L a b e l < / R e p o r t L a b e l > + 
+         < R e p o r t N a m e L a b e l   E l e m e n t T y p e = " P a r a m e t e r "   E l e m e n t I d = " 1 0 2 2 2 9 2 9 8 2 "   D a t a T y p e = " S t r i n g " > R e p o r t N a m e L a b e l < / R e p o r t N a m e L a b e l > + 
+         < R u n O n L a b e l   E l e m e n t T y p e = " P a r a m e t e r "   E l e m e n t I d = " 1 1 1 9 0 3 7 5 9 5 "   D a t a T y p e = " S t r i n g " > R u n O n L a b e l < / R u n O n L a b e l > + 
+         < S a l e s L C Y L a b e l   E l e m e n t T y p e = " P a r a m e t e r "   E l e m e n t I d = " 4 4 6 4 9 9 1 3 9 "   D a t a T y p e = " S t r i n g " > S a l e s L C Y L a b e l < / S a l e s L C Y L a b e l > + 
+         < S a l e s p e r s o n _ P u r c h a s e r _ C o d e C a p t i o n   E l e m e n t T y p e = " P a r a m e t e r "   E l e m e n t I d = " 1 3 8 8 0 3 1 6 5 2 "   D a t a T y p e = " S t r i n g " > S a l e s p e r s o n _ P u r c h a s e r _ C o d e C a p t i o n < / S a l e s p e r s o n _ P u r c h a s e r _ C o d e C a p t i o n > + 
+         < S a l e s p e r s o n S a l e s S t a t s A n a l y s i s   E l e m e n t T y p e = " P a r a m e t e r "   E l e m e n t I d = " 1 0 1 3 0 9 8 0 9 3 "   D a t a T y p e = " S t r i n g " > S a l e s p e r s o n S a l e s S t a t s A n a l y s i s < / S a l e s p e r s o n S a l e s S t a t s A n a l y s i s > + 
+         < S a l e s p e r s o n S a l e s S t a t s P r i n t   E l e m e n t T y p e = " P a r a m e t e r "   E l e m e n t I d = " 1 4 7 0 3 3 1 6 8 "   D a t a T y p e = " S t r i n g " > S a l e s p e r s o n S a l e s S t a t s P r i n t < / S a l e s p e r s o n S a l e s S t a t s P r i n t > + 
+         < T o t a l L a b e l   E l e m e n t T y p e = " P a r a m e t e r "   E l e m e n t I d = " 2 1 0 2 1 4 6 0 4 9 "   D a t a T y p e = " S t r i n g " > T o t a l L a b e l < / T o t a l L a b e l > + 
+         < U s e r L a b e l   E l e m e n t T y p e = " P a r a m e t e r "   E l e m e n t I d = " 8 4 8 8 1 6 7 9 4 "   D a t a T y p e = " S t r i n g " > U s e r L a b e l < / U s e r L a b e l > + 
+     < / L a b e l s > + 
+     < T o o l t i p s > + 
+         < T o o l t i p   c o l u m n = " S a l e s p e r s o n _ P u r c h a s e r _ C o d e "   E l e m e n t I d = " 1 3 8 8 0 3 1 6 5 2 " > + 
+             < T o o l t i p T e x t   l a n g = " e n - U S " > S p e c i f i e s   a   c o d e   f o r   t h e   s a l e s p e r s o n   o r   p u r c h a s e r . < / T o o l t i p T e x t > + 
+         < / T o o l t i p > + 
+     < / T o o l t i p s > + 
+     < S a l e s p e r s o n _ P u r c h a s e r   E l e m e n t T y p e = " D a t a I t e m "   E l e m e n t I d = " 7 1 5 0 0 7 1 9 8 " > + 
+         < A d j P r o f i t   E l e m e n t T y p e = " C o l u m n "   E l e m e n t I d = " 6 6 6 3 9 3 8 5 2 "   D a t a T y p e = " D e c i m a l " > A d j P r o f i t < / A d j P r o f i t > + 
+         < A d j P r o f i t P e r c e n t   E l e m e n t T y p e = " C o l u m n "   E l e m e n t I d = " 2 1 8 8 9 1 2 7 9 "   D a t a T y p e = " D e c i m a l " > A d j P r o f i t P e r c e n t < / A d j P r o f i t P e r c e n t > + 
+         < C O M P A N Y N A M E   E l e m e n t T y p e = " C o l u m n "   E l e m e n t I d = " 1 7 5 3 0 1 5 1 5 5 "   D a t a T y p e = " S t r i n g "   O b s o l e t e S t a t e = " P e n d i n g " > C O M P A N Y N A M E < / C O M P A N Y N A M E > + 
+         < C u s t L e d g E n t r y F i l t e r   E l e m e n t T y p e = " C o l u m n "   E l e m e n t I d = " 1 1 7 3 5 3 2 6 6 6 "   D a t a T y p e = " T e x t "   O b s o l e t e S t a t e = " P e n d i n g " > C u s t L e d g E n t r y F i l t e r < / C u s t L e d g E n t r y F i l t e r > + 
+         < C u s t _ _ L e d g e r _ E n t r y _ _ T A B L E C A P T I O N _ _ _ _ _ _ _ _ _ _ C u s t L e d g E n t r y F i l t e r   E l e m e n t T y p e = " C o l u m n "   E l e m e n t I d = " 7 1 0 6 3 3 9 1 7 "   D a t a T y p e = " T e x t " > C u s t _ _ L e d g e r _ E n t r y _ _ T A B L E C A P T I O N _ _ _ _ _ _ _ _ _ _ C u s t L e d g E n t r y F i l t e r < / C u s t _ _ L e d g e r _ E n t r y _ _ T A B L E C A P T I O N _ _ _ _ _ _ _ _ _ _ C u s t L e d g E n t r y F i l t e r > + 
+         < C u s t _ _ L e d g e r _ E n t r y _ _ _ I n v _ _ D i s c o u n t _ _ L C Y _ _   E l e m e n t T y p e = " C o l u m n "   E l e m e n t I d = " 1 9 8 9 3 9 0 8 5 5 "   D a t a T y p e = " D e c i m a l " > C u s t _ _ L e d g e r _ E n t r y _ _ _ I n v _ _ D i s c o u n t _ _ L C Y _ _ < / C u s t _ _ L e d g e r _ E n t r y _ _ _ I n v _ _ D i s c o u n t _ _ L C Y _ _ > + 
+         < C u s t _ _ L e d g e r _ E n t r y _ _ _ P m t _ _ D i s c _ _ G i v e n _ _ L C Y _ _   E l e m e n t T y p e = " C o l u m n "   E l e m e n t I d = " 1 8 6 0 9 5 7 6 0 4 "   D a t a T y p e = " D e c i m a l " > C u s t _ _ L e d g e r _ E n t r y _ _ _ P m t _ _ D i s c _ _ G i v e n _ _ L C Y _ _ < / C u s t _ _ L e d g e r _ E n t r y _ _ _ P m t _ _ D i s c _ _ G i v e n _ _ L C Y _ _ > + 
+         < C u s t _ _ L e d g e r _ E n t r y _ _ _ P m t _ _ T o l e r a n c e _ _ L C Y _ _   E l e m e n t T y p e = " C o l u m n "   E l e m e n t I d = " 8 8 4 5 6 3 2 3 "   D a t a T y p e = " D e c i m a l " > C u s t _ _ L e d g e r _ E n t r y _ _ _ P m t _ _ T o l e r a n c e _ _ L C Y _ _ < / C u s t _ _ L e d g e r _ E n t r y _ _ _ P m t _ _ T o l e r a n c e _ _ L C Y _ _ > + 
+         < C u s t _ _ L e d g e r _ E n t r y _ _ _ P r o f i t _ _ L C Y _ _   E l e m e n t T y p e = " C o l u m n "   E l e m e n t I d = " 1 6 1 5 1 3 7 4 4 3 "   D a t a T y p e = " D e c i m a l " > C u s t _ _ L e d g e r _ E n t r y _ _ _ P r o f i t _ _ L C Y _ _ < / C u s t _ _ L e d g e r _ E n t r y _ _ _ P r o f i t _ _ L C Y _ _ > + 
+         < C u s t _ _ L e d g e r _ E n t r y _ _ _ S a l e s _ _ L C Y _ _   E l e m e n t T y p e = " C o l u m n "   E l e m e n t I d = " 3 4 8 7 9 4 9 4 9 "   D a t a T y p e = " D e c i m a l " > C u s t _ _ L e d g e r _ E n t r y _ _ _ S a l e s _ _ L C Y _ _ < / C u s t _ _ L e d g e r _ E n t r y _ _ _ S a l e s _ _ L C Y _ _ > + 
+         < P r o f i t P e r c e n t   E l e m e n t T y p e = " C o l u m n "   E l e m e n t I d = " 1 3 1 4 9 7 7 4 6 4 "   D a t a T y p e = " D e c i m a l " > P r o f i t P e r c e n t < / P r o f i t P e r c e n t > + 
+         < S a l e s p e r s o n F i l t e r   E l e m e n t T y p e = " C o l u m n "   E l e m e n t I d = " 1 2 4 2 2 8 3 2 5 6 "   D a t a T y p e = " T e x t "   O b s o l e t e S t a t e = " P e n d i n g " > S a l e s p e r s o n F i l t e r < / S a l e s p e r s o n F i l t e r > + 
+         < S a l e s p e r s o n _ P u r c h a s e r _ C o d e   E l e m e n t T y p e = " C o l u m n "   E l e m e n t I d = " 1 3 8 8 0 3 1 6 5 2 "   D a t a T y p e = " C o d e " > S a l e s p e r s o n _ P u r c h a s e r _ C o d e < / S a l e s p e r s o n _ P u r c h a s e r _ C o d e > + 
+         < S a l e s p e r s o n _ P u r c h a s e r _ _ T A B L E C A P T I O N _ _ _ _ _ _ _ _ _ _ S a l e s p e r s o n F i l t e r   E l e m e n t T y p e = " C o l u m n "   E l e m e n t I d = " 1 0 1 6 0 4 1 6 9 9 "   D a t a T y p e = " T e x t " > S a l e s p e r s o n _ P u r c h a s e r _ _ T A B L E C A P T I O N _ _ _ _ _ _ _ _ _ _ S a l e s p e r s o n F i l t e r < / S a l e s p e r s o n _ P u r c h a s e r _ _ T A B L E C A P T I O N _ _ _ _ _ _ _ _ _ _ S a l e s p e r s o n F i l t e r > + 
+         < S T R S U B S T N O _ T e x t 0 0 0 _ P e r i o d T e x t _   E l e m e n t T y p e = " C o l u m n "   E l e m e n t I d = " 7 2 2 9 9 1 7 0 4 "   D a t a T y p e = " S t r i n g " > S T R S U B S T N O _ T e x t 0 0 0 _ P e r i o d T e x t _ < / S T R S U B S T N O _ T e x t 0 0 0 _ P e r i o d T e x t _ > + 
+     < / S a l e s p e r s o n _ P u r c h a s e r > + 
+     < C u s t _ L e d g e r _ E n t r y   E l e m e n t T y p e = " D a t a I t e m "   E l e m e n t I d = " 1 6 3 9 1 4 6 4 4 5 "   / > + 
+     < T o t a l s   E l e m e n t T y p e = " D a t a I t e m "   E l e m e n t I d = " 1 8 2 3 9 5 0 0 4 4 " > + 
+         < T o t a l s _ A d j P r o f i t   E l e m e n t T y p e = " C o l u m n "   E l e m e n t I d = " 1 9 0 9 5 0 1 3 6 2 "   D a t a T y p e = " D e c i m a l " > T o t a l s _ A d j P r o f i t < / T o t a l s _ A d j P r o f i t > + 
+         < T o t a l s _ A d j P r o f i t P c t   E l e m e n t T y p e = " C o l u m n "   E l e m e n t I d = " 3 1 3 1 7 1 4 3 5 "   D a t a T y p e = " D e c i m a l " > T o t a l s _ A d j P r o f i t P c t < / T o t a l s _ A d j P r o f i t P c t > + 
+         < T o t a l s _ I n v D i s c A m o u n t   E l e m e n t T y p e = " C o l u m n "   E l e m e n t I d = " 7 2 5 8 5 0 7 "   D a t a T y p e = " D e c i m a l " > T o t a l s _ I n v D i s c A m o u n t < / T o t a l s _ I n v D i s c A m o u n t > + 
+         < T o t a l s _ P m t D i s c G i v e n   E l e m e n t T y p e = " C o l u m n "   E l e m e n t I d = " 8 3 6 1 4 3 8 6 8 "   D a t a T y p e = " D e c i m a l " > T o t a l s _ P m t D i s c G i v e n < / T o t a l s _ P m t D i s c G i v e n > + 
+         < T o t a l s _ P m t T o l e r a n c e   E l e m e n t T y p e = " C o l u m n "   E l e m e n t I d = " 1 9 0 2 7 0 1 8 9 9 "   D a t a T y p e = " D e c i m a l " > T o t a l s _ P m t T o l e r a n c e < / T o t a l s _ P m t T o l e r a n c e > + 
+         < T o t a l s _ P r o f i t   E l e m e n t T y p e = " C o l u m n "   E l e m e n t I d = " 6 4 6 2 9 5 2 1 9 "   D a t a T y p e = " D e c i m a l " > T o t a l s _ P r o f i t < / T o t a l s _ P r o f i t > + 
+         < T o t a l s _ P r o f i t P c t   E l e m e n t T y p e = " C o l u m n "   E l e m e n t I d = " 2 2 3 4 7 8 0 9 8 "   D a t a T y p e = " D e c i m a l " > T o t a l s _ P r o f i t P c t < / T o t a l s _ P r o f i t P c t > + 
+         < T o t a l s _ S a l e s   E l e m e n t T y p e = " C o l u m n "   E l e m e n t I d = " 1 3 9 9 9 8 5 1 0 9 "   D a t a T y p e = " D e c i m a l " > T o t a l s _ S a l e s < / T o t a l s _ S a l e s > + 
+     < / T o t a l s > + 
+ < / N a v W o r d R e p o r t X m l P a r t > 
 </file>
 
 <file path=customXml/itemProps1.xml><?xml version="1.0" encoding="utf-8"?>
